--- a/Project/Project_report.docx
+++ b/Project/Project_report.docx
@@ -479,25 +479,7 @@
           <w:szCs w:val="24"/>
           <w14:ligatures w14:val="none"/>
         </w:rPr>
-        <w:t xml:space="preserve"> refers to the use of command-line interfaces and scripting environments to execute commands, automate tasks, and potentially carry out malicious operations within a target system. T1059 is a commonly leveraged technique in </w:t>
-      </w:r>
-      <w:r>
-        <w:rPr>
-          <w:rFonts w:asciiTheme="majorBidi" w:eastAsia="Times New Roman" w:hAnsiTheme="majorBidi" w:cstheme="majorBidi"/>
-          <w:sz w:val="24"/>
-          <w:szCs w:val="24"/>
-          <w14:ligatures w14:val="none"/>
-        </w:rPr>
-        <w:t>cyber-attacks</w:t>
-      </w:r>
-      <w:r>
-        <w:rPr>
-          <w:rFonts w:asciiTheme="majorBidi" w:eastAsia="Times New Roman" w:hAnsiTheme="majorBidi" w:cstheme="majorBidi"/>
-          <w:sz w:val="24"/>
-          <w:szCs w:val="24"/>
-          <w14:ligatures w14:val="none"/>
-        </w:rPr>
-        <w:t xml:space="preserve"> because it allows adversaries to execute arbitrary code, move laterally, and manipulate system processes without relying on traditional malware binaries, thereby increasing stealth and persistence.</w:t>
+        <w:t xml:space="preserve"> refers to the use of command-line interfaces and scripting environments to execute commands, automate tasks, and potentially carry out malicious operations within a target system. T1059 is a commonly leveraged technique in cyber-attacks because it allows adversaries to execute arbitrary code, move laterally, and manipulate system processes without relying on traditional malware binaries, thereby increasing stealth and persistence.</w:t>
       </w:r>
     </w:p>
     <w:p>
@@ -797,44 +779,116 @@
           <w:sz w:val="24"/>
           <w:szCs w:val="24"/>
         </w:rPr>
-        <w:t xml:space="preserve">The synthetic data creation process models </w:t>
-      </w:r>
-      <w:r>
-        <w:rPr>
-          <w:rFonts w:asciiTheme="majorBidi" w:hAnsiTheme="majorBidi" w:cstheme="majorBidi"/>
-          <w:b/>
-          <w:bCs/>
-          <w:sz w:val="24"/>
-          <w:szCs w:val="24"/>
-        </w:rPr>
-        <w:t>parent-child process relationships</w:t>
-      </w:r>
-      <w:r>
-        <w:rPr>
-          <w:rFonts w:asciiTheme="majorBidi" w:hAnsiTheme="majorBidi" w:cstheme="majorBidi"/>
-          <w:sz w:val="24"/>
-          <w:szCs w:val="24"/>
-        </w:rPr>
-        <w:t xml:space="preserve"> using probabilistic matrices (PARENT_CHILD_MATRIX) for three distinct enterprise profiles (A, B, and C). Each parent process, such as explorer.exe, cmd.exe, or powershell.exe, has a defined probability distribution over possible child processes, reflecting realistic command execution hierarchies observed in enterprise systems. The generation mechanism ensures that common process spawning behaviors are captured while allowing low-probability anomalous sequences.</w:t>
-      </w:r>
-    </w:p>
-    <w:p>
-      <w:pPr>
-        <w:bidi w:val="0"/>
-        <w:rPr>
-          <w:rFonts w:asciiTheme="majorBidi" w:hAnsiTheme="majorBidi" w:cstheme="majorBidi"/>
-          <w:sz w:val="24"/>
-          <w:szCs w:val="24"/>
-        </w:rPr>
-      </w:pPr>
-      <w:r>
-        <w:rPr>
-          <w:rFonts w:asciiTheme="majorBidi" w:hAnsiTheme="majorBidi" w:cstheme="majorBidi"/>
-          <w:sz w:val="24"/>
-          <w:szCs w:val="24"/>
-        </w:rPr>
-        <w:t xml:space="preserve">Additionally, </w:t>
-      </w:r>
+        <w:t>Enterprise Profiles</w:t>
+      </w:r>
+      <w:r>
+        <w:rPr>
+          <w:rFonts w:asciiTheme="majorBidi" w:hAnsiTheme="majorBidi" w:cstheme="majorBidi"/>
+          <w:sz w:val="24"/>
+          <w:szCs w:val="24"/>
+        </w:rPr>
+        <w:t>:</w:t>
+      </w:r>
+    </w:p>
+    <w:p>
+      <w:pPr>
+        <w:numPr>
+          <w:ilvl w:val="0"/>
+          <w:numId w:val="53"/>
+        </w:numPr>
+        <w:bidi w:val="0"/>
+        <w:rPr>
+          <w:rFonts w:asciiTheme="majorBidi" w:hAnsiTheme="majorBidi" w:cstheme="majorBidi"/>
+          <w:sz w:val="24"/>
+          <w:szCs w:val="24"/>
+        </w:rPr>
+      </w:pPr>
+      <w:r>
+        <w:rPr>
+          <w:rFonts w:asciiTheme="majorBidi" w:hAnsiTheme="majorBidi" w:cstheme="majorBidi"/>
+          <w:b/>
+          <w:bCs/>
+          <w:sz w:val="24"/>
+          <w:szCs w:val="24"/>
+        </w:rPr>
+        <w:t>Enterprise A – Small Office Scenario</w:t>
+      </w:r>
+      <w:r>
+        <w:rPr>
+          <w:rFonts w:asciiTheme="majorBidi" w:hAnsiTheme="majorBidi" w:cstheme="majorBidi"/>
+          <w:sz w:val="24"/>
+          <w:szCs w:val="24"/>
+        </w:rPr>
+        <w:br/>
+        <w:t>This enterprise simulates a small office environment with a limited number of users and predictable working hours. Daily operations are mostly routine, with few variations in command usage.</w:t>
+      </w:r>
+      <w:r>
+        <w:rPr>
+          <w:rFonts w:asciiTheme="majorBidi" w:hAnsiTheme="majorBidi" w:cstheme="majorBidi"/>
+          <w:sz w:val="24"/>
+          <w:szCs w:val="24"/>
+        </w:rPr>
+        <w:br/>
+        <w:t>Implications for synthetic data generation:</w:t>
+      </w:r>
+    </w:p>
+    <w:p>
+      <w:pPr>
+        <w:numPr>
+          <w:ilvl w:val="1"/>
+          <w:numId w:val="53"/>
+        </w:numPr>
+        <w:bidi w:val="0"/>
+        <w:rPr>
+          <w:rFonts w:asciiTheme="majorBidi" w:hAnsiTheme="majorBidi" w:cstheme="majorBidi"/>
+          <w:sz w:val="24"/>
+          <w:szCs w:val="24"/>
+        </w:rPr>
+      </w:pPr>
+      <w:r>
+        <w:rPr>
+          <w:rFonts w:asciiTheme="majorBidi" w:hAnsiTheme="majorBidi" w:cstheme="majorBidi"/>
+          <w:sz w:val="24"/>
+          <w:szCs w:val="24"/>
+        </w:rPr>
+        <w:t>High consistency makes it easier to label anomalies accurately.</w:t>
+      </w:r>
+    </w:p>
+    <w:p>
+      <w:pPr>
+        <w:numPr>
+          <w:ilvl w:val="1"/>
+          <w:numId w:val="53"/>
+        </w:numPr>
+        <w:bidi w:val="0"/>
+        <w:rPr>
+          <w:rFonts w:asciiTheme="majorBidi" w:hAnsiTheme="majorBidi" w:cstheme="majorBidi"/>
+          <w:sz w:val="24"/>
+          <w:szCs w:val="24"/>
+        </w:rPr>
+      </w:pPr>
+      <w:r>
+        <w:rPr>
+          <w:rFonts w:asciiTheme="majorBidi" w:hAnsiTheme="majorBidi" w:cstheme="majorBidi"/>
+          <w:sz w:val="24"/>
+          <w:szCs w:val="24"/>
+        </w:rPr>
+        <w:t>Rare off-schedule commands are likely true anomalies.</w:t>
+      </w:r>
+    </w:p>
+    <w:p>
+      <w:pPr>
+        <w:numPr>
+          <w:ilvl w:val="1"/>
+          <w:numId w:val="53"/>
+        </w:numPr>
+        <w:bidi w:val="0"/>
+        <w:rPr>
+          <w:rFonts w:asciiTheme="majorBidi" w:hAnsiTheme="majorBidi" w:cstheme="majorBidi"/>
+          <w:sz w:val="24"/>
+          <w:szCs w:val="24"/>
+        </w:rPr>
+      </w:pPr>
       <w:proofErr w:type="gramStart"/>
       <w:r>
         <w:rPr>
@@ -842,36 +896,383 @@
           <w:sz w:val="24"/>
           <w:szCs w:val="24"/>
         </w:rPr>
-        <w:t xml:space="preserve">a </w:t>
-      </w:r>
-      <w:r>
-        <w:rPr>
-          <w:rFonts w:asciiTheme="majorBidi" w:hAnsiTheme="majorBidi" w:cstheme="majorBidi"/>
-          <w:b/>
-          <w:bCs/>
-          <w:sz w:val="24"/>
-          <w:szCs w:val="24"/>
-        </w:rPr>
-        <w:t>child</w:t>
+        <w:t>Dataset</w:t>
       </w:r>
       <w:proofErr w:type="gramEnd"/>
       <w:r>
         <w:rPr>
           <w:rFonts w:asciiTheme="majorBidi" w:hAnsiTheme="majorBidi" w:cstheme="majorBidi"/>
-          <w:b/>
-          <w:bCs/>
-          <w:sz w:val="24"/>
-          <w:szCs w:val="24"/>
-        </w:rPr>
-        <w:t xml:space="preserve"> target distribution</w:t>
-      </w:r>
-      <w:r>
-        <w:rPr>
-          <w:rFonts w:asciiTheme="majorBidi" w:hAnsiTheme="majorBidi" w:cstheme="majorBidi"/>
-          <w:sz w:val="24"/>
-          <w:szCs w:val="24"/>
-        </w:rPr>
-        <w:t xml:space="preserve"> controls the likelihood of selecting specific processes as parent candidates, enabling the simulation of enterprise-specific operational profiles. For instance, enterprise A has a higher probability of explorer.exe initiating processes compared to more diverse activity in enterprise C, which operates with 24/7 usage patterns.</w:t>
+          <w:sz w:val="24"/>
+          <w:szCs w:val="24"/>
+        </w:rPr>
+        <w:t xml:space="preserve"> can remain small while still representing realistic attack patterns.</w:t>
+      </w:r>
+    </w:p>
+    <w:p>
+      <w:pPr>
+        <w:numPr>
+          <w:ilvl w:val="0"/>
+          <w:numId w:val="53"/>
+        </w:numPr>
+        <w:bidi w:val="0"/>
+        <w:rPr>
+          <w:rFonts w:asciiTheme="majorBidi" w:hAnsiTheme="majorBidi" w:cstheme="majorBidi"/>
+          <w:sz w:val="24"/>
+          <w:szCs w:val="24"/>
+        </w:rPr>
+      </w:pPr>
+      <w:r>
+        <w:rPr>
+          <w:rFonts w:asciiTheme="majorBidi" w:hAnsiTheme="majorBidi" w:cstheme="majorBidi"/>
+          <w:b/>
+          <w:bCs/>
+          <w:sz w:val="24"/>
+          <w:szCs w:val="24"/>
+        </w:rPr>
+        <w:t>Enterprise B – Medium Company Scenario</w:t>
+      </w:r>
+      <w:r>
+        <w:rPr>
+          <w:rFonts w:asciiTheme="majorBidi" w:hAnsiTheme="majorBidi" w:cstheme="majorBidi"/>
+          <w:sz w:val="24"/>
+          <w:szCs w:val="24"/>
+        </w:rPr>
+        <w:br/>
+        <w:t>A medium-sized company with more users and occasional activities outside standard hours. Operations are mostly regular but include occasional deviations due to extended projects or flexible schedules.</w:t>
+      </w:r>
+      <w:r>
+        <w:rPr>
+          <w:rFonts w:asciiTheme="majorBidi" w:hAnsiTheme="majorBidi" w:cstheme="majorBidi"/>
+          <w:sz w:val="24"/>
+          <w:szCs w:val="24"/>
+        </w:rPr>
+        <w:br/>
+        <w:t>Implications for synthetic data generation:</w:t>
+      </w:r>
+    </w:p>
+    <w:p>
+      <w:pPr>
+        <w:numPr>
+          <w:ilvl w:val="1"/>
+          <w:numId w:val="53"/>
+        </w:numPr>
+        <w:bidi w:val="0"/>
+        <w:rPr>
+          <w:rFonts w:asciiTheme="majorBidi" w:hAnsiTheme="majorBidi" w:cstheme="majorBidi"/>
+          <w:sz w:val="24"/>
+          <w:szCs w:val="24"/>
+        </w:rPr>
+      </w:pPr>
+      <w:r>
+        <w:rPr>
+          <w:rFonts w:asciiTheme="majorBidi" w:hAnsiTheme="majorBidi" w:cstheme="majorBidi"/>
+          <w:sz w:val="24"/>
+          <w:szCs w:val="24"/>
+        </w:rPr>
+        <w:t>Moderate variability requires careful balancing of normal vs. anomalous commands.</w:t>
+      </w:r>
+    </w:p>
+    <w:p>
+      <w:pPr>
+        <w:numPr>
+          <w:ilvl w:val="1"/>
+          <w:numId w:val="53"/>
+        </w:numPr>
+        <w:bidi w:val="0"/>
+        <w:rPr>
+          <w:rFonts w:asciiTheme="majorBidi" w:hAnsiTheme="majorBidi" w:cstheme="majorBidi"/>
+          <w:sz w:val="24"/>
+          <w:szCs w:val="24"/>
+        </w:rPr>
+      </w:pPr>
+      <w:r>
+        <w:rPr>
+          <w:rFonts w:asciiTheme="majorBidi" w:hAnsiTheme="majorBidi" w:cstheme="majorBidi"/>
+          <w:sz w:val="24"/>
+          <w:szCs w:val="24"/>
+        </w:rPr>
+        <w:t>Synthetic anomalies must be subtle to avoid unrealistic separation from benign actions.</w:t>
+      </w:r>
+    </w:p>
+    <w:p>
+      <w:pPr>
+        <w:numPr>
+          <w:ilvl w:val="1"/>
+          <w:numId w:val="53"/>
+        </w:numPr>
+        <w:bidi w:val="0"/>
+        <w:rPr>
+          <w:rFonts w:asciiTheme="majorBidi" w:hAnsiTheme="majorBidi" w:cstheme="majorBidi"/>
+          <w:sz w:val="24"/>
+          <w:szCs w:val="24"/>
+        </w:rPr>
+      </w:pPr>
+      <w:r>
+        <w:rPr>
+          <w:rFonts w:asciiTheme="majorBidi" w:hAnsiTheme="majorBidi" w:cstheme="majorBidi"/>
+          <w:sz w:val="24"/>
+          <w:szCs w:val="24"/>
+        </w:rPr>
+        <w:t>Off-hours legitimate commands can increase false-positive risk.</w:t>
+      </w:r>
+    </w:p>
+    <w:p>
+      <w:pPr>
+        <w:numPr>
+          <w:ilvl w:val="0"/>
+          <w:numId w:val="53"/>
+        </w:numPr>
+        <w:bidi w:val="0"/>
+        <w:rPr>
+          <w:rFonts w:asciiTheme="majorBidi" w:hAnsiTheme="majorBidi" w:cstheme="majorBidi"/>
+          <w:sz w:val="24"/>
+          <w:szCs w:val="24"/>
+        </w:rPr>
+      </w:pPr>
+      <w:r>
+        <w:rPr>
+          <w:rFonts w:asciiTheme="majorBidi" w:hAnsiTheme="majorBidi" w:cstheme="majorBidi"/>
+          <w:b/>
+          <w:bCs/>
+          <w:sz w:val="24"/>
+          <w:szCs w:val="24"/>
+        </w:rPr>
+        <w:t>Enterprise C – Large 24/7 Organization</w:t>
+      </w:r>
+      <w:r>
+        <w:rPr>
+          <w:rFonts w:asciiTheme="majorBidi" w:hAnsiTheme="majorBidi" w:cstheme="majorBidi"/>
+          <w:sz w:val="24"/>
+          <w:szCs w:val="24"/>
+        </w:rPr>
+        <w:br/>
+        <w:t>A large-scale enterprise operating around the clock with numerous users and high volumes of command activity.</w:t>
+      </w:r>
+      <w:r>
+        <w:rPr>
+          <w:rFonts w:asciiTheme="majorBidi" w:hAnsiTheme="majorBidi" w:cstheme="majorBidi"/>
+          <w:sz w:val="24"/>
+          <w:szCs w:val="24"/>
+        </w:rPr>
+        <w:br/>
+        <w:t>Implications for synthetic data generation:</w:t>
+      </w:r>
+    </w:p>
+    <w:p>
+      <w:pPr>
+        <w:numPr>
+          <w:ilvl w:val="1"/>
+          <w:numId w:val="53"/>
+        </w:numPr>
+        <w:bidi w:val="0"/>
+        <w:rPr>
+          <w:rFonts w:asciiTheme="majorBidi" w:hAnsiTheme="majorBidi" w:cstheme="majorBidi"/>
+          <w:sz w:val="24"/>
+          <w:szCs w:val="24"/>
+        </w:rPr>
+      </w:pPr>
+      <w:r>
+        <w:rPr>
+          <w:rFonts w:asciiTheme="majorBidi" w:hAnsiTheme="majorBidi" w:cstheme="majorBidi"/>
+          <w:sz w:val="24"/>
+          <w:szCs w:val="24"/>
+        </w:rPr>
+        <w:t>High variability and overlapping patterns make anomaly generation more challenging.</w:t>
+      </w:r>
+    </w:p>
+    <w:p>
+      <w:pPr>
+        <w:numPr>
+          <w:ilvl w:val="1"/>
+          <w:numId w:val="53"/>
+        </w:numPr>
+        <w:bidi w:val="0"/>
+        <w:rPr>
+          <w:rFonts w:asciiTheme="majorBidi" w:hAnsiTheme="majorBidi" w:cstheme="majorBidi"/>
+          <w:sz w:val="24"/>
+          <w:szCs w:val="24"/>
+        </w:rPr>
+      </w:pPr>
+      <w:r>
+        <w:rPr>
+          <w:rFonts w:asciiTheme="majorBidi" w:hAnsiTheme="majorBidi" w:cstheme="majorBidi"/>
+          <w:sz w:val="24"/>
+          <w:szCs w:val="24"/>
+        </w:rPr>
+        <w:t xml:space="preserve">Synthetic </w:t>
+      </w:r>
+      <w:proofErr w:type="gramStart"/>
+      <w:r>
+        <w:rPr>
+          <w:rFonts w:asciiTheme="majorBidi" w:hAnsiTheme="majorBidi" w:cstheme="majorBidi"/>
+          <w:sz w:val="24"/>
+          <w:szCs w:val="24"/>
+        </w:rPr>
+        <w:t>dataset</w:t>
+      </w:r>
+      <w:proofErr w:type="gramEnd"/>
+      <w:r>
+        <w:rPr>
+          <w:rFonts w:asciiTheme="majorBidi" w:hAnsiTheme="majorBidi" w:cstheme="majorBidi"/>
+          <w:sz w:val="24"/>
+          <w:szCs w:val="24"/>
+        </w:rPr>
+        <w:t xml:space="preserve"> must include frequent legitimate off-hours and batch operations.</w:t>
+      </w:r>
+    </w:p>
+    <w:p>
+      <w:pPr>
+        <w:numPr>
+          <w:ilvl w:val="1"/>
+          <w:numId w:val="53"/>
+        </w:numPr>
+        <w:bidi w:val="0"/>
+        <w:rPr>
+          <w:rFonts w:asciiTheme="majorBidi" w:hAnsiTheme="majorBidi" w:cstheme="majorBidi"/>
+          <w:sz w:val="24"/>
+          <w:szCs w:val="24"/>
+        </w:rPr>
+      </w:pPr>
+      <w:r>
+        <w:rPr>
+          <w:rFonts w:asciiTheme="majorBidi" w:hAnsiTheme="majorBidi" w:cstheme="majorBidi"/>
+          <w:sz w:val="24"/>
+          <w:szCs w:val="24"/>
+        </w:rPr>
+        <w:t>Anomalous T1059 activity may blend with normal high-volume operations, requiring nuanced labeling.</w:t>
+      </w:r>
+    </w:p>
+    <w:p>
+      <w:pPr>
+        <w:bidi w:val="0"/>
+        <w:rPr>
+          <w:rFonts w:asciiTheme="majorBidi" w:hAnsiTheme="majorBidi" w:cstheme="majorBidi"/>
+          <w:sz w:val="24"/>
+          <w:szCs w:val="24"/>
+        </w:rPr>
+      </w:pPr>
+      <w:r>
+        <w:rPr>
+          <w:rFonts w:asciiTheme="majorBidi" w:hAnsiTheme="majorBidi" w:cstheme="majorBidi"/>
+          <w:sz w:val="24"/>
+          <w:szCs w:val="24"/>
+        </w:rPr>
+        <w:t>Key Design Considerations</w:t>
+      </w:r>
+      <w:r>
+        <w:rPr>
+          <w:rFonts w:asciiTheme="majorBidi" w:hAnsiTheme="majorBidi" w:cstheme="majorBidi"/>
+          <w:sz w:val="24"/>
+          <w:szCs w:val="24"/>
+        </w:rPr>
+        <w:t>:</w:t>
+      </w:r>
+    </w:p>
+    <w:p>
+      <w:pPr>
+        <w:numPr>
+          <w:ilvl w:val="0"/>
+          <w:numId w:val="54"/>
+        </w:numPr>
+        <w:bidi w:val="0"/>
+        <w:rPr>
+          <w:rFonts w:asciiTheme="majorBidi" w:hAnsiTheme="majorBidi" w:cstheme="majorBidi"/>
+          <w:sz w:val="24"/>
+          <w:szCs w:val="24"/>
+        </w:rPr>
+      </w:pPr>
+      <w:r>
+        <w:rPr>
+          <w:rFonts w:asciiTheme="majorBidi" w:hAnsiTheme="majorBidi" w:cstheme="majorBidi"/>
+          <w:sz w:val="24"/>
+          <w:szCs w:val="24"/>
+        </w:rPr>
+        <w:t>Time Distribution: Each enterprise’s synthetic data respects its operational hours. Enterprise A has concentrated activity during office hours, B shows moderate off-hour activity, and C has continuous activity across all hours.</w:t>
+      </w:r>
+    </w:p>
+    <w:p>
+      <w:pPr>
+        <w:numPr>
+          <w:ilvl w:val="0"/>
+          <w:numId w:val="54"/>
+        </w:numPr>
+        <w:bidi w:val="0"/>
+        <w:rPr>
+          <w:rFonts w:asciiTheme="majorBidi" w:hAnsiTheme="majorBidi" w:cstheme="majorBidi"/>
+          <w:sz w:val="24"/>
+          <w:szCs w:val="24"/>
+        </w:rPr>
+      </w:pPr>
+      <w:r>
+        <w:rPr>
+          <w:rFonts w:asciiTheme="majorBidi" w:hAnsiTheme="majorBidi" w:cstheme="majorBidi"/>
+          <w:sz w:val="24"/>
+          <w:szCs w:val="24"/>
+        </w:rPr>
+        <w:lastRenderedPageBreak/>
+        <w:t>User Diversity: User counts vary to reflect realistic environments. Small enterprises have fewer user IDs, while large enterprises introduce many users with overlapping behaviors.</w:t>
+      </w:r>
+    </w:p>
+    <w:p>
+      <w:pPr>
+        <w:numPr>
+          <w:ilvl w:val="0"/>
+          <w:numId w:val="54"/>
+        </w:numPr>
+        <w:bidi w:val="0"/>
+        <w:rPr>
+          <w:rFonts w:asciiTheme="majorBidi" w:hAnsiTheme="majorBidi" w:cstheme="majorBidi"/>
+          <w:sz w:val="24"/>
+          <w:szCs w:val="24"/>
+        </w:rPr>
+      </w:pPr>
+      <w:r>
+        <w:rPr>
+          <w:rFonts w:asciiTheme="majorBidi" w:hAnsiTheme="majorBidi" w:cstheme="majorBidi"/>
+          <w:sz w:val="24"/>
+          <w:szCs w:val="24"/>
+        </w:rPr>
+        <w:t>Command Frequency: Frequency distributions of commands are scaled to match enterprise size. Rare commands are treated as anomalies in small enterprises but may be common in larger enterprises.</w:t>
+      </w:r>
+    </w:p>
+    <w:p>
+      <w:pPr>
+        <w:numPr>
+          <w:ilvl w:val="0"/>
+          <w:numId w:val="54"/>
+        </w:numPr>
+        <w:bidi w:val="0"/>
+        <w:rPr>
+          <w:rFonts w:asciiTheme="majorBidi" w:hAnsiTheme="majorBidi" w:cstheme="majorBidi"/>
+          <w:sz w:val="24"/>
+          <w:szCs w:val="24"/>
+        </w:rPr>
+      </w:pPr>
+      <w:r>
+        <w:rPr>
+          <w:rFonts w:asciiTheme="majorBidi" w:hAnsiTheme="majorBidi" w:cstheme="majorBidi"/>
+          <w:sz w:val="24"/>
+          <w:szCs w:val="24"/>
+        </w:rPr>
+        <w:t>Anomaly Labeling: Synthetic anomalies are injected based on deviations from baseline behavior, considering time, frequency, and user patterns. The goal is to simulate realistic T1059 attacks without generating artificial noise.</w:t>
+      </w:r>
+    </w:p>
+    <w:p>
+      <w:pPr>
+        <w:bidi w:val="0"/>
+        <w:rPr>
+          <w:rFonts w:asciiTheme="majorBidi" w:hAnsiTheme="majorBidi" w:cstheme="majorBidi"/>
+          <w:sz w:val="24"/>
+          <w:szCs w:val="24"/>
+        </w:rPr>
+      </w:pPr>
+      <w:r>
+        <w:rPr>
+          <w:rFonts w:asciiTheme="majorBidi" w:hAnsiTheme="majorBidi" w:cstheme="majorBidi"/>
+          <w:sz w:val="24"/>
+          <w:szCs w:val="24"/>
+        </w:rPr>
+        <w:t>This approach ensures that the generated datasets for MITRE ATT&amp;CK T1059 are representative of real-world enterprise environments, providing a solid foundation for evaluating anomaly detection agents across varying organizational scales.</w:t>
       </w:r>
     </w:p>
     <w:p>
@@ -1644,23 +2045,7 @@
           <w:sz w:val="24"/>
           <w:szCs w:val="24"/>
         </w:rPr>
-        <w:t xml:space="preserve"> suitable for detecting suspicious command and scripting behavior associated with T1059. By combining temporal, numeric, categorical, and textual features, the system </w:t>
-      </w:r>
-      <w:r>
-        <w:rPr>
-          <w:rFonts w:asciiTheme="majorBidi" w:hAnsiTheme="majorBidi" w:cstheme="majorBidi"/>
-          <w:sz w:val="24"/>
-          <w:szCs w:val="24"/>
-        </w:rPr>
-        <w:t>can</w:t>
-      </w:r>
-      <w:r>
-        <w:rPr>
-          <w:rFonts w:asciiTheme="majorBidi" w:hAnsiTheme="majorBidi" w:cstheme="majorBidi"/>
-          <w:sz w:val="24"/>
-          <w:szCs w:val="24"/>
-        </w:rPr>
-        <w:t xml:space="preserve"> capture complex patterns of both normal and anomalous activity, providing a foundation for accurate agent-based anomaly detection.</w:t>
+        <w:t xml:space="preserve"> suitable for detecting suspicious command and scripting behavior associated with T1059. By combining temporal, numeric, categorical, and textual features, the system can capture complex patterns of both normal and anomalous activity, providing a foundation for accurate agent-based anomaly detection.</w:t>
       </w:r>
     </w:p>
     <w:p>
@@ -1829,7 +2214,7 @@
       <w:r>
         <w:rPr>
           <w:rFonts w:asciiTheme="majorBidi" w:hAnsiTheme="majorBidi" w:cstheme="majorBidi"/>
-          <w:bCs/>
+          <w:b/>
           <w:sz w:val="24"/>
           <w:szCs w:val="24"/>
         </w:rPr>
@@ -1861,15 +2246,15 @@
         <w:ind w:hanging="578"/>
         <w:rPr>
           <w:rFonts w:asciiTheme="majorBidi" w:hAnsiTheme="majorBidi" w:cstheme="majorBidi"/>
-          <w:bCs/>
-          <w:sz w:val="24"/>
-          <w:szCs w:val="24"/>
-        </w:rPr>
-      </w:pPr>
-      <w:r>
-        <w:rPr>
-          <w:rFonts w:asciiTheme="majorBidi" w:hAnsiTheme="majorBidi" w:cstheme="majorBidi"/>
-          <w:bCs/>
+          <w:b/>
+          <w:sz w:val="24"/>
+          <w:szCs w:val="24"/>
+        </w:rPr>
+      </w:pPr>
+      <w:r>
+        <w:rPr>
+          <w:rFonts w:asciiTheme="majorBidi" w:hAnsiTheme="majorBidi" w:cstheme="majorBidi"/>
+          <w:b/>
           <w:sz w:val="24"/>
           <w:szCs w:val="24"/>
         </w:rPr>
@@ -1959,7 +2344,7 @@
       <w:r>
         <w:rPr>
           <w:rFonts w:asciiTheme="majorBidi" w:hAnsiTheme="majorBidi" w:cstheme="majorBidi"/>
-          <w:bCs/>
+          <w:b/>
           <w:sz w:val="24"/>
           <w:szCs w:val="24"/>
         </w:rPr>
@@ -1968,11 +2353,19 @@
       <w:r>
         <w:rPr>
           <w:rFonts w:asciiTheme="majorBidi" w:hAnsiTheme="majorBidi" w:cstheme="majorBidi"/>
-          <w:bCs/>
+          <w:b/>
           <w:sz w:val="24"/>
           <w:szCs w:val="24"/>
         </w:rPr>
         <w:br/>
+      </w:r>
+      <w:r>
+        <w:rPr>
+          <w:rFonts w:asciiTheme="majorBidi" w:hAnsiTheme="majorBidi" w:cstheme="majorBidi"/>
+          <w:bCs/>
+          <w:sz w:val="24"/>
+          <w:szCs w:val="24"/>
+        </w:rPr>
         <w:t>The predict method allows conversion of continuous anomaly scores into binary labels (benign vs. anomalous) based on an optional threshold. If no threshold is provided, the raw anomaly scores are returned. This standardizes the output across agents, enabling comparison and ensemble aggregation.</w:t>
       </w:r>
     </w:p>
@@ -1999,7 +2392,7 @@
       <w:r>
         <w:rPr>
           <w:rFonts w:asciiTheme="majorBidi" w:hAnsiTheme="majorBidi" w:cstheme="majorBidi"/>
-          <w:bCs/>
+          <w:b/>
           <w:sz w:val="24"/>
           <w:szCs w:val="24"/>
         </w:rPr>
@@ -2225,8 +2618,6 @@
       <w:r>
         <w:rPr>
           <w:rFonts w:asciiTheme="majorBidi" w:hAnsiTheme="majorBidi" w:cstheme="majorBidi"/>
-          <w:b/>
-          <w:bCs/>
           <w:sz w:val="24"/>
           <w:szCs w:val="24"/>
         </w:rPr>
@@ -2274,8 +2665,6 @@
       <w:r>
         <w:rPr>
           <w:rFonts w:asciiTheme="majorBidi" w:hAnsiTheme="majorBidi" w:cstheme="majorBidi"/>
-          <w:b/>
-          <w:bCs/>
           <w:sz w:val="24"/>
           <w:szCs w:val="24"/>
         </w:rPr>
@@ -2314,8 +2703,6 @@
       <w:r>
         <w:rPr>
           <w:rFonts w:asciiTheme="majorBidi" w:hAnsiTheme="majorBidi" w:cstheme="majorBidi"/>
-          <w:b/>
-          <w:bCs/>
           <w:sz w:val="24"/>
           <w:szCs w:val="24"/>
         </w:rPr>
@@ -2363,8 +2750,6 @@
       <w:r>
         <w:rPr>
           <w:rFonts w:asciiTheme="majorBidi" w:hAnsiTheme="majorBidi" w:cstheme="majorBidi"/>
-          <w:b/>
-          <w:bCs/>
           <w:sz w:val="24"/>
           <w:szCs w:val="24"/>
         </w:rPr>
@@ -2412,8 +2797,6 @@
       <w:r>
         <w:rPr>
           <w:rFonts w:asciiTheme="majorBidi" w:hAnsiTheme="majorBidi" w:cstheme="majorBidi"/>
-          <w:b/>
-          <w:bCs/>
           <w:sz w:val="24"/>
           <w:szCs w:val="24"/>
         </w:rPr>
@@ -3169,11 +3552,12 @@
       <w:r>
         <w:rPr>
           <w:rFonts w:asciiTheme="majorBidi" w:hAnsiTheme="majorBidi" w:cstheme="majorBidi"/>
-          <w:bCs/>
-          <w:sz w:val="24"/>
-          <w:szCs w:val="24"/>
-        </w:rPr>
-        <w:t>Algorithm Overview</w:t>
+          <w:b/>
+          <w:bCs/>
+          <w:sz w:val="24"/>
+          <w:szCs w:val="24"/>
+        </w:rPr>
+        <w:t>Architecture</w:t>
       </w:r>
     </w:p>
     <w:p>
@@ -3223,17 +3607,15 @@
         </w:rPr>
         <w:t xml:space="preserve">Anomalies are easier to isolate because they differ significantly from </w:t>
       </w:r>
-      <w:proofErr w:type="gramStart"/>
-      <w:r>
-        <w:rPr>
-          <w:rFonts w:asciiTheme="majorBidi" w:hAnsiTheme="majorBidi" w:cstheme="majorBidi"/>
-          <w:bCs/>
-          <w:sz w:val="24"/>
-          <w:szCs w:val="24"/>
-        </w:rPr>
-        <w:t>the majority of</w:t>
-      </w:r>
-      <w:proofErr w:type="gramEnd"/>
+      <w:r>
+        <w:rPr>
+          <w:rFonts w:asciiTheme="majorBidi" w:hAnsiTheme="majorBidi" w:cstheme="majorBidi"/>
+          <w:bCs/>
+          <w:sz w:val="24"/>
+          <w:szCs w:val="24"/>
+        </w:rPr>
+        <w:t>most</w:t>
+      </w:r>
       <w:r>
         <w:rPr>
           <w:rFonts w:asciiTheme="majorBidi" w:hAnsiTheme="majorBidi" w:cstheme="majorBidi"/>
@@ -3278,15 +3660,15 @@
         <w:ind w:hanging="294"/>
         <w:rPr>
           <w:rFonts w:asciiTheme="majorBidi" w:hAnsiTheme="majorBidi" w:cstheme="majorBidi"/>
-          <w:bCs/>
-          <w:sz w:val="24"/>
-          <w:szCs w:val="24"/>
-        </w:rPr>
-      </w:pPr>
-      <w:r>
-        <w:rPr>
-          <w:rFonts w:asciiTheme="majorBidi" w:hAnsiTheme="majorBidi" w:cstheme="majorBidi"/>
-          <w:bCs/>
+          <w:b/>
+          <w:sz w:val="24"/>
+          <w:szCs w:val="24"/>
+        </w:rPr>
+      </w:pPr>
+      <w:r>
+        <w:rPr>
+          <w:rFonts w:asciiTheme="majorBidi" w:hAnsiTheme="majorBidi" w:cstheme="majorBidi"/>
+          <w:b/>
           <w:sz w:val="24"/>
           <w:szCs w:val="24"/>
         </w:rPr>
@@ -3447,15 +3829,15 @@
         <w:ind w:hanging="294"/>
         <w:rPr>
           <w:rFonts w:asciiTheme="majorBidi" w:hAnsiTheme="majorBidi" w:cstheme="majorBidi"/>
-          <w:bCs/>
-          <w:sz w:val="24"/>
-          <w:szCs w:val="24"/>
-        </w:rPr>
-      </w:pPr>
-      <w:r>
-        <w:rPr>
-          <w:rFonts w:asciiTheme="majorBidi" w:hAnsiTheme="majorBidi" w:cstheme="majorBidi"/>
-          <w:bCs/>
+          <w:b/>
+          <w:sz w:val="24"/>
+          <w:szCs w:val="24"/>
+        </w:rPr>
+      </w:pPr>
+      <w:r>
+        <w:rPr>
+          <w:rFonts w:asciiTheme="majorBidi" w:hAnsiTheme="majorBidi" w:cstheme="majorBidi"/>
+          <w:b/>
           <w:sz w:val="24"/>
           <w:szCs w:val="24"/>
         </w:rPr>
@@ -3544,15 +3926,15 @@
         <w:ind w:hanging="294"/>
         <w:rPr>
           <w:rFonts w:asciiTheme="majorBidi" w:hAnsiTheme="majorBidi" w:cstheme="majorBidi"/>
-          <w:bCs/>
-          <w:sz w:val="24"/>
-          <w:szCs w:val="24"/>
-        </w:rPr>
-      </w:pPr>
-      <w:r>
-        <w:rPr>
-          <w:rFonts w:asciiTheme="majorBidi" w:hAnsiTheme="majorBidi" w:cstheme="majorBidi"/>
-          <w:bCs/>
+          <w:b/>
+          <w:sz w:val="24"/>
+          <w:szCs w:val="24"/>
+        </w:rPr>
+      </w:pPr>
+      <w:r>
+        <w:rPr>
+          <w:rFonts w:asciiTheme="majorBidi" w:hAnsiTheme="majorBidi" w:cstheme="majorBidi"/>
+          <w:b/>
           <w:sz w:val="24"/>
           <w:szCs w:val="24"/>
         </w:rPr>
@@ -3669,43 +4051,7 @@
           <w:sz w:val="24"/>
           <w:szCs w:val="24"/>
         </w:rPr>
-        <w:t xml:space="preserve">The IsolationForestAgent is particularly suited for detecting rare or unusual scripting </w:t>
-      </w:r>
-      <w:r>
-        <w:rPr>
-          <w:rFonts w:asciiTheme="majorBidi" w:hAnsiTheme="majorBidi" w:cstheme="majorBidi"/>
-          <w:bCs/>
-          <w:sz w:val="24"/>
-          <w:szCs w:val="24"/>
-        </w:rPr>
-        <w:t xml:space="preserve">activity, </w:t>
-      </w:r>
-      <w:r>
-        <w:rPr>
-          <w:rFonts w:asciiTheme="majorBidi" w:hAnsiTheme="majorBidi" w:cstheme="majorBidi"/>
-          <w:bCs/>
-          <w:sz w:val="24"/>
-          <w:szCs w:val="24"/>
-        </w:rPr>
-        <w:t xml:space="preserve">for instance, unexpected PowerShell or cmd.exe commands, anomalous argument patterns, or abnormal execution timing—without requiring explicit labeling. Its ability to identify subtle deviations in complex, high-dimensional feature spaces </w:t>
-      </w:r>
-      <w:r>
-        <w:rPr>
-          <w:rFonts w:asciiTheme="majorBidi" w:hAnsiTheme="majorBidi" w:cstheme="majorBidi"/>
-          <w:bCs/>
-          <w:sz w:val="24"/>
-          <w:szCs w:val="24"/>
-        </w:rPr>
-        <w:t>make</w:t>
-      </w:r>
-      <w:r>
-        <w:rPr>
-          <w:rFonts w:asciiTheme="majorBidi" w:hAnsiTheme="majorBidi" w:cstheme="majorBidi"/>
-          <w:bCs/>
-          <w:sz w:val="24"/>
-          <w:szCs w:val="24"/>
-        </w:rPr>
-        <w:t xml:space="preserve"> it an effective tool for uncovering malicious command and scripting behavior, as described under MITRE ATT&amp;CK T1059.</w:t>
+        <w:t>The IsolationForestAgent is particularly suited for detecting rare or unusual scripting activity, for instance, unexpected PowerShell or cmd.exe commands, anomalous argument patterns, or abnormal execution timing—without requiring explicit labeling. Its ability to identify subtle deviations in complex, high-dimensional feature spaces make it an effective tool for uncovering malicious command and scripting behavior, as described under MITRE ATT&amp;CK T1059.</w:t>
       </w:r>
     </w:p>
     <w:p>
@@ -3816,11 +4162,12 @@
       <w:r>
         <w:rPr>
           <w:rFonts w:asciiTheme="majorBidi" w:hAnsiTheme="majorBidi" w:cstheme="majorBidi"/>
-          <w:bCs/>
-          <w:sz w:val="24"/>
-          <w:szCs w:val="24"/>
-        </w:rPr>
-        <w:t>Algorithm Overview</w:t>
+          <w:b/>
+          <w:bCs/>
+          <w:sz w:val="24"/>
+          <w:szCs w:val="24"/>
+        </w:rPr>
+        <w:t>Architecture</w:t>
       </w:r>
     </w:p>
     <w:p>
@@ -3904,15 +4251,15 @@
         <w:bidi w:val="0"/>
         <w:rPr>
           <w:rFonts w:asciiTheme="majorBidi" w:hAnsiTheme="majorBidi" w:cstheme="majorBidi"/>
-          <w:bCs/>
-          <w:sz w:val="24"/>
-          <w:szCs w:val="24"/>
-        </w:rPr>
-      </w:pPr>
-      <w:r>
-        <w:rPr>
-          <w:rFonts w:asciiTheme="majorBidi" w:hAnsiTheme="majorBidi" w:cstheme="majorBidi"/>
-          <w:bCs/>
+          <w:b/>
+          <w:sz w:val="24"/>
+          <w:szCs w:val="24"/>
+        </w:rPr>
+      </w:pPr>
+      <w:r>
+        <w:rPr>
+          <w:rFonts w:asciiTheme="majorBidi" w:hAnsiTheme="majorBidi" w:cstheme="majorBidi"/>
+          <w:b/>
           <w:sz w:val="24"/>
           <w:szCs w:val="24"/>
         </w:rPr>
@@ -4072,15 +4419,15 @@
         <w:bidi w:val="0"/>
         <w:rPr>
           <w:rFonts w:asciiTheme="majorBidi" w:hAnsiTheme="majorBidi" w:cstheme="majorBidi"/>
-          <w:bCs/>
-          <w:sz w:val="24"/>
-          <w:szCs w:val="24"/>
-        </w:rPr>
-      </w:pPr>
-      <w:r>
-        <w:rPr>
-          <w:rFonts w:asciiTheme="majorBidi" w:hAnsiTheme="majorBidi" w:cstheme="majorBidi"/>
-          <w:bCs/>
+          <w:b/>
+          <w:sz w:val="24"/>
+          <w:szCs w:val="24"/>
+        </w:rPr>
+      </w:pPr>
+      <w:r>
+        <w:rPr>
+          <w:rFonts w:asciiTheme="majorBidi" w:hAnsiTheme="majorBidi" w:cstheme="majorBidi"/>
+          <w:b/>
           <w:sz w:val="24"/>
           <w:szCs w:val="24"/>
         </w:rPr>
@@ -4144,15 +4491,15 @@
         <w:bidi w:val="0"/>
         <w:rPr>
           <w:rFonts w:asciiTheme="majorBidi" w:hAnsiTheme="majorBidi" w:cstheme="majorBidi"/>
-          <w:bCs/>
-          <w:sz w:val="24"/>
-          <w:szCs w:val="24"/>
-        </w:rPr>
-      </w:pPr>
-      <w:r>
-        <w:rPr>
-          <w:rFonts w:asciiTheme="majorBidi" w:hAnsiTheme="majorBidi" w:cstheme="majorBidi"/>
-          <w:bCs/>
+          <w:b/>
+          <w:sz w:val="24"/>
+          <w:szCs w:val="24"/>
+        </w:rPr>
+      </w:pPr>
+      <w:r>
+        <w:rPr>
+          <w:rFonts w:asciiTheme="majorBidi" w:hAnsiTheme="majorBidi" w:cstheme="majorBidi"/>
+          <w:b/>
           <w:sz w:val="24"/>
           <w:szCs w:val="24"/>
         </w:rPr>
@@ -4364,19 +4711,19 @@
         <w:bidi w:val="0"/>
         <w:rPr>
           <w:rFonts w:asciiTheme="majorBidi" w:hAnsiTheme="majorBidi" w:cstheme="majorBidi"/>
-          <w:bCs/>
-          <w:sz w:val="24"/>
-          <w:szCs w:val="24"/>
-        </w:rPr>
-      </w:pPr>
-      <w:r>
-        <w:rPr>
-          <w:rFonts w:asciiTheme="majorBidi" w:hAnsiTheme="majorBidi" w:cstheme="majorBidi"/>
-          <w:bCs/>
-          <w:sz w:val="24"/>
-          <w:szCs w:val="24"/>
-        </w:rPr>
-        <w:t>Ensemble Architecture</w:t>
+          <w:b/>
+          <w:sz w:val="24"/>
+          <w:szCs w:val="24"/>
+        </w:rPr>
+      </w:pPr>
+      <w:r>
+        <w:rPr>
+          <w:rFonts w:asciiTheme="majorBidi" w:hAnsiTheme="majorBidi" w:cstheme="majorBidi"/>
+          <w:b/>
+          <w:sz w:val="24"/>
+          <w:szCs w:val="24"/>
+        </w:rPr>
+        <w:t>Architecture</w:t>
       </w:r>
     </w:p>
     <w:p>
@@ -4436,15 +4783,15 @@
         <w:bidi w:val="0"/>
         <w:rPr>
           <w:rFonts w:asciiTheme="majorBidi" w:hAnsiTheme="majorBidi" w:cstheme="majorBidi"/>
-          <w:bCs/>
-          <w:sz w:val="24"/>
-          <w:szCs w:val="24"/>
-        </w:rPr>
-      </w:pPr>
-      <w:r>
-        <w:rPr>
-          <w:rFonts w:asciiTheme="majorBidi" w:hAnsiTheme="majorBidi" w:cstheme="majorBidi"/>
-          <w:bCs/>
+          <w:b/>
+          <w:sz w:val="24"/>
+          <w:szCs w:val="24"/>
+        </w:rPr>
+      </w:pPr>
+      <w:r>
+        <w:rPr>
+          <w:rFonts w:asciiTheme="majorBidi" w:hAnsiTheme="majorBidi" w:cstheme="majorBidi"/>
+          <w:b/>
           <w:sz w:val="24"/>
           <w:szCs w:val="24"/>
         </w:rPr>
@@ -4628,15 +4975,15 @@
         <w:bidi w:val="0"/>
         <w:rPr>
           <w:rFonts w:asciiTheme="majorBidi" w:hAnsiTheme="majorBidi" w:cstheme="majorBidi"/>
-          <w:bCs/>
-          <w:sz w:val="24"/>
-          <w:szCs w:val="24"/>
-        </w:rPr>
-      </w:pPr>
-      <w:r>
-        <w:rPr>
-          <w:rFonts w:asciiTheme="majorBidi" w:hAnsiTheme="majorBidi" w:cstheme="majorBidi"/>
-          <w:bCs/>
+          <w:b/>
+          <w:sz w:val="24"/>
+          <w:szCs w:val="24"/>
+        </w:rPr>
+      </w:pPr>
+      <w:r>
+        <w:rPr>
+          <w:rFonts w:asciiTheme="majorBidi" w:hAnsiTheme="majorBidi" w:cstheme="majorBidi"/>
+          <w:b/>
           <w:sz w:val="24"/>
           <w:szCs w:val="24"/>
         </w:rPr>
@@ -4724,15 +5071,15 @@
         <w:bidi w:val="0"/>
         <w:rPr>
           <w:rFonts w:asciiTheme="majorBidi" w:hAnsiTheme="majorBidi" w:cstheme="majorBidi"/>
-          <w:bCs/>
-          <w:sz w:val="24"/>
-          <w:szCs w:val="24"/>
-        </w:rPr>
-      </w:pPr>
-      <w:r>
-        <w:rPr>
-          <w:rFonts w:asciiTheme="majorBidi" w:hAnsiTheme="majorBidi" w:cstheme="majorBidi"/>
-          <w:bCs/>
+          <w:b/>
+          <w:sz w:val="24"/>
+          <w:szCs w:val="24"/>
+        </w:rPr>
+      </w:pPr>
+      <w:r>
+        <w:rPr>
+          <w:rFonts w:asciiTheme="majorBidi" w:hAnsiTheme="majorBidi" w:cstheme="majorBidi"/>
+          <w:b/>
           <w:sz w:val="24"/>
           <w:szCs w:val="24"/>
         </w:rPr>
@@ -5041,25 +5388,7 @@
           <w:sz w:val="24"/>
           <w:szCs w:val="24"/>
         </w:rPr>
-        <w:t xml:space="preserve">The evaluation_utils.py module provides utility functions to evaluate both individual agents and ensembles of anomaly detection agents. The goal is to assess how well each </w:t>
-      </w:r>
-      <w:r>
-        <w:rPr>
-          <w:rFonts w:asciiTheme="majorBidi" w:hAnsiTheme="majorBidi" w:cstheme="majorBidi"/>
-          <w:bCs/>
-          <w:sz w:val="24"/>
-          <w:szCs w:val="24"/>
-        </w:rPr>
-        <w:t>agent,</w:t>
-      </w:r>
-      <w:r>
-        <w:rPr>
-          <w:rFonts w:asciiTheme="majorBidi" w:hAnsiTheme="majorBidi" w:cstheme="majorBidi"/>
-          <w:bCs/>
-          <w:sz w:val="24"/>
-          <w:szCs w:val="24"/>
-        </w:rPr>
-        <w:t xml:space="preserve"> or the ensemble can detect anomalies in the dataset.</w:t>
+        <w:t>The evaluation_utils.py module provides utility functions to evaluate both individual agents and ensembles of anomaly detection agents. The goal is to assess how well each agent, or the ensemble can detect anomalies in the dataset.</w:t>
       </w:r>
     </w:p>
     <w:p>
@@ -5143,7 +5472,16 @@
           <w:sz w:val="24"/>
           <w:szCs w:val="24"/>
         </w:rPr>
-        <w:t>Prediction:</w:t>
+        <w:t>Prediction</w:t>
+      </w:r>
+      <w:r>
+        <w:rPr>
+          <w:rFonts w:asciiTheme="majorBidi" w:hAnsiTheme="majorBidi" w:cstheme="majorBidi"/>
+          <w:bCs/>
+          <w:sz w:val="24"/>
+          <w:szCs w:val="24"/>
+        </w:rPr>
+        <w:t>:</w:t>
       </w:r>
     </w:p>
     <w:p>
@@ -5273,27 +5611,7 @@
           <w:sz w:val="24"/>
           <w:szCs w:val="24"/>
         </w:rPr>
-        <w:t xml:space="preserve">Precision: The proportion of predicted anomalies that were </w:t>
-      </w:r>
-      <w:proofErr w:type="gramStart"/>
-      <w:r>
-        <w:rPr>
-          <w:rFonts w:asciiTheme="majorBidi" w:hAnsiTheme="majorBidi" w:cstheme="majorBidi"/>
-          <w:bCs/>
-          <w:sz w:val="24"/>
-          <w:szCs w:val="24"/>
-        </w:rPr>
-        <w:t>actually anomalies</w:t>
-      </w:r>
-      <w:proofErr w:type="gramEnd"/>
-      <w:r>
-        <w:rPr>
-          <w:rFonts w:asciiTheme="majorBidi" w:hAnsiTheme="majorBidi" w:cstheme="majorBidi"/>
-          <w:bCs/>
-          <w:sz w:val="24"/>
-          <w:szCs w:val="24"/>
-        </w:rPr>
-        <w:t>.</w:t>
+        <w:t>Precision: The proportion of predicted anomalies that were actually anomalies.</w:t>
       </w:r>
     </w:p>
     <w:p>
@@ -5361,9 +5679,11 @@
             </m:den>
           </m:f>
           <m:r>
+            <m:rPr>
+              <m:sty m:val="p"/>
+            </m:rPr>
             <w:rPr>
               <w:rFonts w:asciiTheme="majorBidi" w:hAnsiTheme="majorBidi" w:cstheme="majorBidi"/>
-              <w:bCs/>
               <w:sz w:val="24"/>
               <w:szCs w:val="24"/>
             </w:rPr>
@@ -5461,9 +5781,11 @@
             </m:den>
           </m:f>
           <m:r>
+            <m:rPr>
+              <m:sty m:val="p"/>
+            </m:rPr>
             <w:rPr>
               <w:rFonts w:asciiTheme="majorBidi" w:hAnsiTheme="majorBidi" w:cstheme="majorBidi"/>
-              <w:bCs/>
               <w:sz w:val="24"/>
               <w:szCs w:val="24"/>
             </w:rPr>
@@ -5609,9 +5931,11 @@
             </m:den>
           </m:f>
           <m:r>
+            <m:rPr>
+              <m:sty m:val="p"/>
+            </m:rPr>
             <w:rPr>
               <w:rFonts w:asciiTheme="majorBidi" w:hAnsiTheme="majorBidi" w:cstheme="majorBidi"/>
-              <w:bCs/>
               <w:sz w:val="24"/>
               <w:szCs w:val="24"/>
             </w:rPr>
@@ -5672,523 +5996,3167 @@
           <w:szCs w:val="24"/>
         </w:rPr>
         <w:pict w14:anchorId="3D949F15">
+          <v:rect id="_x0000_i1025" style="width:0;height:1.5pt" o:hralign="center" o:hrstd="t" o:hr="t" fillcolor="#a0a0a0" stroked="f"/>
+        </w:pict>
+      </w:r>
+    </w:p>
+    <w:p>
+      <w:pPr>
+        <w:bidi w:val="0"/>
+        <w:rPr>
+          <w:rFonts w:asciiTheme="majorBidi" w:hAnsiTheme="majorBidi" w:cstheme="majorBidi"/>
+          <w:b/>
+          <w:sz w:val="24"/>
+          <w:szCs w:val="24"/>
+        </w:rPr>
+      </w:pPr>
+      <w:r>
+        <w:rPr>
+          <w:rFonts w:asciiTheme="majorBidi" w:hAnsiTheme="majorBidi" w:cstheme="majorBidi"/>
+          <w:b/>
+          <w:sz w:val="24"/>
+          <w:szCs w:val="24"/>
+        </w:rPr>
+        <w:t>2. Evaluating an Ensemble of Agents (evaluate_ensemble)</w:t>
+      </w:r>
+    </w:p>
+    <w:p>
+      <w:pPr>
+        <w:bidi w:val="0"/>
+        <w:rPr>
+          <w:rFonts w:asciiTheme="majorBidi" w:hAnsiTheme="majorBidi" w:cstheme="majorBidi"/>
+          <w:bCs/>
+          <w:sz w:val="24"/>
+          <w:szCs w:val="24"/>
+        </w:rPr>
+      </w:pPr>
+      <w:r>
+        <w:rPr>
+          <w:rFonts w:asciiTheme="majorBidi" w:hAnsiTheme="majorBidi" w:cstheme="majorBidi"/>
+          <w:bCs/>
+          <w:sz w:val="24"/>
+          <w:szCs w:val="24"/>
+        </w:rPr>
+        <w:t>This function evaluates a collection of agents working together (like the MetaAgent approach).</w:t>
+      </w:r>
+    </w:p>
+    <w:p>
+      <w:pPr>
+        <w:bidi w:val="0"/>
+        <w:rPr>
+          <w:rFonts w:asciiTheme="majorBidi" w:hAnsiTheme="majorBidi" w:cstheme="majorBidi"/>
+          <w:bCs/>
+          <w:sz w:val="24"/>
+          <w:szCs w:val="24"/>
+        </w:rPr>
+      </w:pPr>
+      <w:r>
+        <w:rPr>
+          <w:rFonts w:asciiTheme="majorBidi" w:hAnsiTheme="majorBidi" w:cstheme="majorBidi"/>
+          <w:bCs/>
+          <w:sz w:val="24"/>
+          <w:szCs w:val="24"/>
+        </w:rPr>
+        <w:t>Steps:</w:t>
+      </w:r>
+    </w:p>
+    <w:p>
+      <w:pPr>
+        <w:numPr>
+          <w:ilvl w:val="0"/>
+          <w:numId w:val="13"/>
+        </w:numPr>
+        <w:bidi w:val="0"/>
+        <w:rPr>
+          <w:rFonts w:asciiTheme="majorBidi" w:hAnsiTheme="majorBidi" w:cstheme="majorBidi"/>
+          <w:bCs/>
+          <w:sz w:val="24"/>
+          <w:szCs w:val="24"/>
+        </w:rPr>
+      </w:pPr>
+      <w:r>
+        <w:rPr>
+          <w:rFonts w:asciiTheme="majorBidi" w:hAnsiTheme="majorBidi" w:cstheme="majorBidi"/>
+          <w:bCs/>
+          <w:sz w:val="24"/>
+          <w:szCs w:val="24"/>
+        </w:rPr>
+        <w:t>Score Aggregation:</w:t>
+      </w:r>
+    </w:p>
+    <w:p>
+      <w:pPr>
+        <w:numPr>
+          <w:ilvl w:val="1"/>
+          <w:numId w:val="13"/>
+        </w:numPr>
+        <w:bidi w:val="0"/>
+        <w:rPr>
+          <w:rFonts w:asciiTheme="majorBidi" w:hAnsiTheme="majorBidi" w:cstheme="majorBidi"/>
+          <w:bCs/>
+          <w:sz w:val="24"/>
+          <w:szCs w:val="24"/>
+        </w:rPr>
+      </w:pPr>
+      <w:r>
+        <w:rPr>
+          <w:rFonts w:asciiTheme="majorBidi" w:hAnsiTheme="majorBidi" w:cstheme="majorBidi"/>
+          <w:bCs/>
+          <w:sz w:val="24"/>
+          <w:szCs w:val="24"/>
+        </w:rPr>
+        <w:lastRenderedPageBreak/>
+        <w:t>Each agent computes its anomaly scores on its respective feature set.</w:t>
+      </w:r>
+    </w:p>
+    <w:p>
+      <w:pPr>
+        <w:numPr>
+          <w:ilvl w:val="1"/>
+          <w:numId w:val="13"/>
+        </w:numPr>
+        <w:bidi w:val="0"/>
+        <w:rPr>
+          <w:rFonts w:asciiTheme="majorBidi" w:hAnsiTheme="majorBidi" w:cstheme="majorBidi"/>
+          <w:bCs/>
+          <w:sz w:val="24"/>
+          <w:szCs w:val="24"/>
+        </w:rPr>
+      </w:pPr>
+      <w:r>
+        <w:rPr>
+          <w:rFonts w:asciiTheme="majorBidi" w:hAnsiTheme="majorBidi" w:cstheme="majorBidi"/>
+          <w:bCs/>
+          <w:sz w:val="24"/>
+          <w:szCs w:val="24"/>
+        </w:rPr>
+        <w:t>Scores from all agents are combined using a weighted sum. If weights are not provided, all agents are equally weighted.</w:t>
+      </w:r>
+    </w:p>
+    <w:p>
+      <w:pPr>
+        <w:numPr>
+          <w:ilvl w:val="0"/>
+          <w:numId w:val="13"/>
+        </w:numPr>
+        <w:bidi w:val="0"/>
+        <w:rPr>
+          <w:rFonts w:asciiTheme="majorBidi" w:hAnsiTheme="majorBidi" w:cstheme="majorBidi"/>
+          <w:bCs/>
+          <w:sz w:val="24"/>
+          <w:szCs w:val="24"/>
+        </w:rPr>
+      </w:pPr>
+      <w:r>
+        <w:rPr>
+          <w:rFonts w:asciiTheme="majorBidi" w:hAnsiTheme="majorBidi" w:cstheme="majorBidi"/>
+          <w:bCs/>
+          <w:sz w:val="24"/>
+          <w:szCs w:val="24"/>
+        </w:rPr>
+        <w:t>Thresholding:</w:t>
+      </w:r>
+    </w:p>
+    <w:p>
+      <w:pPr>
+        <w:numPr>
+          <w:ilvl w:val="1"/>
+          <w:numId w:val="13"/>
+        </w:numPr>
+        <w:bidi w:val="0"/>
+        <w:rPr>
+          <w:rFonts w:asciiTheme="majorBidi" w:hAnsiTheme="majorBidi" w:cstheme="majorBidi"/>
+          <w:bCs/>
+          <w:sz w:val="24"/>
+          <w:szCs w:val="24"/>
+        </w:rPr>
+      </w:pPr>
+      <w:r>
+        <w:rPr>
+          <w:rFonts w:asciiTheme="majorBidi" w:hAnsiTheme="majorBidi" w:cstheme="majorBidi"/>
+          <w:bCs/>
+          <w:sz w:val="24"/>
+          <w:szCs w:val="24"/>
+        </w:rPr>
+        <w:t>If no explicit threshold is given, a percentile-based threshold is used based on the expected contamination rate (e.g., top 5% scores are considered anomalies).</w:t>
+      </w:r>
+    </w:p>
+    <w:p>
+      <w:pPr>
+        <w:numPr>
+          <w:ilvl w:val="0"/>
+          <w:numId w:val="13"/>
+        </w:numPr>
+        <w:bidi w:val="0"/>
+        <w:rPr>
+          <w:rFonts w:asciiTheme="majorBidi" w:hAnsiTheme="majorBidi" w:cstheme="majorBidi"/>
+          <w:bCs/>
+          <w:sz w:val="24"/>
+          <w:szCs w:val="24"/>
+        </w:rPr>
+      </w:pPr>
+      <w:r>
+        <w:rPr>
+          <w:rFonts w:asciiTheme="majorBidi" w:hAnsiTheme="majorBidi" w:cstheme="majorBidi"/>
+          <w:bCs/>
+          <w:sz w:val="24"/>
+          <w:szCs w:val="24"/>
+        </w:rPr>
+        <w:t>Metrics Computation:</w:t>
+      </w:r>
+      <w:r>
+        <w:rPr>
+          <w:rFonts w:asciiTheme="majorBidi" w:hAnsiTheme="majorBidi" w:cstheme="majorBidi"/>
+          <w:bCs/>
+          <w:sz w:val="24"/>
+          <w:szCs w:val="24"/>
+        </w:rPr>
+        <w:br/>
+        <w:t>Same as for a single agent: confusion matrix, precision, recall, F1-score.</w:t>
+      </w:r>
+    </w:p>
+    <w:p>
+      <w:pPr>
+        <w:numPr>
+          <w:ilvl w:val="0"/>
+          <w:numId w:val="13"/>
+        </w:numPr>
+        <w:bidi w:val="0"/>
+        <w:rPr>
+          <w:rFonts w:asciiTheme="majorBidi" w:hAnsiTheme="majorBidi" w:cstheme="majorBidi"/>
+          <w:bCs/>
+          <w:sz w:val="24"/>
+          <w:szCs w:val="24"/>
+        </w:rPr>
+      </w:pPr>
+      <w:r>
+        <w:rPr>
+          <w:rFonts w:asciiTheme="majorBidi" w:hAnsiTheme="majorBidi" w:cstheme="majorBidi"/>
+          <w:bCs/>
+          <w:sz w:val="24"/>
+          <w:szCs w:val="24"/>
+        </w:rPr>
+        <w:t>Output:</w:t>
+      </w:r>
+      <w:r>
+        <w:rPr>
+          <w:rFonts w:asciiTheme="majorBidi" w:hAnsiTheme="majorBidi" w:cstheme="majorBidi"/>
+          <w:bCs/>
+          <w:sz w:val="24"/>
+          <w:szCs w:val="24"/>
+        </w:rPr>
+        <w:br/>
+        <w:t>Prints ensemble evaluation results and returns a dictionary containing:</w:t>
+      </w:r>
+    </w:p>
+    <w:p>
+      <w:pPr>
+        <w:numPr>
+          <w:ilvl w:val="1"/>
+          <w:numId w:val="13"/>
+        </w:numPr>
+        <w:bidi w:val="0"/>
+        <w:rPr>
+          <w:rFonts w:asciiTheme="majorBidi" w:hAnsiTheme="majorBidi" w:cstheme="majorBidi"/>
+          <w:bCs/>
+          <w:sz w:val="24"/>
+          <w:szCs w:val="24"/>
+        </w:rPr>
+      </w:pPr>
+      <w:r>
+        <w:rPr>
+          <w:rFonts w:asciiTheme="majorBidi" w:hAnsiTheme="majorBidi" w:cstheme="majorBidi"/>
+          <w:bCs/>
+          <w:sz w:val="24"/>
+          <w:szCs w:val="24"/>
+        </w:rPr>
+        <w:t>Confusion matrix</w:t>
+      </w:r>
+    </w:p>
+    <w:p>
+      <w:pPr>
+        <w:numPr>
+          <w:ilvl w:val="1"/>
+          <w:numId w:val="13"/>
+        </w:numPr>
+        <w:bidi w:val="0"/>
+        <w:rPr>
+          <w:rFonts w:asciiTheme="majorBidi" w:hAnsiTheme="majorBidi" w:cstheme="majorBidi"/>
+          <w:bCs/>
+          <w:sz w:val="24"/>
+          <w:szCs w:val="24"/>
+        </w:rPr>
+      </w:pPr>
+      <w:r>
+        <w:rPr>
+          <w:rFonts w:asciiTheme="majorBidi" w:hAnsiTheme="majorBidi" w:cstheme="majorBidi"/>
+          <w:bCs/>
+          <w:sz w:val="24"/>
+          <w:szCs w:val="24"/>
+        </w:rPr>
+        <w:t>Precision, recall, F1</w:t>
+      </w:r>
+    </w:p>
+    <w:p>
+      <w:pPr>
+        <w:numPr>
+          <w:ilvl w:val="1"/>
+          <w:numId w:val="13"/>
+        </w:numPr>
+        <w:bidi w:val="0"/>
+        <w:rPr>
+          <w:rFonts w:asciiTheme="majorBidi" w:hAnsiTheme="majorBidi" w:cstheme="majorBidi"/>
+          <w:bCs/>
+          <w:sz w:val="24"/>
+          <w:szCs w:val="24"/>
+        </w:rPr>
+      </w:pPr>
+      <w:r>
+        <w:rPr>
+          <w:rFonts w:asciiTheme="majorBidi" w:hAnsiTheme="majorBidi" w:cstheme="majorBidi"/>
+          <w:bCs/>
+          <w:sz w:val="24"/>
+          <w:szCs w:val="24"/>
+        </w:rPr>
+        <w:t>Threshold used</w:t>
+      </w:r>
+    </w:p>
+    <w:p>
+      <w:pPr>
+        <w:numPr>
+          <w:ilvl w:val="1"/>
+          <w:numId w:val="13"/>
+        </w:numPr>
+        <w:bidi w:val="0"/>
+        <w:rPr>
+          <w:rFonts w:asciiTheme="majorBidi" w:hAnsiTheme="majorBidi" w:cstheme="majorBidi"/>
+          <w:bCs/>
+          <w:sz w:val="24"/>
+          <w:szCs w:val="24"/>
+        </w:rPr>
+      </w:pPr>
+      <w:r>
+        <w:rPr>
+          <w:rFonts w:asciiTheme="majorBidi" w:hAnsiTheme="majorBidi" w:cstheme="majorBidi"/>
+          <w:bCs/>
+          <w:sz w:val="24"/>
+          <w:szCs w:val="24"/>
+        </w:rPr>
+        <w:t>Predicted labels (0 for normal, 1 for anomaly)</w:t>
+      </w:r>
+    </w:p>
+    <w:p>
+      <w:pPr>
+        <w:bidi w:val="0"/>
+        <w:rPr>
+          <w:rFonts w:asciiTheme="majorBidi" w:hAnsiTheme="majorBidi" w:cstheme="majorBidi"/>
+          <w:bCs/>
+          <w:sz w:val="24"/>
+          <w:szCs w:val="24"/>
+        </w:rPr>
+      </w:pPr>
+      <w:r>
+        <w:rPr>
+          <w:rFonts w:asciiTheme="majorBidi" w:hAnsiTheme="majorBidi" w:cstheme="majorBidi"/>
+          <w:bCs/>
+          <w:sz w:val="24"/>
+          <w:szCs w:val="24"/>
+        </w:rPr>
+        <w:pict w14:anchorId="09A7CEC3">
+          <v:rect id="_x0000_i1026" style="width:0;height:1.5pt" o:hralign="center" o:hrstd="t" o:hr="t" fillcolor="#a0a0a0" stroked="f"/>
+        </w:pict>
+      </w:r>
+    </w:p>
+    <w:p>
+      <w:pPr>
+        <w:bidi w:val="0"/>
+        <w:rPr>
+          <w:rFonts w:asciiTheme="majorBidi" w:hAnsiTheme="majorBidi" w:cstheme="majorBidi"/>
+          <w:b/>
+          <w:sz w:val="24"/>
+          <w:szCs w:val="24"/>
+        </w:rPr>
+      </w:pPr>
+      <w:r>
+        <w:rPr>
+          <w:rFonts w:asciiTheme="majorBidi" w:hAnsiTheme="majorBidi" w:cstheme="majorBidi"/>
+          <w:b/>
+          <w:sz w:val="24"/>
+          <w:szCs w:val="24"/>
+        </w:rPr>
+        <w:t>3. Key Points About Metrics in Anomaly Detection</w:t>
+      </w:r>
+    </w:p>
+    <w:p>
+      <w:pPr>
+        <w:numPr>
+          <w:ilvl w:val="0"/>
+          <w:numId w:val="14"/>
+        </w:numPr>
+        <w:bidi w:val="0"/>
+        <w:rPr>
+          <w:rFonts w:asciiTheme="majorBidi" w:hAnsiTheme="majorBidi" w:cstheme="majorBidi"/>
+          <w:bCs/>
+          <w:sz w:val="24"/>
+          <w:szCs w:val="24"/>
+        </w:rPr>
+      </w:pPr>
+      <w:r>
+        <w:rPr>
+          <w:rFonts w:asciiTheme="majorBidi" w:hAnsiTheme="majorBidi" w:cstheme="majorBidi"/>
+          <w:bCs/>
+          <w:sz w:val="24"/>
+          <w:szCs w:val="24"/>
+        </w:rPr>
+        <w:t>Confusion Matrix: Provides a complete view of detection performance, including both correct and incorrect classifications.</w:t>
+      </w:r>
+    </w:p>
+    <w:p>
+      <w:pPr>
+        <w:numPr>
+          <w:ilvl w:val="0"/>
+          <w:numId w:val="14"/>
+        </w:numPr>
+        <w:bidi w:val="0"/>
+        <w:rPr>
+          <w:rFonts w:asciiTheme="majorBidi" w:hAnsiTheme="majorBidi" w:cstheme="majorBidi"/>
+          <w:bCs/>
+          <w:sz w:val="24"/>
+          <w:szCs w:val="24"/>
+        </w:rPr>
+      </w:pPr>
+      <w:r>
+        <w:rPr>
+          <w:rFonts w:asciiTheme="majorBidi" w:hAnsiTheme="majorBidi" w:cstheme="majorBidi"/>
+          <w:bCs/>
+          <w:sz w:val="24"/>
+          <w:szCs w:val="24"/>
+        </w:rPr>
+        <w:t>Precision vs Recall: There is a trade-off:</w:t>
+      </w:r>
+    </w:p>
+    <w:p>
+      <w:pPr>
+        <w:numPr>
+          <w:ilvl w:val="1"/>
+          <w:numId w:val="14"/>
+        </w:numPr>
+        <w:bidi w:val="0"/>
+        <w:rPr>
+          <w:rFonts w:asciiTheme="majorBidi" w:hAnsiTheme="majorBidi" w:cstheme="majorBidi"/>
+          <w:bCs/>
+          <w:sz w:val="24"/>
+          <w:szCs w:val="24"/>
+        </w:rPr>
+      </w:pPr>
+      <w:r>
+        <w:rPr>
+          <w:rFonts w:asciiTheme="majorBidi" w:hAnsiTheme="majorBidi" w:cstheme="majorBidi"/>
+          <w:bCs/>
+          <w:sz w:val="24"/>
+          <w:szCs w:val="24"/>
+        </w:rPr>
+        <w:t>High precision → few false positives (normal points incorrectly flagged as anomalies).</w:t>
+      </w:r>
+    </w:p>
+    <w:p>
+      <w:pPr>
+        <w:numPr>
+          <w:ilvl w:val="1"/>
+          <w:numId w:val="14"/>
+        </w:numPr>
+        <w:bidi w:val="0"/>
+        <w:rPr>
+          <w:rFonts w:asciiTheme="majorBidi" w:hAnsiTheme="majorBidi" w:cstheme="majorBidi"/>
+          <w:bCs/>
+          <w:sz w:val="24"/>
+          <w:szCs w:val="24"/>
+        </w:rPr>
+      </w:pPr>
+      <w:r>
+        <w:rPr>
+          <w:rFonts w:asciiTheme="majorBidi" w:hAnsiTheme="majorBidi" w:cstheme="majorBidi"/>
+          <w:bCs/>
+          <w:sz w:val="24"/>
+          <w:szCs w:val="24"/>
+        </w:rPr>
+        <w:t>High recall → few false negatives (anomalies missed).</w:t>
+      </w:r>
+    </w:p>
+    <w:p>
+      <w:pPr>
+        <w:numPr>
+          <w:ilvl w:val="0"/>
+          <w:numId w:val="14"/>
+        </w:numPr>
+        <w:bidi w:val="0"/>
+        <w:rPr>
+          <w:rFonts w:asciiTheme="majorBidi" w:hAnsiTheme="majorBidi" w:cstheme="majorBidi"/>
+          <w:bCs/>
+          <w:sz w:val="24"/>
+          <w:szCs w:val="24"/>
+        </w:rPr>
+      </w:pPr>
+      <w:r>
+        <w:rPr>
+          <w:rFonts w:asciiTheme="majorBidi" w:hAnsiTheme="majorBidi" w:cstheme="majorBidi"/>
+          <w:bCs/>
+          <w:sz w:val="24"/>
+          <w:szCs w:val="24"/>
+        </w:rPr>
+        <w:t>F1-Score: Useful when the dataset is imbalanced (anomalies are rare), which is typical in cybersecurity datasets like command execution anomalies (T1059).</w:t>
+      </w:r>
+    </w:p>
+    <w:p>
+      <w:pPr>
+        <w:bidi w:val="0"/>
+        <w:rPr>
+          <w:rFonts w:asciiTheme="majorBidi" w:hAnsiTheme="majorBidi" w:cstheme="majorBidi"/>
+          <w:b/>
+          <w:sz w:val="36"/>
+          <w:szCs w:val="36"/>
+        </w:rPr>
+      </w:pPr>
+      <w:r>
+        <w:rPr>
+          <w:rFonts w:asciiTheme="majorBidi" w:hAnsiTheme="majorBidi" w:cstheme="majorBidi"/>
+          <w:b/>
+          <w:sz w:val="36"/>
+          <w:szCs w:val="36"/>
+        </w:rPr>
+        <w:br w:type="page"/>
+      </w:r>
+    </w:p>
+    <w:p>
+      <w:pPr>
+        <w:pStyle w:val="ListParagraph"/>
+        <w:numPr>
+          <w:ilvl w:val="0"/>
+          <w:numId w:val="10"/>
+        </w:numPr>
+        <w:tabs>
+          <w:tab w:val="clear" w:pos="720"/>
+          <w:tab w:val="num" w:pos="426"/>
+        </w:tabs>
+        <w:bidi w:val="0"/>
+        <w:ind w:left="0" w:hanging="11"/>
+        <w:rPr>
+          <w:rFonts w:asciiTheme="majorBidi" w:hAnsiTheme="majorBidi" w:cstheme="majorBidi"/>
+          <w:b/>
+          <w:sz w:val="36"/>
+          <w:szCs w:val="36"/>
+        </w:rPr>
+      </w:pPr>
+      <w:r>
+        <w:rPr>
+          <w:rFonts w:asciiTheme="majorBidi" w:hAnsiTheme="majorBidi" w:cstheme="majorBidi"/>
+          <w:b/>
+          <w:sz w:val="36"/>
+          <w:szCs w:val="36"/>
+        </w:rPr>
+        <w:lastRenderedPageBreak/>
+        <w:t>Workflow of the Anomaly Detection System</w:t>
+      </w:r>
+    </w:p>
+    <w:p>
+      <w:pPr>
+        <w:tabs>
+          <w:tab w:val="num" w:pos="426"/>
+        </w:tabs>
+        <w:bidi w:val="0"/>
+        <w:rPr>
+          <w:rFonts w:asciiTheme="majorBidi" w:hAnsiTheme="majorBidi" w:cstheme="majorBidi"/>
+          <w:b/>
+          <w:bCs/>
+          <w:sz w:val="24"/>
+          <w:szCs w:val="24"/>
+        </w:rPr>
+      </w:pPr>
+      <w:r>
+        <w:rPr>
+          <w:rFonts w:asciiTheme="majorBidi" w:hAnsiTheme="majorBidi" w:cstheme="majorBidi"/>
+          <w:b/>
+          <w:bCs/>
+          <w:sz w:val="24"/>
+          <w:szCs w:val="24"/>
+        </w:rPr>
+        <w:t>Workflow of the Anomaly Detection System</w:t>
+      </w:r>
+    </w:p>
+    <w:p>
+      <w:pPr>
+        <w:tabs>
+          <w:tab w:val="num" w:pos="426"/>
+        </w:tabs>
+        <w:bidi w:val="0"/>
+        <w:rPr>
+          <w:rFonts w:asciiTheme="majorBidi" w:hAnsiTheme="majorBidi" w:cstheme="majorBidi"/>
+          <w:bCs/>
+          <w:sz w:val="24"/>
+          <w:szCs w:val="24"/>
+        </w:rPr>
+      </w:pPr>
+      <w:r>
+        <w:rPr>
+          <w:rFonts w:asciiTheme="majorBidi" w:hAnsiTheme="majorBidi" w:cstheme="majorBidi"/>
+          <w:bCs/>
+          <w:sz w:val="24"/>
+          <w:szCs w:val="24"/>
+        </w:rPr>
+        <w:t>The main.py script orchestrates the entire anomaly detection workflow, from dataset selection to final reporting. The process integrates preprocessing, agent training, evaluation, and ensemble aggregation. Below is a detailed step-by-step overview.</w:t>
+      </w:r>
+    </w:p>
+    <w:p>
+      <w:pPr>
+        <w:tabs>
+          <w:tab w:val="num" w:pos="426"/>
+        </w:tabs>
+        <w:bidi w:val="0"/>
+        <w:rPr>
+          <w:rFonts w:asciiTheme="majorBidi" w:hAnsiTheme="majorBidi" w:cstheme="majorBidi"/>
+          <w:bCs/>
+          <w:sz w:val="24"/>
+          <w:szCs w:val="24"/>
+        </w:rPr>
+      </w:pPr>
+      <w:r>
+        <w:rPr>
+          <w:rFonts w:asciiTheme="majorBidi" w:hAnsiTheme="majorBidi" w:cstheme="majorBidi"/>
+          <w:bCs/>
+          <w:sz w:val="24"/>
+          <w:szCs w:val="24"/>
+        </w:rPr>
+        <w:pict w14:anchorId="6C224C95">
+          <v:rect id="_x0000_i1027" style="width:0;height:1.5pt" o:hralign="center" o:hrstd="t" o:hr="t" fillcolor="#a0a0a0" stroked="f"/>
+        </w:pict>
+      </w:r>
+    </w:p>
+    <w:p>
+      <w:pPr>
+        <w:tabs>
+          <w:tab w:val="num" w:pos="426"/>
+        </w:tabs>
+        <w:bidi w:val="0"/>
+        <w:rPr>
+          <w:rFonts w:asciiTheme="majorBidi" w:hAnsiTheme="majorBidi" w:cstheme="majorBidi"/>
+          <w:b/>
+          <w:bCs/>
+          <w:sz w:val="24"/>
+          <w:szCs w:val="24"/>
+        </w:rPr>
+      </w:pPr>
+      <w:r>
+        <w:rPr>
+          <w:rFonts w:asciiTheme="majorBidi" w:hAnsiTheme="majorBidi" w:cstheme="majorBidi"/>
+          <w:b/>
+          <w:bCs/>
+          <w:sz w:val="24"/>
+          <w:szCs w:val="24"/>
+        </w:rPr>
+        <w:t>1. Dataset Selection</w:t>
+      </w:r>
+    </w:p>
+    <w:p>
+      <w:pPr>
+        <w:numPr>
+          <w:ilvl w:val="0"/>
+          <w:numId w:val="27"/>
+        </w:numPr>
+        <w:tabs>
+          <w:tab w:val="num" w:pos="426"/>
+        </w:tabs>
+        <w:bidi w:val="0"/>
+        <w:rPr>
+          <w:rFonts w:asciiTheme="majorBidi" w:hAnsiTheme="majorBidi" w:cstheme="majorBidi"/>
+          <w:bCs/>
+          <w:sz w:val="24"/>
+          <w:szCs w:val="24"/>
+        </w:rPr>
+      </w:pPr>
+      <w:r>
+        <w:rPr>
+          <w:rFonts w:asciiTheme="majorBidi" w:hAnsiTheme="majorBidi" w:cstheme="majorBidi"/>
+          <w:bCs/>
+          <w:sz w:val="24"/>
+          <w:szCs w:val="24"/>
+        </w:rPr>
+        <w:t>The system allows the user to select one of the enterprise datasets (A, B, C) via the best_hyperparams.select_dataset() function.</w:t>
+      </w:r>
+    </w:p>
+    <w:p>
+      <w:pPr>
+        <w:numPr>
+          <w:ilvl w:val="0"/>
+          <w:numId w:val="27"/>
+        </w:numPr>
+        <w:tabs>
+          <w:tab w:val="num" w:pos="426"/>
+        </w:tabs>
+        <w:bidi w:val="0"/>
+        <w:rPr>
+          <w:rFonts w:asciiTheme="majorBidi" w:hAnsiTheme="majorBidi" w:cstheme="majorBidi"/>
+          <w:bCs/>
+          <w:sz w:val="24"/>
+          <w:szCs w:val="24"/>
+        </w:rPr>
+      </w:pPr>
+      <w:r>
+        <w:rPr>
+          <w:rFonts w:asciiTheme="majorBidi" w:hAnsiTheme="majorBidi" w:cstheme="majorBidi"/>
+          <w:bCs/>
+          <w:sz w:val="24"/>
+          <w:szCs w:val="24"/>
+        </w:rPr>
+        <w:t>The results folder for storing outputs is automatically created.</w:t>
+      </w:r>
+    </w:p>
+    <w:p>
+      <w:pPr>
+        <w:tabs>
+          <w:tab w:val="num" w:pos="426"/>
+        </w:tabs>
+        <w:bidi w:val="0"/>
+        <w:rPr>
+          <w:rFonts w:asciiTheme="majorBidi" w:hAnsiTheme="majorBidi" w:cstheme="majorBidi"/>
+          <w:bCs/>
+          <w:sz w:val="24"/>
+          <w:szCs w:val="24"/>
+        </w:rPr>
+      </w:pPr>
+      <w:r>
+        <w:rPr>
+          <w:rFonts w:asciiTheme="majorBidi" w:hAnsiTheme="majorBidi" w:cstheme="majorBidi"/>
+          <w:bCs/>
+          <w:sz w:val="24"/>
+          <w:szCs w:val="24"/>
+        </w:rPr>
+        <w:pict w14:anchorId="7AE0D1FB">
+          <v:rect id="_x0000_i1028" style="width:0;height:1.5pt" o:hralign="center" o:hrstd="t" o:hr="t" fillcolor="#a0a0a0" stroked="f"/>
+        </w:pict>
+      </w:r>
+    </w:p>
+    <w:p>
+      <w:pPr>
+        <w:tabs>
+          <w:tab w:val="num" w:pos="426"/>
+        </w:tabs>
+        <w:bidi w:val="0"/>
+        <w:rPr>
+          <w:rFonts w:asciiTheme="majorBidi" w:hAnsiTheme="majorBidi" w:cstheme="majorBidi"/>
+          <w:b/>
+          <w:bCs/>
+          <w:sz w:val="24"/>
+          <w:szCs w:val="24"/>
+        </w:rPr>
+      </w:pPr>
+      <w:r>
+        <w:rPr>
+          <w:rFonts w:asciiTheme="majorBidi" w:hAnsiTheme="majorBidi" w:cstheme="majorBidi"/>
+          <w:b/>
+          <w:bCs/>
+          <w:sz w:val="24"/>
+          <w:szCs w:val="24"/>
+        </w:rPr>
+        <w:t>2. Data Loading</w:t>
+      </w:r>
+    </w:p>
+    <w:p>
+      <w:pPr>
+        <w:numPr>
+          <w:ilvl w:val="0"/>
+          <w:numId w:val="28"/>
+        </w:numPr>
+        <w:tabs>
+          <w:tab w:val="num" w:pos="426"/>
+        </w:tabs>
+        <w:bidi w:val="0"/>
+        <w:rPr>
+          <w:rFonts w:asciiTheme="majorBidi" w:hAnsiTheme="majorBidi" w:cstheme="majorBidi"/>
+          <w:bCs/>
+          <w:sz w:val="24"/>
+          <w:szCs w:val="24"/>
+        </w:rPr>
+      </w:pPr>
+      <w:r>
+        <w:rPr>
+          <w:rFonts w:asciiTheme="majorBidi" w:hAnsiTheme="majorBidi" w:cstheme="majorBidi"/>
+          <w:bCs/>
+          <w:sz w:val="24"/>
+          <w:szCs w:val="24"/>
+        </w:rPr>
+        <w:t>The selected dataset is loaded using pandas.read_csv.</w:t>
+      </w:r>
+    </w:p>
+    <w:p>
+      <w:pPr>
+        <w:numPr>
+          <w:ilvl w:val="0"/>
+          <w:numId w:val="28"/>
+        </w:numPr>
+        <w:tabs>
+          <w:tab w:val="num" w:pos="426"/>
+        </w:tabs>
+        <w:bidi w:val="0"/>
+        <w:rPr>
+          <w:rFonts w:asciiTheme="majorBidi" w:hAnsiTheme="majorBidi" w:cstheme="majorBidi"/>
+          <w:bCs/>
+          <w:sz w:val="24"/>
+          <w:szCs w:val="24"/>
+        </w:rPr>
+      </w:pPr>
+      <w:r>
+        <w:rPr>
+          <w:rFonts w:asciiTheme="majorBidi" w:hAnsiTheme="majorBidi" w:cstheme="majorBidi"/>
+          <w:bCs/>
+          <w:sz w:val="24"/>
+          <w:szCs w:val="24"/>
+        </w:rPr>
+        <w:t>The dataset typically includes:</w:t>
+      </w:r>
+    </w:p>
+    <w:p>
+      <w:pPr>
+        <w:numPr>
+          <w:ilvl w:val="1"/>
+          <w:numId w:val="28"/>
+        </w:numPr>
+        <w:tabs>
+          <w:tab w:val="num" w:pos="426"/>
+        </w:tabs>
+        <w:bidi w:val="0"/>
+        <w:rPr>
+          <w:rFonts w:asciiTheme="majorBidi" w:hAnsiTheme="majorBidi" w:cstheme="majorBidi"/>
+          <w:bCs/>
+          <w:sz w:val="24"/>
+          <w:szCs w:val="24"/>
+        </w:rPr>
+      </w:pPr>
+      <w:r>
+        <w:rPr>
+          <w:rFonts w:asciiTheme="majorBidi" w:hAnsiTheme="majorBidi" w:cstheme="majorBidi"/>
+          <w:bCs/>
+          <w:sz w:val="24"/>
+          <w:szCs w:val="24"/>
+        </w:rPr>
+        <w:t>command_text (textual commands executed)</w:t>
+      </w:r>
+    </w:p>
+    <w:p>
+      <w:pPr>
+        <w:numPr>
+          <w:ilvl w:val="1"/>
+          <w:numId w:val="28"/>
+        </w:numPr>
+        <w:tabs>
+          <w:tab w:val="num" w:pos="426"/>
+        </w:tabs>
+        <w:bidi w:val="0"/>
+        <w:rPr>
+          <w:rFonts w:asciiTheme="majorBidi" w:hAnsiTheme="majorBidi" w:cstheme="majorBidi"/>
+          <w:bCs/>
+          <w:sz w:val="24"/>
+          <w:szCs w:val="24"/>
+        </w:rPr>
+      </w:pPr>
+      <w:r>
+        <w:rPr>
+          <w:rFonts w:asciiTheme="majorBidi" w:hAnsiTheme="majorBidi" w:cstheme="majorBidi"/>
+          <w:bCs/>
+          <w:sz w:val="24"/>
+          <w:szCs w:val="24"/>
+        </w:rPr>
+        <w:t>timestamp (when each command was executed)</w:t>
+      </w:r>
+    </w:p>
+    <w:p>
+      <w:pPr>
+        <w:numPr>
+          <w:ilvl w:val="1"/>
+          <w:numId w:val="28"/>
+        </w:numPr>
+        <w:tabs>
+          <w:tab w:val="num" w:pos="426"/>
+        </w:tabs>
+        <w:bidi w:val="0"/>
+        <w:rPr>
+          <w:rFonts w:asciiTheme="majorBidi" w:hAnsiTheme="majorBidi" w:cstheme="majorBidi"/>
+          <w:bCs/>
+          <w:sz w:val="24"/>
+          <w:szCs w:val="24"/>
+        </w:rPr>
+      </w:pPr>
+      <w:r>
+        <w:rPr>
+          <w:rFonts w:asciiTheme="majorBidi" w:hAnsiTheme="majorBidi" w:cstheme="majorBidi"/>
+          <w:bCs/>
+          <w:sz w:val="24"/>
+          <w:szCs w:val="24"/>
+        </w:rPr>
+        <w:t>is_anomaly (binary label: 0 = benign, 1 = suspicious)</w:t>
+      </w:r>
+    </w:p>
+    <w:p>
+      <w:pPr>
+        <w:tabs>
+          <w:tab w:val="num" w:pos="426"/>
+        </w:tabs>
+        <w:bidi w:val="0"/>
+        <w:rPr>
+          <w:rFonts w:asciiTheme="majorBidi" w:hAnsiTheme="majorBidi" w:cstheme="majorBidi"/>
+          <w:bCs/>
+          <w:sz w:val="24"/>
+          <w:szCs w:val="24"/>
+        </w:rPr>
+      </w:pPr>
+      <w:r>
+        <w:rPr>
+          <w:rFonts w:asciiTheme="majorBidi" w:hAnsiTheme="majorBidi" w:cstheme="majorBidi"/>
+          <w:bCs/>
+          <w:sz w:val="24"/>
+          <w:szCs w:val="24"/>
+        </w:rPr>
+        <w:pict w14:anchorId="1DE49314">
+          <v:rect id="_x0000_i1029" style="width:0;height:1.5pt" o:hralign="center" o:hrstd="t" o:hr="t" fillcolor="#a0a0a0" stroked="f"/>
+        </w:pict>
+      </w:r>
+    </w:p>
+    <w:p>
+      <w:pPr>
+        <w:tabs>
+          <w:tab w:val="num" w:pos="426"/>
+        </w:tabs>
+        <w:bidi w:val="0"/>
+        <w:rPr>
+          <w:rFonts w:asciiTheme="majorBidi" w:hAnsiTheme="majorBidi" w:cstheme="majorBidi"/>
+          <w:b/>
+          <w:bCs/>
+          <w:sz w:val="24"/>
+          <w:szCs w:val="24"/>
+        </w:rPr>
+      </w:pPr>
+      <w:r>
+        <w:rPr>
+          <w:rFonts w:asciiTheme="majorBidi" w:hAnsiTheme="majorBidi" w:cstheme="majorBidi"/>
+          <w:b/>
+          <w:bCs/>
+          <w:sz w:val="24"/>
+          <w:szCs w:val="24"/>
+        </w:rPr>
+        <w:t>3. Preprocessing</w:t>
+      </w:r>
+    </w:p>
+    <w:p>
+      <w:pPr>
+        <w:numPr>
+          <w:ilvl w:val="0"/>
+          <w:numId w:val="29"/>
+        </w:numPr>
+        <w:tabs>
+          <w:tab w:val="num" w:pos="426"/>
+        </w:tabs>
+        <w:bidi w:val="0"/>
+        <w:rPr>
+          <w:rFonts w:asciiTheme="majorBidi" w:hAnsiTheme="majorBidi" w:cstheme="majorBidi"/>
+          <w:bCs/>
+          <w:sz w:val="24"/>
+          <w:szCs w:val="24"/>
+        </w:rPr>
+      </w:pPr>
+      <w:r>
+        <w:rPr>
+          <w:rFonts w:asciiTheme="majorBidi" w:hAnsiTheme="majorBidi" w:cstheme="majorBidi"/>
+          <w:bCs/>
+          <w:sz w:val="24"/>
+          <w:szCs w:val="24"/>
+        </w:rPr>
+        <w:t>Data is processed through preprocess_for_metaagent():</w:t>
+      </w:r>
+    </w:p>
+    <w:p>
+      <w:pPr>
+        <w:numPr>
+          <w:ilvl w:val="1"/>
+          <w:numId w:val="29"/>
+        </w:numPr>
+        <w:tabs>
+          <w:tab w:val="num" w:pos="426"/>
+        </w:tabs>
+        <w:bidi w:val="0"/>
+        <w:rPr>
+          <w:rFonts w:asciiTheme="majorBidi" w:hAnsiTheme="majorBidi" w:cstheme="majorBidi"/>
+          <w:bCs/>
+          <w:sz w:val="24"/>
+          <w:szCs w:val="24"/>
+        </w:rPr>
+      </w:pPr>
+      <w:r>
+        <w:rPr>
+          <w:rFonts w:asciiTheme="majorBidi" w:hAnsiTheme="majorBidi" w:cstheme="majorBidi"/>
+          <w:b/>
+          <w:bCs/>
+          <w:sz w:val="24"/>
+          <w:szCs w:val="24"/>
+        </w:rPr>
+        <w:t>Text processing</w:t>
+      </w:r>
+      <w:r>
+        <w:rPr>
+          <w:rFonts w:asciiTheme="majorBidi" w:hAnsiTheme="majorBidi" w:cstheme="majorBidi"/>
+          <w:bCs/>
+          <w:sz w:val="24"/>
+          <w:szCs w:val="24"/>
+        </w:rPr>
+        <w:t>: TF-IDF vectorization of command_text.</w:t>
+      </w:r>
+    </w:p>
+    <w:p>
+      <w:pPr>
+        <w:numPr>
+          <w:ilvl w:val="1"/>
+          <w:numId w:val="29"/>
+        </w:numPr>
+        <w:tabs>
+          <w:tab w:val="num" w:pos="426"/>
+        </w:tabs>
+        <w:bidi w:val="0"/>
+        <w:rPr>
+          <w:rFonts w:asciiTheme="majorBidi" w:hAnsiTheme="majorBidi" w:cstheme="majorBidi"/>
+          <w:bCs/>
+          <w:sz w:val="24"/>
+          <w:szCs w:val="24"/>
+        </w:rPr>
+      </w:pPr>
+      <w:r>
+        <w:rPr>
+          <w:rFonts w:asciiTheme="majorBidi" w:hAnsiTheme="majorBidi" w:cstheme="majorBidi"/>
+          <w:b/>
+          <w:bCs/>
+          <w:sz w:val="24"/>
+          <w:szCs w:val="24"/>
+        </w:rPr>
+        <w:t>Timestamp cyclic encoding</w:t>
+      </w:r>
+      <w:r>
+        <w:rPr>
+          <w:rFonts w:asciiTheme="majorBidi" w:hAnsiTheme="majorBidi" w:cstheme="majorBidi"/>
+          <w:bCs/>
+          <w:sz w:val="24"/>
+          <w:szCs w:val="24"/>
+        </w:rPr>
+        <w:t>: hour, minute, day-of-week, month features transformed using sine/cosine.</w:t>
+      </w:r>
+    </w:p>
+    <w:p>
+      <w:pPr>
+        <w:numPr>
+          <w:ilvl w:val="1"/>
+          <w:numId w:val="29"/>
+        </w:numPr>
+        <w:tabs>
+          <w:tab w:val="num" w:pos="426"/>
+        </w:tabs>
+        <w:bidi w:val="0"/>
+        <w:rPr>
+          <w:rFonts w:asciiTheme="majorBidi" w:hAnsiTheme="majorBidi" w:cstheme="majorBidi"/>
+          <w:bCs/>
+          <w:sz w:val="24"/>
+          <w:szCs w:val="24"/>
+        </w:rPr>
+      </w:pPr>
+      <w:r>
+        <w:rPr>
+          <w:rFonts w:asciiTheme="majorBidi" w:hAnsiTheme="majorBidi" w:cstheme="majorBidi"/>
+          <w:b/>
+          <w:bCs/>
+          <w:sz w:val="24"/>
+          <w:szCs w:val="24"/>
+        </w:rPr>
+        <w:t>Numeric scaling</w:t>
+      </w:r>
+      <w:r>
+        <w:rPr>
+          <w:rFonts w:asciiTheme="majorBidi" w:hAnsiTheme="majorBidi" w:cstheme="majorBidi"/>
+          <w:bCs/>
+          <w:sz w:val="24"/>
+          <w:szCs w:val="24"/>
+        </w:rPr>
+        <w:t>: all numeric features standardized with StandardScaler.</w:t>
+      </w:r>
+    </w:p>
+    <w:p>
+      <w:pPr>
+        <w:numPr>
+          <w:ilvl w:val="1"/>
+          <w:numId w:val="29"/>
+        </w:numPr>
+        <w:tabs>
+          <w:tab w:val="num" w:pos="426"/>
+        </w:tabs>
+        <w:bidi w:val="0"/>
+        <w:rPr>
+          <w:rFonts w:asciiTheme="majorBidi" w:hAnsiTheme="majorBidi" w:cstheme="majorBidi"/>
+          <w:bCs/>
+          <w:sz w:val="24"/>
+          <w:szCs w:val="24"/>
+        </w:rPr>
+      </w:pPr>
+      <w:r>
+        <w:rPr>
+          <w:rFonts w:asciiTheme="majorBidi" w:hAnsiTheme="majorBidi" w:cstheme="majorBidi"/>
+          <w:b/>
+          <w:bCs/>
+          <w:sz w:val="24"/>
+          <w:szCs w:val="24"/>
+        </w:rPr>
+        <w:t>Missing values handling</w:t>
+      </w:r>
+      <w:r>
+        <w:rPr>
+          <w:rFonts w:asciiTheme="majorBidi" w:hAnsiTheme="majorBidi" w:cstheme="majorBidi"/>
+          <w:bCs/>
+          <w:sz w:val="24"/>
+          <w:szCs w:val="24"/>
+        </w:rPr>
+        <w:t>: median imputation for numeric features, Unknown for categorical.</w:t>
+      </w:r>
+    </w:p>
+    <w:p>
+      <w:pPr>
+        <w:numPr>
+          <w:ilvl w:val="1"/>
+          <w:numId w:val="29"/>
+        </w:numPr>
+        <w:tabs>
+          <w:tab w:val="num" w:pos="426"/>
+        </w:tabs>
+        <w:bidi w:val="0"/>
+        <w:rPr>
+          <w:rFonts w:asciiTheme="majorBidi" w:hAnsiTheme="majorBidi" w:cstheme="majorBidi"/>
+          <w:bCs/>
+          <w:sz w:val="24"/>
+          <w:szCs w:val="24"/>
+        </w:rPr>
+      </w:pPr>
+      <w:r>
+        <w:rPr>
+          <w:rFonts w:asciiTheme="majorBidi" w:hAnsiTheme="majorBidi" w:cstheme="majorBidi"/>
+          <w:b/>
+          <w:bCs/>
+          <w:sz w:val="24"/>
+          <w:szCs w:val="24"/>
+        </w:rPr>
+        <w:t>Highly correlated feature removal</w:t>
+      </w:r>
+      <w:r>
+        <w:rPr>
+          <w:rFonts w:asciiTheme="majorBidi" w:hAnsiTheme="majorBidi" w:cstheme="majorBidi"/>
+          <w:bCs/>
+          <w:sz w:val="24"/>
+          <w:szCs w:val="24"/>
+        </w:rPr>
+        <w:t>: drop features with correlation above 0.95.</w:t>
+      </w:r>
+    </w:p>
+    <w:p>
+      <w:pPr>
+        <w:numPr>
+          <w:ilvl w:val="0"/>
+          <w:numId w:val="29"/>
+        </w:numPr>
+        <w:tabs>
+          <w:tab w:val="num" w:pos="426"/>
+        </w:tabs>
+        <w:bidi w:val="0"/>
+        <w:rPr>
+          <w:rFonts w:asciiTheme="majorBidi" w:hAnsiTheme="majorBidi" w:cstheme="majorBidi"/>
+          <w:bCs/>
+          <w:sz w:val="24"/>
+          <w:szCs w:val="24"/>
+        </w:rPr>
+      </w:pPr>
+      <w:r>
+        <w:rPr>
+          <w:rFonts w:asciiTheme="majorBidi" w:hAnsiTheme="majorBidi" w:cstheme="majorBidi"/>
+          <w:bCs/>
+          <w:sz w:val="24"/>
+          <w:szCs w:val="24"/>
+        </w:rPr>
+        <w:t>Output: X_dict (feature arrays for each agent) and y (labels).</w:t>
+      </w:r>
+    </w:p>
+    <w:p>
+      <w:pPr>
+        <w:tabs>
+          <w:tab w:val="num" w:pos="426"/>
+        </w:tabs>
+        <w:bidi w:val="0"/>
+        <w:rPr>
+          <w:rFonts w:asciiTheme="majorBidi" w:hAnsiTheme="majorBidi" w:cstheme="majorBidi"/>
+          <w:bCs/>
+          <w:sz w:val="24"/>
+          <w:szCs w:val="24"/>
+        </w:rPr>
+      </w:pPr>
+      <w:r>
+        <w:rPr>
+          <w:rFonts w:asciiTheme="majorBidi" w:hAnsiTheme="majorBidi" w:cstheme="majorBidi"/>
+          <w:bCs/>
+          <w:sz w:val="24"/>
+          <w:szCs w:val="24"/>
+        </w:rPr>
+        <w:pict w14:anchorId="64EB3AB5">
+          <v:rect id="_x0000_i1030" style="width:0;height:1.5pt" o:hralign="center" o:hrstd="t" o:hr="t" fillcolor="#a0a0a0" stroked="f"/>
+        </w:pict>
+      </w:r>
+    </w:p>
+    <w:p>
+      <w:pPr>
+        <w:tabs>
+          <w:tab w:val="num" w:pos="426"/>
+        </w:tabs>
+        <w:bidi w:val="0"/>
+        <w:rPr>
+          <w:rFonts w:asciiTheme="majorBidi" w:hAnsiTheme="majorBidi" w:cstheme="majorBidi"/>
+          <w:b/>
+          <w:bCs/>
+          <w:sz w:val="24"/>
+          <w:szCs w:val="24"/>
+        </w:rPr>
+      </w:pPr>
+      <w:r>
+        <w:rPr>
+          <w:rFonts w:asciiTheme="majorBidi" w:hAnsiTheme="majorBidi" w:cstheme="majorBidi"/>
+          <w:b/>
+          <w:bCs/>
+          <w:sz w:val="24"/>
+          <w:szCs w:val="24"/>
+        </w:rPr>
+        <w:t>4. Train / Validation / Test Split</w:t>
+      </w:r>
+    </w:p>
+    <w:p>
+      <w:pPr>
+        <w:numPr>
+          <w:ilvl w:val="0"/>
+          <w:numId w:val="30"/>
+        </w:numPr>
+        <w:tabs>
+          <w:tab w:val="num" w:pos="426"/>
+        </w:tabs>
+        <w:bidi w:val="0"/>
+        <w:rPr>
+          <w:rFonts w:asciiTheme="majorBidi" w:hAnsiTheme="majorBidi" w:cstheme="majorBidi"/>
+          <w:bCs/>
+          <w:sz w:val="24"/>
+          <w:szCs w:val="24"/>
+        </w:rPr>
+      </w:pPr>
+      <w:r>
+        <w:rPr>
+          <w:rFonts w:asciiTheme="majorBidi" w:hAnsiTheme="majorBidi" w:cstheme="majorBidi"/>
+          <w:bCs/>
+          <w:sz w:val="24"/>
+          <w:szCs w:val="24"/>
+        </w:rPr>
+        <w:t>Each agent receives its own split of data:</w:t>
+      </w:r>
+    </w:p>
+    <w:p>
+      <w:pPr>
+        <w:numPr>
+          <w:ilvl w:val="1"/>
+          <w:numId w:val="30"/>
+        </w:numPr>
+        <w:tabs>
+          <w:tab w:val="num" w:pos="426"/>
+        </w:tabs>
+        <w:bidi w:val="0"/>
+        <w:rPr>
+          <w:rFonts w:asciiTheme="majorBidi" w:hAnsiTheme="majorBidi" w:cstheme="majorBidi"/>
+          <w:bCs/>
+          <w:sz w:val="24"/>
+          <w:szCs w:val="24"/>
+        </w:rPr>
+      </w:pPr>
+      <w:r>
+        <w:rPr>
+          <w:rFonts w:asciiTheme="majorBidi" w:hAnsiTheme="majorBidi" w:cstheme="majorBidi"/>
+          <w:b/>
+          <w:bCs/>
+          <w:sz w:val="24"/>
+          <w:szCs w:val="24"/>
+        </w:rPr>
+        <w:t>Train</w:t>
+      </w:r>
+      <w:r>
+        <w:rPr>
+          <w:rFonts w:asciiTheme="majorBidi" w:hAnsiTheme="majorBidi" w:cstheme="majorBidi"/>
+          <w:bCs/>
+          <w:sz w:val="24"/>
+          <w:szCs w:val="24"/>
+        </w:rPr>
+        <w:t>: for model fitting</w:t>
+      </w:r>
+    </w:p>
+    <w:p>
+      <w:pPr>
+        <w:numPr>
+          <w:ilvl w:val="1"/>
+          <w:numId w:val="30"/>
+        </w:numPr>
+        <w:tabs>
+          <w:tab w:val="num" w:pos="426"/>
+        </w:tabs>
+        <w:bidi w:val="0"/>
+        <w:rPr>
+          <w:rFonts w:asciiTheme="majorBidi" w:hAnsiTheme="majorBidi" w:cstheme="majorBidi"/>
+          <w:bCs/>
+          <w:sz w:val="24"/>
+          <w:szCs w:val="24"/>
+        </w:rPr>
+      </w:pPr>
+      <w:r>
+        <w:rPr>
+          <w:rFonts w:asciiTheme="majorBidi" w:hAnsiTheme="majorBidi" w:cstheme="majorBidi"/>
+          <w:b/>
+          <w:bCs/>
+          <w:sz w:val="24"/>
+          <w:szCs w:val="24"/>
+        </w:rPr>
+        <w:lastRenderedPageBreak/>
+        <w:t>Validation</w:t>
+      </w:r>
+      <w:r>
+        <w:rPr>
+          <w:rFonts w:asciiTheme="majorBidi" w:hAnsiTheme="majorBidi" w:cstheme="majorBidi"/>
+          <w:bCs/>
+          <w:sz w:val="24"/>
+          <w:szCs w:val="24"/>
+        </w:rPr>
+        <w:t>: for threshold tuning and hyperparameter selection</w:t>
+      </w:r>
+    </w:p>
+    <w:p>
+      <w:pPr>
+        <w:numPr>
+          <w:ilvl w:val="1"/>
+          <w:numId w:val="30"/>
+        </w:numPr>
+        <w:tabs>
+          <w:tab w:val="num" w:pos="426"/>
+        </w:tabs>
+        <w:bidi w:val="0"/>
+        <w:rPr>
+          <w:rFonts w:asciiTheme="majorBidi" w:hAnsiTheme="majorBidi" w:cstheme="majorBidi"/>
+          <w:bCs/>
+          <w:sz w:val="24"/>
+          <w:szCs w:val="24"/>
+        </w:rPr>
+      </w:pPr>
+      <w:r>
+        <w:rPr>
+          <w:rFonts w:asciiTheme="majorBidi" w:hAnsiTheme="majorBidi" w:cstheme="majorBidi"/>
+          <w:b/>
+          <w:bCs/>
+          <w:sz w:val="24"/>
+          <w:szCs w:val="24"/>
+        </w:rPr>
+        <w:t>Test</w:t>
+      </w:r>
+      <w:r>
+        <w:rPr>
+          <w:rFonts w:asciiTheme="majorBidi" w:hAnsiTheme="majorBidi" w:cstheme="majorBidi"/>
+          <w:bCs/>
+          <w:sz w:val="24"/>
+          <w:szCs w:val="24"/>
+        </w:rPr>
+        <w:t>: for final evaluation</w:t>
+      </w:r>
+    </w:p>
+    <w:p>
+      <w:pPr>
+        <w:numPr>
+          <w:ilvl w:val="0"/>
+          <w:numId w:val="30"/>
+        </w:numPr>
+        <w:tabs>
+          <w:tab w:val="num" w:pos="426"/>
+        </w:tabs>
+        <w:bidi w:val="0"/>
+        <w:rPr>
+          <w:rFonts w:asciiTheme="majorBidi" w:hAnsiTheme="majorBidi" w:cstheme="majorBidi"/>
+          <w:bCs/>
+          <w:sz w:val="24"/>
+          <w:szCs w:val="24"/>
+        </w:rPr>
+      </w:pPr>
+      <w:r>
+        <w:rPr>
+          <w:rFonts w:asciiTheme="majorBidi" w:hAnsiTheme="majorBidi" w:cstheme="majorBidi"/>
+          <w:bCs/>
+          <w:sz w:val="24"/>
+          <w:szCs w:val="24"/>
+        </w:rPr>
+        <w:t>Special handling for Autoencoder:</w:t>
+      </w:r>
+    </w:p>
+    <w:p>
+      <w:pPr>
+        <w:numPr>
+          <w:ilvl w:val="1"/>
+          <w:numId w:val="30"/>
+        </w:numPr>
+        <w:tabs>
+          <w:tab w:val="num" w:pos="426"/>
+        </w:tabs>
+        <w:bidi w:val="0"/>
+        <w:rPr>
+          <w:rFonts w:asciiTheme="majorBidi" w:hAnsiTheme="majorBidi" w:cstheme="majorBidi"/>
+          <w:bCs/>
+          <w:sz w:val="24"/>
+          <w:szCs w:val="24"/>
+        </w:rPr>
+      </w:pPr>
+      <w:r>
+        <w:rPr>
+          <w:rFonts w:asciiTheme="majorBidi" w:hAnsiTheme="majorBidi" w:cstheme="majorBidi"/>
+          <w:bCs/>
+          <w:sz w:val="24"/>
+          <w:szCs w:val="24"/>
+        </w:rPr>
+        <w:t xml:space="preserve">Training is performed only on </w:t>
+      </w:r>
+      <w:r>
+        <w:rPr>
+          <w:rFonts w:asciiTheme="majorBidi" w:hAnsiTheme="majorBidi" w:cstheme="majorBidi"/>
+          <w:b/>
+          <w:bCs/>
+          <w:sz w:val="24"/>
+          <w:szCs w:val="24"/>
+        </w:rPr>
+        <w:t>benign samples</w:t>
+      </w:r>
+      <w:r>
+        <w:rPr>
+          <w:rFonts w:asciiTheme="majorBidi" w:hAnsiTheme="majorBidi" w:cstheme="majorBidi"/>
+          <w:bCs/>
+          <w:sz w:val="24"/>
+          <w:szCs w:val="24"/>
+        </w:rPr>
+        <w:t xml:space="preserve"> to model normal behavior.</w:t>
+      </w:r>
+    </w:p>
+    <w:p>
+      <w:pPr>
+        <w:tabs>
+          <w:tab w:val="num" w:pos="426"/>
+        </w:tabs>
+        <w:bidi w:val="0"/>
+        <w:rPr>
+          <w:rFonts w:asciiTheme="majorBidi" w:hAnsiTheme="majorBidi" w:cstheme="majorBidi"/>
+          <w:bCs/>
+          <w:sz w:val="24"/>
+          <w:szCs w:val="24"/>
+        </w:rPr>
+      </w:pPr>
+      <w:r>
+        <w:rPr>
+          <w:rFonts w:asciiTheme="majorBidi" w:hAnsiTheme="majorBidi" w:cstheme="majorBidi"/>
+          <w:bCs/>
+          <w:sz w:val="24"/>
+          <w:szCs w:val="24"/>
+        </w:rPr>
+        <w:pict w14:anchorId="2F3826CB">
+          <v:rect id="_x0000_i1031" style="width:0;height:1.5pt" o:hralign="center" o:hrstd="t" o:hr="t" fillcolor="#a0a0a0" stroked="f"/>
+        </w:pict>
+      </w:r>
+    </w:p>
+    <w:p>
+      <w:pPr>
+        <w:tabs>
+          <w:tab w:val="num" w:pos="426"/>
+        </w:tabs>
+        <w:bidi w:val="0"/>
+        <w:rPr>
+          <w:rFonts w:asciiTheme="majorBidi" w:hAnsiTheme="majorBidi" w:cstheme="majorBidi"/>
+          <w:b/>
+          <w:bCs/>
+          <w:sz w:val="24"/>
+          <w:szCs w:val="24"/>
+        </w:rPr>
+      </w:pPr>
+      <w:r>
+        <w:rPr>
+          <w:rFonts w:asciiTheme="majorBidi" w:hAnsiTheme="majorBidi" w:cstheme="majorBidi"/>
+          <w:b/>
+          <w:bCs/>
+          <w:sz w:val="24"/>
+          <w:szCs w:val="24"/>
+        </w:rPr>
+        <w:t>5. Agent Initialization</w:t>
+      </w:r>
+    </w:p>
+    <w:p>
+      <w:pPr>
+        <w:numPr>
+          <w:ilvl w:val="0"/>
+          <w:numId w:val="31"/>
+        </w:numPr>
+        <w:tabs>
+          <w:tab w:val="num" w:pos="426"/>
+        </w:tabs>
+        <w:bidi w:val="0"/>
+        <w:rPr>
+          <w:rFonts w:asciiTheme="majorBidi" w:hAnsiTheme="majorBidi" w:cstheme="majorBidi"/>
+          <w:bCs/>
+          <w:sz w:val="24"/>
+          <w:szCs w:val="24"/>
+        </w:rPr>
+      </w:pPr>
+      <w:r>
+        <w:rPr>
+          <w:rFonts w:asciiTheme="majorBidi" w:hAnsiTheme="majorBidi" w:cstheme="majorBidi"/>
+          <w:bCs/>
+          <w:sz w:val="24"/>
+          <w:szCs w:val="24"/>
+        </w:rPr>
+        <w:t>Individual agents are created:</w:t>
+      </w:r>
+    </w:p>
+    <w:p>
+      <w:pPr>
+        <w:numPr>
+          <w:ilvl w:val="1"/>
+          <w:numId w:val="31"/>
+        </w:numPr>
+        <w:tabs>
+          <w:tab w:val="num" w:pos="426"/>
+        </w:tabs>
+        <w:bidi w:val="0"/>
+        <w:rPr>
+          <w:rFonts w:asciiTheme="majorBidi" w:hAnsiTheme="majorBidi" w:cstheme="majorBidi"/>
+          <w:bCs/>
+          <w:sz w:val="24"/>
+          <w:szCs w:val="24"/>
+        </w:rPr>
+      </w:pPr>
+      <w:r>
+        <w:rPr>
+          <w:rFonts w:asciiTheme="majorBidi" w:hAnsiTheme="majorBidi" w:cstheme="majorBidi"/>
+          <w:b/>
+          <w:bCs/>
+          <w:sz w:val="24"/>
+          <w:szCs w:val="24"/>
+        </w:rPr>
+        <w:t>IsolationForestAgent</w:t>
+      </w:r>
+      <w:r>
+        <w:rPr>
+          <w:rFonts w:asciiTheme="majorBidi" w:hAnsiTheme="majorBidi" w:cstheme="majorBidi"/>
+          <w:bCs/>
+          <w:sz w:val="24"/>
+          <w:szCs w:val="24"/>
+        </w:rPr>
+        <w:t>: parameters tuned using find_best_n_estimators_if().</w:t>
+      </w:r>
+    </w:p>
+    <w:p>
+      <w:pPr>
+        <w:numPr>
+          <w:ilvl w:val="1"/>
+          <w:numId w:val="31"/>
+        </w:numPr>
+        <w:tabs>
+          <w:tab w:val="num" w:pos="426"/>
+        </w:tabs>
+        <w:bidi w:val="0"/>
+        <w:rPr>
+          <w:rFonts w:asciiTheme="majorBidi" w:hAnsiTheme="majorBidi" w:cstheme="majorBidi"/>
+          <w:bCs/>
+          <w:sz w:val="24"/>
+          <w:szCs w:val="24"/>
+        </w:rPr>
+      </w:pPr>
+      <w:r>
+        <w:rPr>
+          <w:rFonts w:asciiTheme="majorBidi" w:hAnsiTheme="majorBidi" w:cstheme="majorBidi"/>
+          <w:b/>
+          <w:bCs/>
+          <w:sz w:val="24"/>
+          <w:szCs w:val="24"/>
+        </w:rPr>
+        <w:t>SVMAgent (One-Class SVM)</w:t>
+      </w:r>
+      <w:r>
+        <w:rPr>
+          <w:rFonts w:asciiTheme="majorBidi" w:hAnsiTheme="majorBidi" w:cstheme="majorBidi"/>
+          <w:bCs/>
+          <w:sz w:val="24"/>
+          <w:szCs w:val="24"/>
+        </w:rPr>
+        <w:t>: nu tuned using find_best_nu().</w:t>
+      </w:r>
+    </w:p>
+    <w:p>
+      <w:pPr>
+        <w:numPr>
+          <w:ilvl w:val="1"/>
+          <w:numId w:val="31"/>
+        </w:numPr>
+        <w:tabs>
+          <w:tab w:val="num" w:pos="426"/>
+        </w:tabs>
+        <w:bidi w:val="0"/>
+        <w:rPr>
+          <w:rFonts w:asciiTheme="majorBidi" w:hAnsiTheme="majorBidi" w:cstheme="majorBidi"/>
+          <w:bCs/>
+          <w:sz w:val="24"/>
+          <w:szCs w:val="24"/>
+        </w:rPr>
+      </w:pPr>
+      <w:r>
+        <w:rPr>
+          <w:rFonts w:asciiTheme="majorBidi" w:hAnsiTheme="majorBidi" w:cstheme="majorBidi"/>
+          <w:b/>
+          <w:bCs/>
+          <w:sz w:val="24"/>
+          <w:szCs w:val="24"/>
+        </w:rPr>
+        <w:t>AutoencoderAgent</w:t>
+      </w:r>
+      <w:r>
+        <w:rPr>
+          <w:rFonts w:asciiTheme="majorBidi" w:hAnsiTheme="majorBidi" w:cstheme="majorBidi"/>
+          <w:bCs/>
+          <w:sz w:val="24"/>
+          <w:szCs w:val="24"/>
+        </w:rPr>
+        <w:t>: input dimension derived from features, latent dimension and epochs configured.</w:t>
+      </w:r>
+    </w:p>
+    <w:p>
+      <w:pPr>
+        <w:numPr>
+          <w:ilvl w:val="0"/>
+          <w:numId w:val="31"/>
+        </w:numPr>
+        <w:tabs>
+          <w:tab w:val="num" w:pos="426"/>
+        </w:tabs>
+        <w:bidi w:val="0"/>
+        <w:rPr>
+          <w:rFonts w:asciiTheme="majorBidi" w:hAnsiTheme="majorBidi" w:cstheme="majorBidi"/>
+          <w:bCs/>
+          <w:sz w:val="24"/>
+          <w:szCs w:val="24"/>
+        </w:rPr>
+      </w:pPr>
+      <w:r>
+        <w:rPr>
+          <w:rFonts w:asciiTheme="majorBidi" w:hAnsiTheme="majorBidi" w:cstheme="majorBidi"/>
+          <w:bCs/>
+          <w:sz w:val="24"/>
+          <w:szCs w:val="24"/>
+        </w:rPr>
+        <w:t>All agents are collected in a list for ensemble evaluation.</w:t>
+      </w:r>
+    </w:p>
+    <w:p>
+      <w:pPr>
+        <w:tabs>
+          <w:tab w:val="num" w:pos="426"/>
+        </w:tabs>
+        <w:bidi w:val="0"/>
+        <w:rPr>
+          <w:rFonts w:asciiTheme="majorBidi" w:hAnsiTheme="majorBidi" w:cstheme="majorBidi"/>
+          <w:bCs/>
+          <w:sz w:val="24"/>
+          <w:szCs w:val="24"/>
+        </w:rPr>
+      </w:pPr>
+      <w:r>
+        <w:rPr>
+          <w:rFonts w:asciiTheme="majorBidi" w:hAnsiTheme="majorBidi" w:cstheme="majorBidi"/>
+          <w:bCs/>
+          <w:sz w:val="24"/>
+          <w:szCs w:val="24"/>
+        </w:rPr>
+        <w:pict w14:anchorId="183508F3">
+          <v:rect id="_x0000_i1032" style="width:0;height:1.5pt" o:hralign="center" o:hrstd="t" o:hr="t" fillcolor="#a0a0a0" stroked="f"/>
+        </w:pict>
+      </w:r>
+    </w:p>
+    <w:p>
+      <w:pPr>
+        <w:tabs>
+          <w:tab w:val="num" w:pos="426"/>
+        </w:tabs>
+        <w:bidi w:val="0"/>
+        <w:rPr>
+          <w:rFonts w:asciiTheme="majorBidi" w:hAnsiTheme="majorBidi" w:cstheme="majorBidi"/>
+          <w:b/>
+          <w:bCs/>
+          <w:sz w:val="24"/>
+          <w:szCs w:val="24"/>
+        </w:rPr>
+      </w:pPr>
+      <w:r>
+        <w:rPr>
+          <w:rFonts w:asciiTheme="majorBidi" w:hAnsiTheme="majorBidi" w:cstheme="majorBidi"/>
+          <w:b/>
+          <w:bCs/>
+          <w:sz w:val="24"/>
+          <w:szCs w:val="24"/>
+        </w:rPr>
+        <w:t>6. MetaAgent Initialization</w:t>
+      </w:r>
+    </w:p>
+    <w:p>
+      <w:pPr>
+        <w:numPr>
+          <w:ilvl w:val="0"/>
+          <w:numId w:val="32"/>
+        </w:numPr>
+        <w:tabs>
+          <w:tab w:val="num" w:pos="426"/>
+        </w:tabs>
+        <w:bidi w:val="0"/>
+        <w:rPr>
+          <w:rFonts w:asciiTheme="majorBidi" w:hAnsiTheme="majorBidi" w:cstheme="majorBidi"/>
+          <w:bCs/>
+          <w:sz w:val="24"/>
+          <w:szCs w:val="24"/>
+        </w:rPr>
+      </w:pPr>
+      <w:r>
+        <w:rPr>
+          <w:rFonts w:asciiTheme="majorBidi" w:hAnsiTheme="majorBidi" w:cstheme="majorBidi"/>
+          <w:bCs/>
+          <w:sz w:val="24"/>
+          <w:szCs w:val="24"/>
+        </w:rPr>
+        <w:t>A MetaAgent aggregates the three individual agents.</w:t>
+      </w:r>
+    </w:p>
+    <w:p>
+      <w:pPr>
+        <w:numPr>
+          <w:ilvl w:val="0"/>
+          <w:numId w:val="32"/>
+        </w:numPr>
+        <w:tabs>
+          <w:tab w:val="num" w:pos="426"/>
+        </w:tabs>
+        <w:bidi w:val="0"/>
+        <w:rPr>
+          <w:rFonts w:asciiTheme="majorBidi" w:hAnsiTheme="majorBidi" w:cstheme="majorBidi"/>
+          <w:bCs/>
+          <w:sz w:val="24"/>
+          <w:szCs w:val="24"/>
+        </w:rPr>
+      </w:pPr>
+      <w:r>
+        <w:rPr>
+          <w:rFonts w:asciiTheme="majorBidi" w:hAnsiTheme="majorBidi" w:cstheme="majorBidi"/>
+          <w:bCs/>
+          <w:sz w:val="24"/>
+          <w:szCs w:val="24"/>
+        </w:rPr>
+        <w:t xml:space="preserve">Supports </w:t>
+      </w:r>
+      <w:r>
+        <w:rPr>
+          <w:rFonts w:asciiTheme="majorBidi" w:hAnsiTheme="majorBidi" w:cstheme="majorBidi"/>
+          <w:b/>
+          <w:bCs/>
+          <w:sz w:val="24"/>
+          <w:szCs w:val="24"/>
+        </w:rPr>
+        <w:t>soft voting</w:t>
+      </w:r>
+      <w:r>
+        <w:rPr>
+          <w:rFonts w:asciiTheme="majorBidi" w:hAnsiTheme="majorBidi" w:cstheme="majorBidi"/>
+          <w:bCs/>
+          <w:sz w:val="24"/>
+          <w:szCs w:val="24"/>
+        </w:rPr>
+        <w:t xml:space="preserve"> (weighted sum of anomaly scores) or </w:t>
+      </w:r>
+      <w:r>
+        <w:rPr>
+          <w:rFonts w:asciiTheme="majorBidi" w:hAnsiTheme="majorBidi" w:cstheme="majorBidi"/>
+          <w:b/>
+          <w:bCs/>
+          <w:sz w:val="24"/>
+          <w:szCs w:val="24"/>
+        </w:rPr>
+        <w:t>hard voting</w:t>
+      </w:r>
+      <w:r>
+        <w:rPr>
+          <w:rFonts w:asciiTheme="majorBidi" w:hAnsiTheme="majorBidi" w:cstheme="majorBidi"/>
+          <w:bCs/>
+          <w:sz w:val="24"/>
+          <w:szCs w:val="24"/>
+        </w:rPr>
+        <w:t xml:space="preserve"> (majority vote based on thresholds).</w:t>
+      </w:r>
+    </w:p>
+    <w:p>
+      <w:pPr>
+        <w:numPr>
+          <w:ilvl w:val="0"/>
+          <w:numId w:val="32"/>
+        </w:numPr>
+        <w:tabs>
+          <w:tab w:val="num" w:pos="426"/>
+        </w:tabs>
+        <w:bidi w:val="0"/>
+        <w:rPr>
+          <w:rFonts w:asciiTheme="majorBidi" w:hAnsiTheme="majorBidi" w:cstheme="majorBidi"/>
+          <w:bCs/>
+          <w:sz w:val="24"/>
+          <w:szCs w:val="24"/>
+        </w:rPr>
+      </w:pPr>
+      <w:r>
+        <w:rPr>
+          <w:rFonts w:asciiTheme="majorBidi" w:hAnsiTheme="majorBidi" w:cstheme="majorBidi"/>
+          <w:bCs/>
+          <w:sz w:val="24"/>
+          <w:szCs w:val="24"/>
+        </w:rPr>
+        <w:t>Initial weights are set (default equal or customized).</w:t>
+      </w:r>
+    </w:p>
+    <w:p>
+      <w:pPr>
+        <w:tabs>
+          <w:tab w:val="num" w:pos="426"/>
+        </w:tabs>
+        <w:bidi w:val="0"/>
+        <w:rPr>
+          <w:rFonts w:asciiTheme="majorBidi" w:hAnsiTheme="majorBidi" w:cstheme="majorBidi"/>
+          <w:bCs/>
+          <w:sz w:val="24"/>
+          <w:szCs w:val="24"/>
+        </w:rPr>
+      </w:pPr>
+      <w:r>
+        <w:rPr>
+          <w:rFonts w:asciiTheme="majorBidi" w:hAnsiTheme="majorBidi" w:cstheme="majorBidi"/>
+          <w:bCs/>
+          <w:sz w:val="24"/>
+          <w:szCs w:val="24"/>
+        </w:rPr>
+        <w:pict w14:anchorId="45A50587">
+          <v:rect id="_x0000_i1033" style="width:0;height:1.5pt" o:hralign="center" o:hrstd="t" o:hr="t" fillcolor="#a0a0a0" stroked="f"/>
+        </w:pict>
+      </w:r>
+    </w:p>
+    <w:p>
+      <w:pPr>
+        <w:tabs>
+          <w:tab w:val="num" w:pos="426"/>
+        </w:tabs>
+        <w:bidi w:val="0"/>
+        <w:rPr>
+          <w:rFonts w:asciiTheme="majorBidi" w:hAnsiTheme="majorBidi" w:cstheme="majorBidi"/>
+          <w:b/>
+          <w:bCs/>
+          <w:sz w:val="24"/>
+          <w:szCs w:val="24"/>
+        </w:rPr>
+      </w:pPr>
+      <w:r>
+        <w:rPr>
+          <w:rFonts w:asciiTheme="majorBidi" w:hAnsiTheme="majorBidi" w:cstheme="majorBidi"/>
+          <w:b/>
+          <w:bCs/>
+          <w:sz w:val="24"/>
+          <w:szCs w:val="24"/>
+        </w:rPr>
+        <w:t>7. Training / Fitting</w:t>
+      </w:r>
+    </w:p>
+    <w:p>
+      <w:pPr>
+        <w:numPr>
+          <w:ilvl w:val="0"/>
+          <w:numId w:val="33"/>
+        </w:numPr>
+        <w:tabs>
+          <w:tab w:val="num" w:pos="426"/>
+        </w:tabs>
+        <w:bidi w:val="0"/>
+        <w:rPr>
+          <w:rFonts w:asciiTheme="majorBidi" w:hAnsiTheme="majorBidi" w:cstheme="majorBidi"/>
+          <w:bCs/>
+          <w:sz w:val="24"/>
+          <w:szCs w:val="24"/>
+        </w:rPr>
+      </w:pPr>
+      <w:r>
+        <w:rPr>
+          <w:rFonts w:asciiTheme="majorBidi" w:hAnsiTheme="majorBidi" w:cstheme="majorBidi"/>
+          <w:bCs/>
+          <w:sz w:val="24"/>
+          <w:szCs w:val="24"/>
+        </w:rPr>
+        <w:t>Each agent is trained on its corresponding training data.</w:t>
+      </w:r>
+    </w:p>
+    <w:p>
+      <w:pPr>
+        <w:numPr>
+          <w:ilvl w:val="0"/>
+          <w:numId w:val="33"/>
+        </w:numPr>
+        <w:tabs>
+          <w:tab w:val="num" w:pos="426"/>
+        </w:tabs>
+        <w:bidi w:val="0"/>
+        <w:rPr>
+          <w:rFonts w:asciiTheme="majorBidi" w:hAnsiTheme="majorBidi" w:cstheme="majorBidi"/>
+          <w:bCs/>
+          <w:sz w:val="24"/>
+          <w:szCs w:val="24"/>
+        </w:rPr>
+      </w:pPr>
+      <w:r>
+        <w:rPr>
+          <w:rFonts w:asciiTheme="majorBidi" w:hAnsiTheme="majorBidi" w:cstheme="majorBidi"/>
+          <w:bCs/>
+          <w:sz w:val="24"/>
+          <w:szCs w:val="24"/>
+        </w:rPr>
+        <w:t>Validation sets are provided for agents that require it (e.g., Autoencoder uses validation loss for early stopping).</w:t>
+      </w:r>
+    </w:p>
+    <w:p>
+      <w:pPr>
+        <w:tabs>
+          <w:tab w:val="num" w:pos="426"/>
+        </w:tabs>
+        <w:bidi w:val="0"/>
+        <w:rPr>
+          <w:rFonts w:asciiTheme="majorBidi" w:hAnsiTheme="majorBidi" w:cstheme="majorBidi"/>
+          <w:bCs/>
+          <w:sz w:val="24"/>
+          <w:szCs w:val="24"/>
+        </w:rPr>
+      </w:pPr>
+      <w:r>
+        <w:rPr>
+          <w:rFonts w:asciiTheme="majorBidi" w:hAnsiTheme="majorBidi" w:cstheme="majorBidi"/>
+          <w:bCs/>
+          <w:sz w:val="24"/>
+          <w:szCs w:val="24"/>
+        </w:rPr>
+        <w:pict w14:anchorId="66D1EF2C">
+          <v:rect id="_x0000_i1034" style="width:0;height:1.5pt" o:hralign="center" o:hrstd="t" o:hr="t" fillcolor="#a0a0a0" stroked="f"/>
+        </w:pict>
+      </w:r>
+    </w:p>
+    <w:p>
+      <w:pPr>
+        <w:tabs>
+          <w:tab w:val="num" w:pos="426"/>
+        </w:tabs>
+        <w:bidi w:val="0"/>
+        <w:rPr>
+          <w:rFonts w:asciiTheme="majorBidi" w:hAnsiTheme="majorBidi" w:cstheme="majorBidi"/>
+          <w:b/>
+          <w:bCs/>
+          <w:sz w:val="24"/>
+          <w:szCs w:val="24"/>
+        </w:rPr>
+      </w:pPr>
+      <w:r>
+        <w:rPr>
+          <w:rFonts w:asciiTheme="majorBidi" w:hAnsiTheme="majorBidi" w:cstheme="majorBidi"/>
+          <w:b/>
+          <w:bCs/>
+          <w:sz w:val="24"/>
+          <w:szCs w:val="24"/>
+        </w:rPr>
+        <w:t>8. Individual Agent Evaluation</w:t>
+      </w:r>
+    </w:p>
+    <w:p>
+      <w:pPr>
+        <w:numPr>
+          <w:ilvl w:val="0"/>
+          <w:numId w:val="34"/>
+        </w:numPr>
+        <w:tabs>
+          <w:tab w:val="num" w:pos="426"/>
+        </w:tabs>
+        <w:bidi w:val="0"/>
+        <w:rPr>
+          <w:rFonts w:asciiTheme="majorBidi" w:hAnsiTheme="majorBidi" w:cstheme="majorBidi"/>
+          <w:bCs/>
+          <w:sz w:val="24"/>
+          <w:szCs w:val="24"/>
+        </w:rPr>
+      </w:pPr>
+      <w:r>
+        <w:rPr>
+          <w:rFonts w:asciiTheme="majorBidi" w:hAnsiTheme="majorBidi" w:cstheme="majorBidi"/>
+          <w:bCs/>
+          <w:sz w:val="24"/>
+          <w:szCs w:val="24"/>
+        </w:rPr>
+        <w:t xml:space="preserve">Each agent is evaluated on the </w:t>
+      </w:r>
+      <w:r>
+        <w:rPr>
+          <w:rFonts w:asciiTheme="majorBidi" w:hAnsiTheme="majorBidi" w:cstheme="majorBidi"/>
+          <w:b/>
+          <w:bCs/>
+          <w:sz w:val="24"/>
+          <w:szCs w:val="24"/>
+        </w:rPr>
+        <w:t>validation set</w:t>
+      </w:r>
+      <w:r>
+        <w:rPr>
+          <w:rFonts w:asciiTheme="majorBidi" w:hAnsiTheme="majorBidi" w:cstheme="majorBidi"/>
+          <w:bCs/>
+          <w:sz w:val="24"/>
+          <w:szCs w:val="24"/>
+        </w:rPr>
+        <w:t>:</w:t>
+      </w:r>
+    </w:p>
+    <w:p>
+      <w:pPr>
+        <w:numPr>
+          <w:ilvl w:val="1"/>
+          <w:numId w:val="34"/>
+        </w:numPr>
+        <w:tabs>
+          <w:tab w:val="num" w:pos="426"/>
+        </w:tabs>
+        <w:bidi w:val="0"/>
+        <w:rPr>
+          <w:rFonts w:asciiTheme="majorBidi" w:hAnsiTheme="majorBidi" w:cstheme="majorBidi"/>
+          <w:bCs/>
+          <w:sz w:val="24"/>
+          <w:szCs w:val="24"/>
+        </w:rPr>
+      </w:pPr>
+      <w:r>
+        <w:rPr>
+          <w:rFonts w:asciiTheme="majorBidi" w:hAnsiTheme="majorBidi" w:cstheme="majorBidi"/>
+          <w:bCs/>
+          <w:sz w:val="24"/>
+          <w:szCs w:val="24"/>
+        </w:rPr>
+        <w:t xml:space="preserve">Find the </w:t>
+      </w:r>
+      <w:r>
+        <w:rPr>
+          <w:rFonts w:asciiTheme="majorBidi" w:hAnsiTheme="majorBidi" w:cstheme="majorBidi"/>
+          <w:b/>
+          <w:bCs/>
+          <w:sz w:val="24"/>
+          <w:szCs w:val="24"/>
+        </w:rPr>
+        <w:t>best threshold</w:t>
+      </w:r>
+      <w:r>
+        <w:rPr>
+          <w:rFonts w:asciiTheme="majorBidi" w:hAnsiTheme="majorBidi" w:cstheme="majorBidi"/>
+          <w:bCs/>
+          <w:sz w:val="24"/>
+          <w:szCs w:val="24"/>
+        </w:rPr>
+        <w:t xml:space="preserve"> that maximizes F1-score.</w:t>
+      </w:r>
+    </w:p>
+    <w:p>
+      <w:pPr>
+        <w:numPr>
+          <w:ilvl w:val="1"/>
+          <w:numId w:val="34"/>
+        </w:numPr>
+        <w:tabs>
+          <w:tab w:val="num" w:pos="426"/>
+        </w:tabs>
+        <w:bidi w:val="0"/>
+        <w:rPr>
+          <w:rFonts w:asciiTheme="majorBidi" w:hAnsiTheme="majorBidi" w:cstheme="majorBidi"/>
+          <w:bCs/>
+          <w:sz w:val="24"/>
+          <w:szCs w:val="24"/>
+        </w:rPr>
+      </w:pPr>
+      <w:r>
+        <w:rPr>
+          <w:rFonts w:asciiTheme="majorBidi" w:hAnsiTheme="majorBidi" w:cstheme="majorBidi"/>
+          <w:bCs/>
+          <w:sz w:val="24"/>
+          <w:szCs w:val="24"/>
+        </w:rPr>
+        <w:t xml:space="preserve">Evaluate </w:t>
+      </w:r>
+      <w:r>
+        <w:rPr>
+          <w:rFonts w:asciiTheme="majorBidi" w:hAnsiTheme="majorBidi" w:cstheme="majorBidi"/>
+          <w:b/>
+          <w:bCs/>
+          <w:sz w:val="24"/>
+          <w:szCs w:val="24"/>
+        </w:rPr>
+        <w:t>Precision, Recall, F1</w:t>
+      </w:r>
+      <w:r>
+        <w:rPr>
+          <w:rFonts w:asciiTheme="majorBidi" w:hAnsiTheme="majorBidi" w:cstheme="majorBidi"/>
+          <w:bCs/>
+          <w:sz w:val="24"/>
+          <w:szCs w:val="24"/>
+        </w:rPr>
+        <w:t xml:space="preserve">, and </w:t>
+      </w:r>
+      <w:r>
+        <w:rPr>
+          <w:rFonts w:asciiTheme="majorBidi" w:hAnsiTheme="majorBidi" w:cstheme="majorBidi"/>
+          <w:b/>
+          <w:bCs/>
+          <w:sz w:val="24"/>
+          <w:szCs w:val="24"/>
+        </w:rPr>
+        <w:t>Confusion Matrix</w:t>
+      </w:r>
+      <w:r>
+        <w:rPr>
+          <w:rFonts w:asciiTheme="majorBidi" w:hAnsiTheme="majorBidi" w:cstheme="majorBidi"/>
+          <w:bCs/>
+          <w:sz w:val="24"/>
+          <w:szCs w:val="24"/>
+        </w:rPr>
+        <w:t>.</w:t>
+      </w:r>
+    </w:p>
+    <w:p>
+      <w:pPr>
+        <w:numPr>
+          <w:ilvl w:val="1"/>
+          <w:numId w:val="34"/>
+        </w:numPr>
+        <w:tabs>
+          <w:tab w:val="num" w:pos="426"/>
+        </w:tabs>
+        <w:bidi w:val="0"/>
+        <w:rPr>
+          <w:rFonts w:asciiTheme="majorBidi" w:hAnsiTheme="majorBidi" w:cstheme="majorBidi"/>
+          <w:bCs/>
+          <w:sz w:val="24"/>
+          <w:szCs w:val="24"/>
+        </w:rPr>
+      </w:pPr>
+      <w:r>
+        <w:rPr>
+          <w:rFonts w:asciiTheme="majorBidi" w:hAnsiTheme="majorBidi" w:cstheme="majorBidi"/>
+          <w:bCs/>
+          <w:sz w:val="24"/>
+          <w:szCs w:val="24"/>
+        </w:rPr>
+        <w:t>Generate graphs for visualization.</w:t>
+      </w:r>
+    </w:p>
+    <w:p>
+      <w:pPr>
+        <w:numPr>
+          <w:ilvl w:val="0"/>
+          <w:numId w:val="34"/>
+        </w:numPr>
+        <w:tabs>
+          <w:tab w:val="num" w:pos="426"/>
+        </w:tabs>
+        <w:bidi w:val="0"/>
+        <w:rPr>
+          <w:rFonts w:asciiTheme="majorBidi" w:hAnsiTheme="majorBidi" w:cstheme="majorBidi"/>
+          <w:bCs/>
+          <w:sz w:val="24"/>
+          <w:szCs w:val="24"/>
+        </w:rPr>
+      </w:pPr>
+      <w:r>
+        <w:rPr>
+          <w:rFonts w:asciiTheme="majorBidi" w:hAnsiTheme="majorBidi" w:cstheme="majorBidi"/>
+          <w:bCs/>
+          <w:sz w:val="24"/>
+          <w:szCs w:val="24"/>
+        </w:rPr>
+        <w:t>The metrics and graphs are stored for reporting.</w:t>
+      </w:r>
+    </w:p>
+    <w:p>
+      <w:pPr>
+        <w:bidi w:val="0"/>
+        <w:rPr>
+          <w:rFonts w:asciiTheme="majorBidi" w:hAnsiTheme="majorBidi" w:cstheme="majorBidi"/>
+          <w:bCs/>
+          <w:sz w:val="24"/>
+          <w:szCs w:val="24"/>
+        </w:rPr>
+      </w:pPr>
+    </w:p>
+    <w:p>
+      <w:pPr>
+        <w:bidi w:val="0"/>
+        <w:rPr>
+          <w:rFonts w:asciiTheme="majorBidi" w:hAnsiTheme="majorBidi" w:cstheme="majorBidi"/>
+          <w:bCs/>
+          <w:sz w:val="24"/>
+          <w:szCs w:val="24"/>
+        </w:rPr>
+      </w:pPr>
+    </w:p>
+    <w:p>
+      <w:pPr>
+        <w:tabs>
+          <w:tab w:val="num" w:pos="426"/>
+        </w:tabs>
+        <w:bidi w:val="0"/>
+        <w:rPr>
+          <w:rFonts w:asciiTheme="majorBidi" w:hAnsiTheme="majorBidi" w:cstheme="majorBidi"/>
+          <w:bCs/>
+          <w:sz w:val="24"/>
+          <w:szCs w:val="24"/>
+        </w:rPr>
+      </w:pPr>
+      <w:r>
+        <w:rPr>
+          <w:rFonts w:asciiTheme="majorBidi" w:hAnsiTheme="majorBidi" w:cstheme="majorBidi"/>
+          <w:bCs/>
+          <w:sz w:val="24"/>
+          <w:szCs w:val="24"/>
+        </w:rPr>
+        <w:lastRenderedPageBreak/>
+        <w:pict w14:anchorId="1ED150BD">
+          <v:rect id="_x0000_i1035" style="width:0;height:1.5pt" o:hralign="center" o:hrstd="t" o:hr="t" fillcolor="#a0a0a0" stroked="f"/>
+        </w:pict>
+      </w:r>
+    </w:p>
+    <w:p>
+      <w:pPr>
+        <w:tabs>
+          <w:tab w:val="num" w:pos="426"/>
+        </w:tabs>
+        <w:bidi w:val="0"/>
+        <w:rPr>
+          <w:rFonts w:asciiTheme="majorBidi" w:hAnsiTheme="majorBidi" w:cstheme="majorBidi"/>
+          <w:b/>
+          <w:bCs/>
+          <w:sz w:val="24"/>
+          <w:szCs w:val="24"/>
+        </w:rPr>
+      </w:pPr>
+      <w:r>
+        <w:rPr>
+          <w:rFonts w:asciiTheme="majorBidi" w:hAnsiTheme="majorBidi" w:cstheme="majorBidi"/>
+          <w:b/>
+          <w:bCs/>
+          <w:sz w:val="24"/>
+          <w:szCs w:val="24"/>
+        </w:rPr>
+        <w:t>9. MetaAgent Ensemble Evaluation</w:t>
+      </w:r>
+    </w:p>
+    <w:p>
+      <w:pPr>
+        <w:numPr>
+          <w:ilvl w:val="0"/>
+          <w:numId w:val="35"/>
+        </w:numPr>
+        <w:tabs>
+          <w:tab w:val="num" w:pos="426"/>
+        </w:tabs>
+        <w:bidi w:val="0"/>
+        <w:rPr>
+          <w:rFonts w:asciiTheme="majorBidi" w:hAnsiTheme="majorBidi" w:cstheme="majorBidi"/>
+          <w:bCs/>
+          <w:sz w:val="24"/>
+          <w:szCs w:val="24"/>
+        </w:rPr>
+      </w:pPr>
+      <w:r>
+        <w:rPr>
+          <w:rFonts w:asciiTheme="majorBidi" w:hAnsiTheme="majorBidi" w:cstheme="majorBidi"/>
+          <w:bCs/>
+          <w:sz w:val="24"/>
+          <w:szCs w:val="24"/>
+        </w:rPr>
+        <w:t xml:space="preserve">The system finds the </w:t>
+      </w:r>
+      <w:r>
+        <w:rPr>
+          <w:rFonts w:asciiTheme="majorBidi" w:hAnsiTheme="majorBidi" w:cstheme="majorBidi"/>
+          <w:b/>
+          <w:bCs/>
+          <w:sz w:val="24"/>
+          <w:szCs w:val="24"/>
+        </w:rPr>
+        <w:t>best ensemble weights</w:t>
+      </w:r>
+      <w:r>
+        <w:rPr>
+          <w:rFonts w:asciiTheme="majorBidi" w:hAnsiTheme="majorBidi" w:cstheme="majorBidi"/>
+          <w:bCs/>
+          <w:sz w:val="24"/>
+          <w:szCs w:val="24"/>
+        </w:rPr>
+        <w:t xml:space="preserve"> and </w:t>
+      </w:r>
+      <w:r>
+        <w:rPr>
+          <w:rFonts w:asciiTheme="majorBidi" w:hAnsiTheme="majorBidi" w:cstheme="majorBidi"/>
+          <w:b/>
+          <w:bCs/>
+          <w:sz w:val="24"/>
+          <w:szCs w:val="24"/>
+        </w:rPr>
+        <w:t>threshold</w:t>
+      </w:r>
+      <w:r>
+        <w:rPr>
+          <w:rFonts w:asciiTheme="majorBidi" w:hAnsiTheme="majorBidi" w:cstheme="majorBidi"/>
+          <w:bCs/>
+          <w:sz w:val="24"/>
+          <w:szCs w:val="24"/>
+        </w:rPr>
+        <w:t xml:space="preserve"> on the validation set.</w:t>
+      </w:r>
+    </w:p>
+    <w:p>
+      <w:pPr>
+        <w:numPr>
+          <w:ilvl w:val="0"/>
+          <w:numId w:val="35"/>
+        </w:numPr>
+        <w:tabs>
+          <w:tab w:val="num" w:pos="426"/>
+        </w:tabs>
+        <w:bidi w:val="0"/>
+        <w:rPr>
+          <w:rFonts w:asciiTheme="majorBidi" w:hAnsiTheme="majorBidi" w:cstheme="majorBidi"/>
+          <w:bCs/>
+          <w:sz w:val="24"/>
+          <w:szCs w:val="24"/>
+        </w:rPr>
+      </w:pPr>
+      <w:r>
+        <w:rPr>
+          <w:rFonts w:asciiTheme="majorBidi" w:hAnsiTheme="majorBidi" w:cstheme="majorBidi"/>
+          <w:bCs/>
+          <w:sz w:val="24"/>
+          <w:szCs w:val="24"/>
+        </w:rPr>
+        <w:t>Evaluation o</w:t>
+      </w:r>
+      <w:r>
+        <w:rPr>
+          <w:rFonts w:asciiTheme="majorBidi" w:hAnsiTheme="majorBidi" w:cstheme="majorBidi"/>
+          <w:bCs/>
+          <w:sz w:val="24"/>
+          <w:szCs w:val="24"/>
+        </w:rPr>
+        <w:t>f</w:t>
+      </w:r>
+      <w:r>
+        <w:rPr>
+          <w:rFonts w:asciiTheme="majorBidi" w:hAnsiTheme="majorBidi" w:cstheme="majorBidi"/>
+          <w:bCs/>
+          <w:sz w:val="24"/>
+          <w:szCs w:val="24"/>
+        </w:rPr>
+        <w:t xml:space="preserve"> </w:t>
+      </w:r>
+      <w:r>
+        <w:rPr>
+          <w:rFonts w:asciiTheme="majorBidi" w:hAnsiTheme="majorBidi" w:cstheme="majorBidi"/>
+          <w:b/>
+          <w:bCs/>
+          <w:sz w:val="24"/>
+          <w:szCs w:val="24"/>
+        </w:rPr>
+        <w:t>test set</w:t>
+      </w:r>
+      <w:r>
+        <w:rPr>
+          <w:rFonts w:asciiTheme="majorBidi" w:hAnsiTheme="majorBidi" w:cstheme="majorBidi"/>
+          <w:bCs/>
+          <w:sz w:val="24"/>
+          <w:szCs w:val="24"/>
+        </w:rPr>
+        <w:t xml:space="preserve"> includes:</w:t>
+      </w:r>
+    </w:p>
+    <w:p>
+      <w:pPr>
+        <w:numPr>
+          <w:ilvl w:val="1"/>
+          <w:numId w:val="35"/>
+        </w:numPr>
+        <w:tabs>
+          <w:tab w:val="num" w:pos="426"/>
+        </w:tabs>
+        <w:bidi w:val="0"/>
+        <w:rPr>
+          <w:rFonts w:asciiTheme="majorBidi" w:hAnsiTheme="majorBidi" w:cstheme="majorBidi"/>
+          <w:bCs/>
+          <w:sz w:val="24"/>
+          <w:szCs w:val="24"/>
+        </w:rPr>
+      </w:pPr>
+      <w:r>
+        <w:rPr>
+          <w:rFonts w:asciiTheme="majorBidi" w:hAnsiTheme="majorBidi" w:cstheme="majorBidi"/>
+          <w:bCs/>
+          <w:sz w:val="24"/>
+          <w:szCs w:val="24"/>
+        </w:rPr>
+        <w:t>Weighted aggregation of scores from all agents</w:t>
+      </w:r>
+    </w:p>
+    <w:p>
+      <w:pPr>
+        <w:numPr>
+          <w:ilvl w:val="1"/>
+          <w:numId w:val="35"/>
+        </w:numPr>
+        <w:tabs>
+          <w:tab w:val="num" w:pos="426"/>
+        </w:tabs>
+        <w:bidi w:val="0"/>
+        <w:rPr>
+          <w:rFonts w:asciiTheme="majorBidi" w:hAnsiTheme="majorBidi" w:cstheme="majorBidi"/>
+          <w:bCs/>
+          <w:sz w:val="24"/>
+          <w:szCs w:val="24"/>
+        </w:rPr>
+      </w:pPr>
+      <w:r>
+        <w:rPr>
+          <w:rFonts w:asciiTheme="majorBidi" w:hAnsiTheme="majorBidi" w:cstheme="majorBidi"/>
+          <w:bCs/>
+          <w:sz w:val="24"/>
+          <w:szCs w:val="24"/>
+        </w:rPr>
+        <w:t>Threshold-based anomaly prediction</w:t>
+      </w:r>
+    </w:p>
+    <w:p>
+      <w:pPr>
+        <w:numPr>
+          <w:ilvl w:val="1"/>
+          <w:numId w:val="35"/>
+        </w:numPr>
+        <w:tabs>
+          <w:tab w:val="num" w:pos="426"/>
+        </w:tabs>
+        <w:bidi w:val="0"/>
+        <w:rPr>
+          <w:rFonts w:asciiTheme="majorBidi" w:hAnsiTheme="majorBidi" w:cstheme="majorBidi"/>
+          <w:bCs/>
+          <w:sz w:val="24"/>
+          <w:szCs w:val="24"/>
+        </w:rPr>
+      </w:pPr>
+      <w:r>
+        <w:rPr>
+          <w:rFonts w:asciiTheme="majorBidi" w:hAnsiTheme="majorBidi" w:cstheme="majorBidi"/>
+          <w:bCs/>
+          <w:sz w:val="24"/>
+          <w:szCs w:val="24"/>
+        </w:rPr>
+        <w:t xml:space="preserve">Computation of </w:t>
+      </w:r>
+      <w:r>
+        <w:rPr>
+          <w:rFonts w:asciiTheme="majorBidi" w:hAnsiTheme="majorBidi" w:cstheme="majorBidi"/>
+          <w:b/>
+          <w:bCs/>
+          <w:sz w:val="24"/>
+          <w:szCs w:val="24"/>
+        </w:rPr>
+        <w:t>ensemble metrics</w:t>
+      </w:r>
+      <w:r>
+        <w:rPr>
+          <w:rFonts w:asciiTheme="majorBidi" w:hAnsiTheme="majorBidi" w:cstheme="majorBidi"/>
+          <w:bCs/>
+          <w:sz w:val="24"/>
+          <w:szCs w:val="24"/>
+        </w:rPr>
+        <w:t xml:space="preserve"> (Precision, Recall, F1)</w:t>
+      </w:r>
+    </w:p>
+    <w:p>
+      <w:pPr>
+        <w:numPr>
+          <w:ilvl w:val="1"/>
+          <w:numId w:val="35"/>
+        </w:numPr>
+        <w:tabs>
+          <w:tab w:val="num" w:pos="426"/>
+        </w:tabs>
+        <w:bidi w:val="0"/>
+        <w:rPr>
+          <w:rFonts w:asciiTheme="majorBidi" w:hAnsiTheme="majorBidi" w:cstheme="majorBidi"/>
+          <w:bCs/>
+          <w:sz w:val="24"/>
+          <w:szCs w:val="24"/>
+        </w:rPr>
+      </w:pPr>
+      <w:r>
+        <w:rPr>
+          <w:rFonts w:asciiTheme="majorBidi" w:hAnsiTheme="majorBidi" w:cstheme="majorBidi"/>
+          <w:bCs/>
+          <w:sz w:val="24"/>
+          <w:szCs w:val="24"/>
+        </w:rPr>
+        <w:t>Generation of confusion matrix graph</w:t>
+      </w:r>
+    </w:p>
+    <w:p>
+      <w:pPr>
+        <w:numPr>
+          <w:ilvl w:val="0"/>
+          <w:numId w:val="35"/>
+        </w:numPr>
+        <w:tabs>
+          <w:tab w:val="num" w:pos="426"/>
+        </w:tabs>
+        <w:bidi w:val="0"/>
+        <w:rPr>
+          <w:rFonts w:asciiTheme="majorBidi" w:hAnsiTheme="majorBidi" w:cstheme="majorBidi"/>
+          <w:bCs/>
+          <w:sz w:val="24"/>
+          <w:szCs w:val="24"/>
+        </w:rPr>
+      </w:pPr>
+      <w:r>
+        <w:rPr>
+          <w:rFonts w:asciiTheme="majorBidi" w:hAnsiTheme="majorBidi" w:cstheme="majorBidi"/>
+          <w:bCs/>
+          <w:sz w:val="24"/>
+          <w:szCs w:val="24"/>
+        </w:rPr>
+        <w:t>Ensures robust combination of agents for final predictions.</w:t>
+      </w:r>
+    </w:p>
+    <w:p>
+      <w:pPr>
+        <w:tabs>
+          <w:tab w:val="num" w:pos="426"/>
+        </w:tabs>
+        <w:bidi w:val="0"/>
+        <w:rPr>
+          <w:rFonts w:asciiTheme="majorBidi" w:hAnsiTheme="majorBidi" w:cstheme="majorBidi"/>
+          <w:bCs/>
+          <w:sz w:val="24"/>
+          <w:szCs w:val="24"/>
+        </w:rPr>
+      </w:pPr>
+      <w:r>
+        <w:rPr>
+          <w:rFonts w:asciiTheme="majorBidi" w:hAnsiTheme="majorBidi" w:cstheme="majorBidi"/>
+          <w:bCs/>
+          <w:sz w:val="24"/>
+          <w:szCs w:val="24"/>
+        </w:rPr>
+        <w:pict w14:anchorId="5F132FC3">
+          <v:rect id="_x0000_i1036" style="width:0;height:1.5pt" o:hralign="center" o:hrstd="t" o:hr="t" fillcolor="#a0a0a0" stroked="f"/>
+        </w:pict>
+      </w:r>
+    </w:p>
+    <w:p>
+      <w:pPr>
+        <w:tabs>
+          <w:tab w:val="num" w:pos="426"/>
+        </w:tabs>
+        <w:bidi w:val="0"/>
+        <w:rPr>
+          <w:rFonts w:asciiTheme="majorBidi" w:hAnsiTheme="majorBidi" w:cstheme="majorBidi"/>
+          <w:b/>
+          <w:bCs/>
+          <w:sz w:val="24"/>
+          <w:szCs w:val="24"/>
+        </w:rPr>
+      </w:pPr>
+      <w:r>
+        <w:rPr>
+          <w:rFonts w:asciiTheme="majorBidi" w:hAnsiTheme="majorBidi" w:cstheme="majorBidi"/>
+          <w:b/>
+          <w:bCs/>
+          <w:sz w:val="24"/>
+          <w:szCs w:val="24"/>
+        </w:rPr>
+        <w:t>10. Result Saving</w:t>
+      </w:r>
+    </w:p>
+    <w:p>
+      <w:pPr>
+        <w:numPr>
+          <w:ilvl w:val="0"/>
+          <w:numId w:val="36"/>
+        </w:numPr>
+        <w:tabs>
+          <w:tab w:val="num" w:pos="426"/>
+        </w:tabs>
+        <w:bidi w:val="0"/>
+        <w:rPr>
+          <w:rFonts w:asciiTheme="majorBidi" w:hAnsiTheme="majorBidi" w:cstheme="majorBidi"/>
+          <w:bCs/>
+          <w:sz w:val="24"/>
+          <w:szCs w:val="24"/>
+        </w:rPr>
+      </w:pPr>
+      <w:r>
+        <w:rPr>
+          <w:rFonts w:asciiTheme="majorBidi" w:hAnsiTheme="majorBidi" w:cstheme="majorBidi"/>
+          <w:bCs/>
+          <w:sz w:val="24"/>
+          <w:szCs w:val="24"/>
+        </w:rPr>
+        <w:t>Final anomaly scores and predictions are saved to a CSV file.</w:t>
+      </w:r>
+    </w:p>
+    <w:p>
+      <w:pPr>
+        <w:numPr>
+          <w:ilvl w:val="0"/>
+          <w:numId w:val="36"/>
+        </w:numPr>
+        <w:tabs>
+          <w:tab w:val="num" w:pos="426"/>
+        </w:tabs>
+        <w:bidi w:val="0"/>
+        <w:rPr>
+          <w:rFonts w:asciiTheme="majorBidi" w:hAnsiTheme="majorBidi" w:cstheme="majorBidi"/>
+          <w:bCs/>
+          <w:sz w:val="24"/>
+          <w:szCs w:val="24"/>
+        </w:rPr>
+      </w:pPr>
+      <w:r>
+        <w:rPr>
+          <w:rFonts w:asciiTheme="majorBidi" w:hAnsiTheme="majorBidi" w:cstheme="majorBidi"/>
+          <w:bCs/>
+          <w:sz w:val="24"/>
+          <w:szCs w:val="24"/>
+        </w:rPr>
+        <w:t xml:space="preserve">A </w:t>
+      </w:r>
+      <w:r>
+        <w:rPr>
+          <w:rFonts w:asciiTheme="majorBidi" w:hAnsiTheme="majorBidi" w:cstheme="majorBidi"/>
+          <w:b/>
+          <w:bCs/>
+          <w:sz w:val="24"/>
+          <w:szCs w:val="24"/>
+        </w:rPr>
+        <w:t>PDF report</w:t>
+      </w:r>
+      <w:r>
+        <w:rPr>
+          <w:rFonts w:asciiTheme="majorBidi" w:hAnsiTheme="majorBidi" w:cstheme="majorBidi"/>
+          <w:bCs/>
+          <w:sz w:val="24"/>
+          <w:szCs w:val="24"/>
+        </w:rPr>
+        <w:t xml:space="preserve"> is generated, containing:</w:t>
+      </w:r>
+    </w:p>
+    <w:p>
+      <w:pPr>
+        <w:numPr>
+          <w:ilvl w:val="1"/>
+          <w:numId w:val="36"/>
+        </w:numPr>
+        <w:tabs>
+          <w:tab w:val="num" w:pos="426"/>
+        </w:tabs>
+        <w:bidi w:val="0"/>
+        <w:rPr>
+          <w:rFonts w:asciiTheme="majorBidi" w:hAnsiTheme="majorBidi" w:cstheme="majorBidi"/>
+          <w:bCs/>
+          <w:sz w:val="24"/>
+          <w:szCs w:val="24"/>
+        </w:rPr>
+      </w:pPr>
+      <w:r>
+        <w:rPr>
+          <w:rFonts w:asciiTheme="majorBidi" w:hAnsiTheme="majorBidi" w:cstheme="majorBidi"/>
+          <w:bCs/>
+          <w:sz w:val="24"/>
+          <w:szCs w:val="24"/>
+        </w:rPr>
+        <w:t>Individual agent performance</w:t>
+      </w:r>
+    </w:p>
+    <w:p>
+      <w:pPr>
+        <w:numPr>
+          <w:ilvl w:val="1"/>
+          <w:numId w:val="36"/>
+        </w:numPr>
+        <w:tabs>
+          <w:tab w:val="num" w:pos="426"/>
+        </w:tabs>
+        <w:bidi w:val="0"/>
+        <w:rPr>
+          <w:rFonts w:asciiTheme="majorBidi" w:hAnsiTheme="majorBidi" w:cstheme="majorBidi"/>
+          <w:bCs/>
+          <w:sz w:val="24"/>
+          <w:szCs w:val="24"/>
+        </w:rPr>
+      </w:pPr>
+      <w:r>
+        <w:rPr>
+          <w:rFonts w:asciiTheme="majorBidi" w:hAnsiTheme="majorBidi" w:cstheme="majorBidi"/>
+          <w:bCs/>
+          <w:sz w:val="24"/>
+          <w:szCs w:val="24"/>
+        </w:rPr>
+        <w:t>Ensemble metrics</w:t>
+      </w:r>
+    </w:p>
+    <w:p>
+      <w:pPr>
+        <w:numPr>
+          <w:ilvl w:val="1"/>
+          <w:numId w:val="36"/>
+        </w:numPr>
+        <w:tabs>
+          <w:tab w:val="num" w:pos="426"/>
+        </w:tabs>
+        <w:bidi w:val="0"/>
+        <w:rPr>
+          <w:rFonts w:asciiTheme="majorBidi" w:hAnsiTheme="majorBidi" w:cstheme="majorBidi"/>
+          <w:bCs/>
+          <w:sz w:val="24"/>
+          <w:szCs w:val="24"/>
+        </w:rPr>
+      </w:pPr>
+      <w:r>
+        <w:rPr>
+          <w:rFonts w:asciiTheme="majorBidi" w:hAnsiTheme="majorBidi" w:cstheme="majorBidi"/>
+          <w:bCs/>
+          <w:sz w:val="24"/>
+          <w:szCs w:val="24"/>
+        </w:rPr>
+        <w:t>Confusion matrix visualizations</w:t>
+      </w:r>
+    </w:p>
+    <w:p>
+      <w:pPr>
+        <w:numPr>
+          <w:ilvl w:val="0"/>
+          <w:numId w:val="36"/>
+        </w:numPr>
+        <w:tabs>
+          <w:tab w:val="num" w:pos="426"/>
+        </w:tabs>
+        <w:bidi w:val="0"/>
+        <w:rPr>
+          <w:rFonts w:asciiTheme="majorBidi" w:hAnsiTheme="majorBidi" w:cstheme="majorBidi"/>
+          <w:bCs/>
+          <w:sz w:val="24"/>
+          <w:szCs w:val="24"/>
+        </w:rPr>
+      </w:pPr>
+      <w:r>
+        <w:rPr>
+          <w:rFonts w:asciiTheme="majorBidi" w:hAnsiTheme="majorBidi" w:cstheme="majorBidi"/>
+          <w:bCs/>
+          <w:sz w:val="24"/>
+          <w:szCs w:val="24"/>
+        </w:rPr>
+        <w:t>Temporary graph PNG files are deleted after report generation.</w:t>
+      </w:r>
+    </w:p>
+    <w:p>
+      <w:pPr>
+        <w:numPr>
+          <w:ilvl w:val="0"/>
+          <w:numId w:val="36"/>
+        </w:numPr>
+        <w:tabs>
+          <w:tab w:val="num" w:pos="426"/>
+        </w:tabs>
+        <w:bidi w:val="0"/>
+        <w:rPr>
+          <w:rFonts w:asciiTheme="majorBidi" w:hAnsiTheme="majorBidi" w:cstheme="majorBidi"/>
+          <w:bCs/>
+          <w:sz w:val="24"/>
+          <w:szCs w:val="24"/>
+        </w:rPr>
+      </w:pPr>
+      <w:r>
+        <w:rPr>
+          <w:rFonts w:asciiTheme="majorBidi" w:hAnsiTheme="majorBidi" w:cstheme="majorBidi"/>
+          <w:bCs/>
+          <w:sz w:val="24"/>
+          <w:szCs w:val="24"/>
+        </w:rPr>
+        <w:t>Metrics are also exported as a CSV summary.</w:t>
+      </w:r>
+    </w:p>
+    <w:p>
+      <w:pPr>
+        <w:tabs>
+          <w:tab w:val="num" w:pos="426"/>
+        </w:tabs>
+        <w:bidi w:val="0"/>
+        <w:rPr>
+          <w:rFonts w:asciiTheme="majorBidi" w:hAnsiTheme="majorBidi" w:cstheme="majorBidi"/>
+          <w:bCs/>
+          <w:sz w:val="24"/>
+          <w:szCs w:val="24"/>
+        </w:rPr>
+      </w:pPr>
+      <w:r>
+        <w:rPr>
+          <w:rFonts w:asciiTheme="majorBidi" w:hAnsiTheme="majorBidi" w:cstheme="majorBidi"/>
+          <w:bCs/>
+          <w:sz w:val="24"/>
+          <w:szCs w:val="24"/>
+        </w:rPr>
+        <w:pict w14:anchorId="7E1C2227">
           <v:rect id="_x0000_i1037" style="width:0;height:1.5pt" o:hralign="center" o:hrstd="t" o:hr="t" fillcolor="#a0a0a0" stroked="f"/>
         </w:pict>
       </w:r>
     </w:p>
     <w:p>
       <w:pPr>
-        <w:bidi w:val="0"/>
-        <w:rPr>
-          <w:rFonts w:asciiTheme="majorBidi" w:hAnsiTheme="majorBidi" w:cstheme="majorBidi"/>
-          <w:b/>
-          <w:sz w:val="24"/>
-          <w:szCs w:val="24"/>
-        </w:rPr>
-      </w:pPr>
-      <w:r>
-        <w:rPr>
-          <w:rFonts w:asciiTheme="majorBidi" w:hAnsiTheme="majorBidi" w:cstheme="majorBidi"/>
-          <w:b/>
-          <w:sz w:val="24"/>
-          <w:szCs w:val="24"/>
-        </w:rPr>
-        <w:t>2. Evaluating an Ensemble of Agents (evaluate_ensemble)</w:t>
-      </w:r>
-    </w:p>
-    <w:p>
-      <w:pPr>
-        <w:bidi w:val="0"/>
-        <w:rPr>
-          <w:rFonts w:asciiTheme="majorBidi" w:hAnsiTheme="majorBidi" w:cstheme="majorBidi"/>
-          <w:bCs/>
-          <w:sz w:val="24"/>
-          <w:szCs w:val="24"/>
-        </w:rPr>
-      </w:pPr>
-      <w:r>
-        <w:rPr>
-          <w:rFonts w:asciiTheme="majorBidi" w:hAnsiTheme="majorBidi" w:cstheme="majorBidi"/>
-          <w:bCs/>
-          <w:sz w:val="24"/>
-          <w:szCs w:val="24"/>
-        </w:rPr>
-        <w:t>This function evaluates a collection of agents working together (like the MetaAgent approach).</w:t>
-      </w:r>
-    </w:p>
-    <w:p>
-      <w:pPr>
-        <w:bidi w:val="0"/>
-        <w:rPr>
-          <w:rFonts w:asciiTheme="majorBidi" w:hAnsiTheme="majorBidi" w:cstheme="majorBidi"/>
-          <w:bCs/>
-          <w:sz w:val="24"/>
-          <w:szCs w:val="24"/>
-        </w:rPr>
-      </w:pPr>
-      <w:r>
-        <w:rPr>
-          <w:rFonts w:asciiTheme="majorBidi" w:hAnsiTheme="majorBidi" w:cstheme="majorBidi"/>
-          <w:bCs/>
-          <w:sz w:val="24"/>
-          <w:szCs w:val="24"/>
-        </w:rPr>
-        <w:t>Steps:</w:t>
+        <w:tabs>
+          <w:tab w:val="num" w:pos="426"/>
+        </w:tabs>
+        <w:bidi w:val="0"/>
+        <w:rPr>
+          <w:rFonts w:asciiTheme="majorBidi" w:hAnsiTheme="majorBidi" w:cstheme="majorBidi"/>
+          <w:b/>
+          <w:bCs/>
+          <w:sz w:val="24"/>
+          <w:szCs w:val="24"/>
+        </w:rPr>
+      </w:pPr>
+      <w:r>
+        <w:rPr>
+          <w:rFonts w:asciiTheme="majorBidi" w:hAnsiTheme="majorBidi" w:cstheme="majorBidi"/>
+          <w:b/>
+          <w:bCs/>
+          <w:sz w:val="24"/>
+          <w:szCs w:val="24"/>
+        </w:rPr>
+        <w:t>11. Enterprise Comparison</w:t>
       </w:r>
     </w:p>
     <w:p>
       <w:pPr>
         <w:numPr>
           <w:ilvl w:val="0"/>
-          <w:numId w:val="13"/>
-        </w:numPr>
-        <w:bidi w:val="0"/>
-        <w:rPr>
-          <w:rFonts w:asciiTheme="majorBidi" w:hAnsiTheme="majorBidi" w:cstheme="majorBidi"/>
-          <w:bCs/>
-          <w:sz w:val="24"/>
-          <w:szCs w:val="24"/>
-        </w:rPr>
-      </w:pPr>
-      <w:r>
-        <w:rPr>
-          <w:rFonts w:asciiTheme="majorBidi" w:hAnsiTheme="majorBidi" w:cstheme="majorBidi"/>
-          <w:bCs/>
-          <w:sz w:val="24"/>
-          <w:szCs w:val="24"/>
-        </w:rPr>
-        <w:t>Score Aggregation:</w:t>
-      </w:r>
-    </w:p>
-    <w:p>
-      <w:pPr>
-        <w:numPr>
-          <w:ilvl w:val="1"/>
-          <w:numId w:val="13"/>
-        </w:numPr>
-        <w:bidi w:val="0"/>
-        <w:rPr>
-          <w:rFonts w:asciiTheme="majorBidi" w:hAnsiTheme="majorBidi" w:cstheme="majorBidi"/>
-          <w:bCs/>
-          <w:sz w:val="24"/>
-          <w:szCs w:val="24"/>
-        </w:rPr>
-      </w:pPr>
-      <w:r>
-        <w:rPr>
-          <w:rFonts w:asciiTheme="majorBidi" w:hAnsiTheme="majorBidi" w:cstheme="majorBidi"/>
-          <w:bCs/>
-          <w:sz w:val="24"/>
-          <w:szCs w:val="24"/>
-        </w:rPr>
-        <w:lastRenderedPageBreak/>
-        <w:t>Each agent computes its anomaly scores on its respective feature set.</w:t>
-      </w:r>
-    </w:p>
-    <w:p>
-      <w:pPr>
-        <w:numPr>
-          <w:ilvl w:val="1"/>
-          <w:numId w:val="13"/>
-        </w:numPr>
-        <w:bidi w:val="0"/>
-        <w:rPr>
-          <w:rFonts w:asciiTheme="majorBidi" w:hAnsiTheme="majorBidi" w:cstheme="majorBidi"/>
-          <w:bCs/>
-          <w:sz w:val="24"/>
-          <w:szCs w:val="24"/>
-        </w:rPr>
-      </w:pPr>
-      <w:r>
-        <w:rPr>
-          <w:rFonts w:asciiTheme="majorBidi" w:hAnsiTheme="majorBidi" w:cstheme="majorBidi"/>
-          <w:bCs/>
-          <w:sz w:val="24"/>
-          <w:szCs w:val="24"/>
-        </w:rPr>
-        <w:t>Scores from all agents are combined using a weighted sum. If weights are not provided, all agents are equally weighted.</w:t>
-      </w:r>
-    </w:p>
-    <w:p>
-      <w:pPr>
-        <w:numPr>
-          <w:ilvl w:val="0"/>
-          <w:numId w:val="13"/>
-        </w:numPr>
-        <w:bidi w:val="0"/>
-        <w:rPr>
-          <w:rFonts w:asciiTheme="majorBidi" w:hAnsiTheme="majorBidi" w:cstheme="majorBidi"/>
-          <w:bCs/>
-          <w:sz w:val="24"/>
-          <w:szCs w:val="24"/>
-        </w:rPr>
-      </w:pPr>
-      <w:r>
-        <w:rPr>
-          <w:rFonts w:asciiTheme="majorBidi" w:hAnsiTheme="majorBidi" w:cstheme="majorBidi"/>
-          <w:bCs/>
-          <w:sz w:val="24"/>
-          <w:szCs w:val="24"/>
-        </w:rPr>
-        <w:t>Thresholding:</w:t>
-      </w:r>
-    </w:p>
-    <w:p>
-      <w:pPr>
-        <w:numPr>
-          <w:ilvl w:val="1"/>
-          <w:numId w:val="13"/>
-        </w:numPr>
-        <w:bidi w:val="0"/>
-        <w:rPr>
-          <w:rFonts w:asciiTheme="majorBidi" w:hAnsiTheme="majorBidi" w:cstheme="majorBidi"/>
-          <w:bCs/>
-          <w:sz w:val="24"/>
-          <w:szCs w:val="24"/>
-        </w:rPr>
-      </w:pPr>
-      <w:r>
-        <w:rPr>
-          <w:rFonts w:asciiTheme="majorBidi" w:hAnsiTheme="majorBidi" w:cstheme="majorBidi"/>
-          <w:bCs/>
-          <w:sz w:val="24"/>
-          <w:szCs w:val="24"/>
-        </w:rPr>
-        <w:t>If no explicit threshold is given, a percentile-based threshold is used based on the expected contamination rate (e.g., top 5% scores are considered anomalies).</w:t>
-      </w:r>
-    </w:p>
-    <w:p>
-      <w:pPr>
-        <w:numPr>
-          <w:ilvl w:val="0"/>
-          <w:numId w:val="13"/>
-        </w:numPr>
-        <w:bidi w:val="0"/>
-        <w:rPr>
-          <w:rFonts w:asciiTheme="majorBidi" w:hAnsiTheme="majorBidi" w:cstheme="majorBidi"/>
-          <w:bCs/>
-          <w:sz w:val="24"/>
-          <w:szCs w:val="24"/>
-        </w:rPr>
-      </w:pPr>
-      <w:r>
-        <w:rPr>
-          <w:rFonts w:asciiTheme="majorBidi" w:hAnsiTheme="majorBidi" w:cstheme="majorBidi"/>
-          <w:bCs/>
-          <w:sz w:val="24"/>
-          <w:szCs w:val="24"/>
-        </w:rPr>
-        <w:t>Metrics Computation:</w:t>
-      </w:r>
-      <w:r>
-        <w:rPr>
-          <w:rFonts w:asciiTheme="majorBidi" w:hAnsiTheme="majorBidi" w:cstheme="majorBidi"/>
-          <w:bCs/>
-          <w:sz w:val="24"/>
-          <w:szCs w:val="24"/>
-        </w:rPr>
-        <w:br/>
-        <w:t>Same as for a single agent: confusion matrix, precision, recall, F1-score.</w:t>
-      </w:r>
-    </w:p>
-    <w:p>
-      <w:pPr>
-        <w:numPr>
-          <w:ilvl w:val="0"/>
-          <w:numId w:val="13"/>
-        </w:numPr>
-        <w:bidi w:val="0"/>
-        <w:rPr>
-          <w:rFonts w:asciiTheme="majorBidi" w:hAnsiTheme="majorBidi" w:cstheme="majorBidi"/>
-          <w:bCs/>
-          <w:sz w:val="24"/>
-          <w:szCs w:val="24"/>
-        </w:rPr>
-      </w:pPr>
-      <w:r>
-        <w:rPr>
-          <w:rFonts w:asciiTheme="majorBidi" w:hAnsiTheme="majorBidi" w:cstheme="majorBidi"/>
-          <w:bCs/>
-          <w:sz w:val="24"/>
-          <w:szCs w:val="24"/>
-        </w:rPr>
-        <w:t>Output:</w:t>
-      </w:r>
-      <w:r>
-        <w:rPr>
-          <w:rFonts w:asciiTheme="majorBidi" w:hAnsiTheme="majorBidi" w:cstheme="majorBidi"/>
-          <w:bCs/>
-          <w:sz w:val="24"/>
-          <w:szCs w:val="24"/>
-        </w:rPr>
-        <w:br/>
-        <w:t>Prints ensemble evaluation results and returns a dictionary containing:</w:t>
-      </w:r>
-    </w:p>
-    <w:p>
-      <w:pPr>
-        <w:numPr>
-          <w:ilvl w:val="1"/>
-          <w:numId w:val="13"/>
-        </w:numPr>
-        <w:bidi w:val="0"/>
-        <w:rPr>
-          <w:rFonts w:asciiTheme="majorBidi" w:hAnsiTheme="majorBidi" w:cstheme="majorBidi"/>
-          <w:bCs/>
-          <w:sz w:val="24"/>
-          <w:szCs w:val="24"/>
-        </w:rPr>
-      </w:pPr>
-      <w:r>
-        <w:rPr>
-          <w:rFonts w:asciiTheme="majorBidi" w:hAnsiTheme="majorBidi" w:cstheme="majorBidi"/>
-          <w:bCs/>
-          <w:sz w:val="24"/>
-          <w:szCs w:val="24"/>
-        </w:rPr>
-        <w:t>Confusion matrix</w:t>
-      </w:r>
-    </w:p>
-    <w:p>
-      <w:pPr>
-        <w:numPr>
-          <w:ilvl w:val="1"/>
-          <w:numId w:val="13"/>
-        </w:numPr>
-        <w:bidi w:val="0"/>
-        <w:rPr>
-          <w:rFonts w:asciiTheme="majorBidi" w:hAnsiTheme="majorBidi" w:cstheme="majorBidi"/>
-          <w:bCs/>
-          <w:sz w:val="24"/>
-          <w:szCs w:val="24"/>
-        </w:rPr>
-      </w:pPr>
-      <w:r>
-        <w:rPr>
-          <w:rFonts w:asciiTheme="majorBidi" w:hAnsiTheme="majorBidi" w:cstheme="majorBidi"/>
-          <w:bCs/>
-          <w:sz w:val="24"/>
-          <w:szCs w:val="24"/>
-        </w:rPr>
-        <w:t>Precision, recall, F1</w:t>
-      </w:r>
-    </w:p>
-    <w:p>
-      <w:pPr>
-        <w:numPr>
-          <w:ilvl w:val="1"/>
-          <w:numId w:val="13"/>
-        </w:numPr>
-        <w:bidi w:val="0"/>
-        <w:rPr>
-          <w:rFonts w:asciiTheme="majorBidi" w:hAnsiTheme="majorBidi" w:cstheme="majorBidi"/>
-          <w:bCs/>
-          <w:sz w:val="24"/>
-          <w:szCs w:val="24"/>
-        </w:rPr>
-      </w:pPr>
-      <w:r>
-        <w:rPr>
-          <w:rFonts w:asciiTheme="majorBidi" w:hAnsiTheme="majorBidi" w:cstheme="majorBidi"/>
-          <w:bCs/>
-          <w:sz w:val="24"/>
-          <w:szCs w:val="24"/>
-        </w:rPr>
-        <w:t>Threshold used</w:t>
-      </w:r>
-    </w:p>
-    <w:p>
-      <w:pPr>
-        <w:numPr>
-          <w:ilvl w:val="1"/>
-          <w:numId w:val="13"/>
-        </w:numPr>
-        <w:bidi w:val="0"/>
-        <w:rPr>
-          <w:rFonts w:asciiTheme="majorBidi" w:hAnsiTheme="majorBidi" w:cstheme="majorBidi"/>
-          <w:bCs/>
-          <w:sz w:val="24"/>
-          <w:szCs w:val="24"/>
-        </w:rPr>
-      </w:pPr>
-      <w:r>
-        <w:rPr>
-          <w:rFonts w:asciiTheme="majorBidi" w:hAnsiTheme="majorBidi" w:cstheme="majorBidi"/>
-          <w:bCs/>
-          <w:sz w:val="24"/>
-          <w:szCs w:val="24"/>
-        </w:rPr>
-        <w:t>Predicted labels (0 for normal, 1 for anomaly)</w:t>
-      </w:r>
-    </w:p>
-    <w:p>
-      <w:pPr>
-        <w:bidi w:val="0"/>
-        <w:rPr>
-          <w:rFonts w:asciiTheme="majorBidi" w:hAnsiTheme="majorBidi" w:cstheme="majorBidi"/>
-          <w:bCs/>
-          <w:sz w:val="24"/>
-          <w:szCs w:val="24"/>
-        </w:rPr>
-      </w:pPr>
-      <w:r>
-        <w:rPr>
-          <w:rFonts w:asciiTheme="majorBidi" w:hAnsiTheme="majorBidi" w:cstheme="majorBidi"/>
-          <w:bCs/>
-          <w:sz w:val="24"/>
-          <w:szCs w:val="24"/>
-        </w:rPr>
-        <w:pict w14:anchorId="09A7CEC3">
+          <w:numId w:val="37"/>
+        </w:numPr>
+        <w:tabs>
+          <w:tab w:val="num" w:pos="426"/>
+        </w:tabs>
+        <w:bidi w:val="0"/>
+        <w:rPr>
+          <w:rFonts w:asciiTheme="majorBidi" w:hAnsiTheme="majorBidi" w:cstheme="majorBidi"/>
+          <w:bCs/>
+          <w:sz w:val="24"/>
+          <w:szCs w:val="24"/>
+        </w:rPr>
+      </w:pPr>
+      <w:r>
+        <w:rPr>
+          <w:rFonts w:asciiTheme="majorBidi" w:hAnsiTheme="majorBidi" w:cstheme="majorBidi"/>
+          <w:bCs/>
+          <w:sz w:val="24"/>
+          <w:szCs w:val="24"/>
+        </w:rPr>
+        <w:t>If multiple enterprise datasets are analyzed, the workflow can compare performance across datasets using the compare_enterprises() utility.</w:t>
+      </w:r>
+    </w:p>
+    <w:p>
+      <w:pPr>
+        <w:tabs>
+          <w:tab w:val="num" w:pos="426"/>
+        </w:tabs>
+        <w:bidi w:val="0"/>
+        <w:rPr>
+          <w:rFonts w:asciiTheme="majorBidi" w:hAnsiTheme="majorBidi" w:cstheme="majorBidi"/>
+          <w:bCs/>
+          <w:sz w:val="24"/>
+          <w:szCs w:val="24"/>
+        </w:rPr>
+      </w:pPr>
+      <w:r>
+        <w:rPr>
+          <w:rFonts w:asciiTheme="majorBidi" w:hAnsiTheme="majorBidi" w:cstheme="majorBidi"/>
+          <w:bCs/>
+          <w:sz w:val="24"/>
+          <w:szCs w:val="24"/>
+        </w:rPr>
+        <w:pict w14:anchorId="18573BF7">
           <v:rect id="_x0000_i1038" style="width:0;height:1.5pt" o:hralign="center" o:hrstd="t" o:hr="t" fillcolor="#a0a0a0" stroked="f"/>
         </w:pict>
       </w:r>
     </w:p>
     <w:p>
       <w:pPr>
-        <w:bidi w:val="0"/>
-        <w:rPr>
-          <w:rFonts w:asciiTheme="majorBidi" w:hAnsiTheme="majorBidi" w:cstheme="majorBidi"/>
-          <w:b/>
-          <w:sz w:val="24"/>
-          <w:szCs w:val="24"/>
-        </w:rPr>
-      </w:pPr>
-      <w:r>
-        <w:rPr>
-          <w:rFonts w:asciiTheme="majorBidi" w:hAnsiTheme="majorBidi" w:cstheme="majorBidi"/>
-          <w:b/>
-          <w:sz w:val="24"/>
-          <w:szCs w:val="24"/>
-        </w:rPr>
-        <w:t>3. Key Points About Metrics in Anomaly Detection</w:t>
+        <w:tabs>
+          <w:tab w:val="num" w:pos="426"/>
+        </w:tabs>
+        <w:bidi w:val="0"/>
+        <w:rPr>
+          <w:rFonts w:asciiTheme="majorBidi" w:hAnsiTheme="majorBidi" w:cstheme="majorBidi"/>
+          <w:b/>
+          <w:bCs/>
+          <w:sz w:val="24"/>
+          <w:szCs w:val="24"/>
+        </w:rPr>
+      </w:pPr>
+      <w:r>
+        <w:rPr>
+          <w:rFonts w:asciiTheme="majorBidi" w:hAnsiTheme="majorBidi" w:cstheme="majorBidi"/>
+          <w:b/>
+          <w:bCs/>
+          <w:sz w:val="24"/>
+          <w:szCs w:val="24"/>
+        </w:rPr>
+        <w:t>Key Notes</w:t>
       </w:r>
     </w:p>
     <w:p>
       <w:pPr>
         <w:numPr>
           <w:ilvl w:val="0"/>
-          <w:numId w:val="14"/>
-        </w:numPr>
-        <w:bidi w:val="0"/>
-        <w:rPr>
-          <w:rFonts w:asciiTheme="majorBidi" w:hAnsiTheme="majorBidi" w:cstheme="majorBidi"/>
-          <w:bCs/>
-          <w:sz w:val="24"/>
-          <w:szCs w:val="24"/>
-        </w:rPr>
-      </w:pPr>
-      <w:r>
-        <w:rPr>
-          <w:rFonts w:asciiTheme="majorBidi" w:hAnsiTheme="majorBidi" w:cstheme="majorBidi"/>
-          <w:bCs/>
-          <w:sz w:val="24"/>
-          <w:szCs w:val="24"/>
-        </w:rPr>
-        <w:t>Confusion Matrix: Provides a complete view of detection performance, including both correct and incorrect classifications.</w:t>
+          <w:numId w:val="38"/>
+        </w:numPr>
+        <w:tabs>
+          <w:tab w:val="num" w:pos="426"/>
+        </w:tabs>
+        <w:bidi w:val="0"/>
+        <w:rPr>
+          <w:rFonts w:asciiTheme="majorBidi" w:hAnsiTheme="majorBidi" w:cstheme="majorBidi"/>
+          <w:bCs/>
+          <w:sz w:val="24"/>
+          <w:szCs w:val="24"/>
+        </w:rPr>
+      </w:pPr>
+      <w:r>
+        <w:rPr>
+          <w:rFonts w:asciiTheme="majorBidi" w:hAnsiTheme="majorBidi" w:cstheme="majorBidi"/>
+          <w:bCs/>
+          <w:sz w:val="24"/>
+          <w:szCs w:val="24"/>
+        </w:rPr>
+        <w:t xml:space="preserve">The workflow ensures </w:t>
+      </w:r>
+      <w:r>
+        <w:rPr>
+          <w:rFonts w:asciiTheme="majorBidi" w:hAnsiTheme="majorBidi" w:cstheme="majorBidi"/>
+          <w:b/>
+          <w:bCs/>
+          <w:sz w:val="24"/>
+          <w:szCs w:val="24"/>
+        </w:rPr>
+        <w:t>reproducibility</w:t>
+      </w:r>
+      <w:r>
+        <w:rPr>
+          <w:rFonts w:asciiTheme="majorBidi" w:hAnsiTheme="majorBidi" w:cstheme="majorBidi"/>
+          <w:bCs/>
+          <w:sz w:val="24"/>
+          <w:szCs w:val="24"/>
+        </w:rPr>
+        <w:t xml:space="preserve"> (fixed random seeds, deterministic Autoencoder).</w:t>
       </w:r>
     </w:p>
     <w:p>
       <w:pPr>
         <w:numPr>
           <w:ilvl w:val="0"/>
-          <w:numId w:val="14"/>
-        </w:numPr>
-        <w:bidi w:val="0"/>
-        <w:rPr>
-          <w:rFonts w:asciiTheme="majorBidi" w:hAnsiTheme="majorBidi" w:cstheme="majorBidi"/>
-          <w:bCs/>
-          <w:sz w:val="24"/>
-          <w:szCs w:val="24"/>
-        </w:rPr>
-      </w:pPr>
-      <w:r>
-        <w:rPr>
-          <w:rFonts w:asciiTheme="majorBidi" w:hAnsiTheme="majorBidi" w:cstheme="majorBidi"/>
-          <w:bCs/>
-          <w:sz w:val="24"/>
-          <w:szCs w:val="24"/>
-        </w:rPr>
-        <w:t>Precision vs Recall: There is a trade-off:</w:t>
-      </w:r>
-    </w:p>
-    <w:p>
-      <w:pPr>
-        <w:numPr>
-          <w:ilvl w:val="1"/>
-          <w:numId w:val="14"/>
-        </w:numPr>
-        <w:bidi w:val="0"/>
-        <w:rPr>
-          <w:rFonts w:asciiTheme="majorBidi" w:hAnsiTheme="majorBidi" w:cstheme="majorBidi"/>
-          <w:bCs/>
-          <w:sz w:val="24"/>
-          <w:szCs w:val="24"/>
-        </w:rPr>
-      </w:pPr>
-      <w:r>
-        <w:rPr>
-          <w:rFonts w:asciiTheme="majorBidi" w:hAnsiTheme="majorBidi" w:cstheme="majorBidi"/>
-          <w:bCs/>
-          <w:sz w:val="24"/>
-          <w:szCs w:val="24"/>
-        </w:rPr>
-        <w:t>High precision → few false positives (normal points incorrectly flagged as anomalies).</w:t>
-      </w:r>
-    </w:p>
-    <w:p>
-      <w:pPr>
-        <w:numPr>
-          <w:ilvl w:val="1"/>
-          <w:numId w:val="14"/>
-        </w:numPr>
-        <w:bidi w:val="0"/>
-        <w:rPr>
-          <w:rFonts w:asciiTheme="majorBidi" w:hAnsiTheme="majorBidi" w:cstheme="majorBidi"/>
-          <w:bCs/>
-          <w:sz w:val="24"/>
-          <w:szCs w:val="24"/>
-        </w:rPr>
-      </w:pPr>
-      <w:r>
-        <w:rPr>
-          <w:rFonts w:asciiTheme="majorBidi" w:hAnsiTheme="majorBidi" w:cstheme="majorBidi"/>
-          <w:bCs/>
-          <w:sz w:val="24"/>
-          <w:szCs w:val="24"/>
-        </w:rPr>
-        <w:t>High recall → few false negatives (anomalies missed).</w:t>
+          <w:numId w:val="38"/>
+        </w:numPr>
+        <w:tabs>
+          <w:tab w:val="num" w:pos="426"/>
+        </w:tabs>
+        <w:bidi w:val="0"/>
+        <w:rPr>
+          <w:rFonts w:asciiTheme="majorBidi" w:hAnsiTheme="majorBidi" w:cstheme="majorBidi"/>
+          <w:bCs/>
+          <w:sz w:val="24"/>
+          <w:szCs w:val="24"/>
+        </w:rPr>
+      </w:pPr>
+      <w:r>
+        <w:rPr>
+          <w:rFonts w:asciiTheme="majorBidi" w:hAnsiTheme="majorBidi" w:cstheme="majorBidi"/>
+          <w:bCs/>
+          <w:sz w:val="24"/>
+          <w:szCs w:val="24"/>
+        </w:rPr>
+        <w:t>Hyperparameter tuning is integrated with validation-based optimization.</w:t>
       </w:r>
     </w:p>
     <w:p>
       <w:pPr>
         <w:numPr>
           <w:ilvl w:val="0"/>
-          <w:numId w:val="14"/>
-        </w:numPr>
-        <w:bidi w:val="0"/>
-        <w:rPr>
-          <w:rFonts w:asciiTheme="majorBidi" w:hAnsiTheme="majorBidi" w:cstheme="majorBidi"/>
-          <w:bCs/>
-          <w:sz w:val="24"/>
-          <w:szCs w:val="24"/>
-        </w:rPr>
-      </w:pPr>
-      <w:r>
-        <w:rPr>
-          <w:rFonts w:asciiTheme="majorBidi" w:hAnsiTheme="majorBidi" w:cstheme="majorBidi"/>
-          <w:bCs/>
-          <w:sz w:val="24"/>
-          <w:szCs w:val="24"/>
-        </w:rPr>
-        <w:t>F1-Score: Useful when the dataset is imbalanced (anomalies are rare), which is typical in cybersecurity datasets like command execution anomalies (T1059).</w:t>
-      </w:r>
-    </w:p>
-    <w:p>
-      <w:pPr>
-        <w:bidi w:val="0"/>
-        <w:rPr>
-          <w:rFonts w:asciiTheme="majorBidi" w:hAnsiTheme="majorBidi" w:cstheme="majorBidi"/>
-          <w:b/>
+          <w:numId w:val="38"/>
+        </w:numPr>
+        <w:tabs>
+          <w:tab w:val="num" w:pos="426"/>
+        </w:tabs>
+        <w:bidi w:val="0"/>
+        <w:rPr>
+          <w:rFonts w:asciiTheme="majorBidi" w:hAnsiTheme="majorBidi" w:cstheme="majorBidi"/>
+          <w:bCs/>
+          <w:sz w:val="24"/>
+          <w:szCs w:val="24"/>
+        </w:rPr>
+      </w:pPr>
+      <w:r>
+        <w:rPr>
+          <w:rFonts w:asciiTheme="majorBidi" w:hAnsiTheme="majorBidi" w:cstheme="majorBidi"/>
+          <w:bCs/>
+          <w:sz w:val="24"/>
+          <w:szCs w:val="24"/>
+        </w:rPr>
+        <w:t xml:space="preserve">Both </w:t>
+      </w:r>
+      <w:r>
+        <w:rPr>
+          <w:rFonts w:asciiTheme="majorBidi" w:hAnsiTheme="majorBidi" w:cstheme="majorBidi"/>
+          <w:b/>
+          <w:bCs/>
+          <w:sz w:val="24"/>
+          <w:szCs w:val="24"/>
+        </w:rPr>
+        <w:t>single-agent evaluation</w:t>
+      </w:r>
+      <w:r>
+        <w:rPr>
+          <w:rFonts w:asciiTheme="majorBidi" w:hAnsiTheme="majorBidi" w:cstheme="majorBidi"/>
+          <w:bCs/>
+          <w:sz w:val="24"/>
+          <w:szCs w:val="24"/>
+        </w:rPr>
+        <w:t xml:space="preserve"> and </w:t>
+      </w:r>
+      <w:r>
+        <w:rPr>
+          <w:rFonts w:asciiTheme="majorBidi" w:hAnsiTheme="majorBidi" w:cstheme="majorBidi"/>
+          <w:b/>
+          <w:bCs/>
+          <w:sz w:val="24"/>
+          <w:szCs w:val="24"/>
+        </w:rPr>
+        <w:t>ensemble evaluation</w:t>
+      </w:r>
+      <w:r>
+        <w:rPr>
+          <w:rFonts w:asciiTheme="majorBidi" w:hAnsiTheme="majorBidi" w:cstheme="majorBidi"/>
+          <w:bCs/>
+          <w:sz w:val="24"/>
+          <w:szCs w:val="24"/>
+        </w:rPr>
+        <w:t xml:space="preserve"> are included for a complete analysis.</w:t>
+      </w:r>
+    </w:p>
+    <w:p>
+      <w:pPr>
+        <w:numPr>
+          <w:ilvl w:val="0"/>
+          <w:numId w:val="38"/>
+        </w:numPr>
+        <w:tabs>
+          <w:tab w:val="num" w:pos="426"/>
+        </w:tabs>
+        <w:bidi w:val="0"/>
+        <w:rPr>
+          <w:rFonts w:asciiTheme="majorBidi" w:hAnsiTheme="majorBidi" w:cstheme="majorBidi"/>
+          <w:bCs/>
+          <w:sz w:val="24"/>
+          <w:szCs w:val="24"/>
+        </w:rPr>
+      </w:pPr>
+      <w:r>
+        <w:rPr>
+          <w:rFonts w:asciiTheme="majorBidi" w:hAnsiTheme="majorBidi" w:cstheme="majorBidi"/>
+          <w:bCs/>
+          <w:sz w:val="24"/>
+          <w:szCs w:val="24"/>
+        </w:rPr>
+        <w:t xml:space="preserve">Supports </w:t>
+      </w:r>
+      <w:r>
+        <w:rPr>
+          <w:rFonts w:asciiTheme="majorBidi" w:hAnsiTheme="majorBidi" w:cstheme="majorBidi"/>
+          <w:b/>
+          <w:bCs/>
+          <w:sz w:val="24"/>
+          <w:szCs w:val="24"/>
+        </w:rPr>
+        <w:t>scalable and modular architecture</w:t>
+      </w:r>
+      <w:r>
+        <w:rPr>
+          <w:rFonts w:asciiTheme="majorBidi" w:hAnsiTheme="majorBidi" w:cstheme="majorBidi"/>
+          <w:bCs/>
+          <w:sz w:val="24"/>
+          <w:szCs w:val="24"/>
+        </w:rPr>
+        <w:t>: new agents can be added easily.</w:t>
+      </w:r>
+    </w:p>
+    <w:p>
+      <w:pPr>
+        <w:bidi w:val="0"/>
+        <w:rPr>
+          <w:rFonts w:asciiTheme="majorBidi" w:hAnsiTheme="majorBidi" w:cstheme="majorBidi"/>
+          <w:bCs/>
+          <w:sz w:val="24"/>
+          <w:szCs w:val="24"/>
+        </w:rPr>
+      </w:pPr>
+      <w:r>
+        <w:rPr>
+          <w:rFonts w:asciiTheme="majorBidi" w:hAnsiTheme="majorBidi" w:cstheme="majorBidi"/>
+          <w:bCs/>
+          <w:sz w:val="24"/>
+          <w:szCs w:val="24"/>
+        </w:rPr>
+        <w:br w:type="page"/>
+      </w:r>
+    </w:p>
+    <w:p>
+      <w:pPr>
+        <w:pStyle w:val="ListParagraph"/>
+        <w:numPr>
+          <w:ilvl w:val="0"/>
+          <w:numId w:val="10"/>
+        </w:numPr>
+        <w:tabs>
+          <w:tab w:val="clear" w:pos="720"/>
+          <w:tab w:val="num" w:pos="426"/>
+        </w:tabs>
+        <w:bidi w:val="0"/>
+        <w:ind w:left="0" w:firstLine="0"/>
+        <w:rPr>
+          <w:rFonts w:asciiTheme="majorBidi" w:hAnsiTheme="majorBidi" w:cstheme="majorBidi"/>
+          <w:b/>
+          <w:bCs/>
           <w:sz w:val="36"/>
           <w:szCs w:val="36"/>
         </w:rPr>
@@ -6197,2654 +9165,10 @@
         <w:rPr>
           <w:rFonts w:asciiTheme="majorBidi" w:hAnsiTheme="majorBidi" w:cstheme="majorBidi"/>
           <w:b/>
+          <w:bCs/>
           <w:sz w:val="36"/>
           <w:szCs w:val="36"/>
         </w:rPr>
-        <w:br w:type="page"/>
-      </w:r>
-    </w:p>
-    <w:p>
-      <w:pPr>
-        <w:pStyle w:val="ListParagraph"/>
-        <w:numPr>
-          <w:ilvl w:val="0"/>
-          <w:numId w:val="10"/>
-        </w:numPr>
-        <w:tabs>
-          <w:tab w:val="clear" w:pos="720"/>
-          <w:tab w:val="num" w:pos="426"/>
-        </w:tabs>
-        <w:bidi w:val="0"/>
-        <w:ind w:left="0" w:hanging="11"/>
-        <w:rPr>
-          <w:rFonts w:asciiTheme="majorBidi" w:hAnsiTheme="majorBidi" w:cstheme="majorBidi"/>
-          <w:b/>
-          <w:sz w:val="36"/>
-          <w:szCs w:val="36"/>
-        </w:rPr>
-      </w:pPr>
-      <w:r>
-        <w:rPr>
-          <w:rFonts w:asciiTheme="majorBidi" w:hAnsiTheme="majorBidi" w:cstheme="majorBidi"/>
-          <w:b/>
-          <w:sz w:val="36"/>
-          <w:szCs w:val="36"/>
-        </w:rPr>
-        <w:lastRenderedPageBreak/>
-        <w:t>Workflow of the Anomaly Detection System</w:t>
-      </w:r>
-    </w:p>
-    <w:p>
-      <w:pPr>
-        <w:tabs>
-          <w:tab w:val="num" w:pos="426"/>
-        </w:tabs>
-        <w:bidi w:val="0"/>
-        <w:rPr>
-          <w:rFonts w:asciiTheme="majorBidi" w:hAnsiTheme="majorBidi" w:cstheme="majorBidi"/>
-          <w:b/>
-          <w:bCs/>
-          <w:sz w:val="24"/>
-          <w:szCs w:val="24"/>
-        </w:rPr>
-      </w:pPr>
-      <w:r>
-        <w:rPr>
-          <w:rFonts w:asciiTheme="majorBidi" w:hAnsiTheme="majorBidi" w:cstheme="majorBidi"/>
-          <w:b/>
-          <w:bCs/>
-          <w:sz w:val="24"/>
-          <w:szCs w:val="24"/>
-        </w:rPr>
-        <w:t>Workflow of the Anomaly Detection System</w:t>
-      </w:r>
-    </w:p>
-    <w:p>
-      <w:pPr>
-        <w:tabs>
-          <w:tab w:val="num" w:pos="426"/>
-        </w:tabs>
-        <w:bidi w:val="0"/>
-        <w:rPr>
-          <w:rFonts w:asciiTheme="majorBidi" w:hAnsiTheme="majorBidi" w:cstheme="majorBidi"/>
-          <w:bCs/>
-          <w:sz w:val="24"/>
-          <w:szCs w:val="24"/>
-        </w:rPr>
-      </w:pPr>
-      <w:r>
-        <w:rPr>
-          <w:rFonts w:asciiTheme="majorBidi" w:hAnsiTheme="majorBidi" w:cstheme="majorBidi"/>
-          <w:bCs/>
-          <w:sz w:val="24"/>
-          <w:szCs w:val="24"/>
-        </w:rPr>
-        <w:t>The main.py script orchestrates the entire anomaly detection workflow, from dataset selection to final reporting. The process integrates preprocessing, agent training, evaluation, and ensemble aggregation. Below is a detailed step-by-step overview.</w:t>
-      </w:r>
-    </w:p>
-    <w:p>
-      <w:pPr>
-        <w:tabs>
-          <w:tab w:val="num" w:pos="426"/>
-        </w:tabs>
-        <w:bidi w:val="0"/>
-        <w:rPr>
-          <w:rFonts w:asciiTheme="majorBidi" w:hAnsiTheme="majorBidi" w:cstheme="majorBidi"/>
-          <w:bCs/>
-          <w:sz w:val="24"/>
-          <w:szCs w:val="24"/>
-        </w:rPr>
-      </w:pPr>
-      <w:r>
-        <w:rPr>
-          <w:rFonts w:asciiTheme="majorBidi" w:hAnsiTheme="majorBidi" w:cstheme="majorBidi"/>
-          <w:bCs/>
-          <w:sz w:val="24"/>
-          <w:szCs w:val="24"/>
-        </w:rPr>
-        <w:pict w14:anchorId="6C224C95">
-          <v:rect id="_x0000_i1265" style="width:0;height:1.5pt" o:hralign="center" o:hrstd="t" o:hr="t" fillcolor="#a0a0a0" stroked="f"/>
-        </w:pict>
-      </w:r>
-    </w:p>
-    <w:p>
-      <w:pPr>
-        <w:tabs>
-          <w:tab w:val="num" w:pos="426"/>
-        </w:tabs>
-        <w:bidi w:val="0"/>
-        <w:rPr>
-          <w:rFonts w:asciiTheme="majorBidi" w:hAnsiTheme="majorBidi" w:cstheme="majorBidi"/>
-          <w:b/>
-          <w:bCs/>
-          <w:sz w:val="24"/>
-          <w:szCs w:val="24"/>
-        </w:rPr>
-      </w:pPr>
-      <w:r>
-        <w:rPr>
-          <w:rFonts w:asciiTheme="majorBidi" w:hAnsiTheme="majorBidi" w:cstheme="majorBidi"/>
-          <w:b/>
-          <w:bCs/>
-          <w:sz w:val="24"/>
-          <w:szCs w:val="24"/>
-        </w:rPr>
-        <w:t>1. Dataset Selection</w:t>
-      </w:r>
-    </w:p>
-    <w:p>
-      <w:pPr>
-        <w:numPr>
-          <w:ilvl w:val="0"/>
-          <w:numId w:val="27"/>
-        </w:numPr>
-        <w:tabs>
-          <w:tab w:val="num" w:pos="426"/>
-        </w:tabs>
-        <w:bidi w:val="0"/>
-        <w:rPr>
-          <w:rFonts w:asciiTheme="majorBidi" w:hAnsiTheme="majorBidi" w:cstheme="majorBidi"/>
-          <w:bCs/>
-          <w:sz w:val="24"/>
-          <w:szCs w:val="24"/>
-        </w:rPr>
-      </w:pPr>
-      <w:r>
-        <w:rPr>
-          <w:rFonts w:asciiTheme="majorBidi" w:hAnsiTheme="majorBidi" w:cstheme="majorBidi"/>
-          <w:bCs/>
-          <w:sz w:val="24"/>
-          <w:szCs w:val="24"/>
-        </w:rPr>
-        <w:t>The system allows the user to select one of the enterprise datasets (A, B, C) via the best_hyperparams.select_dataset() function.</w:t>
-      </w:r>
-    </w:p>
-    <w:p>
-      <w:pPr>
-        <w:numPr>
-          <w:ilvl w:val="0"/>
-          <w:numId w:val="27"/>
-        </w:numPr>
-        <w:tabs>
-          <w:tab w:val="num" w:pos="426"/>
-        </w:tabs>
-        <w:bidi w:val="0"/>
-        <w:rPr>
-          <w:rFonts w:asciiTheme="majorBidi" w:hAnsiTheme="majorBidi" w:cstheme="majorBidi"/>
-          <w:bCs/>
-          <w:sz w:val="24"/>
-          <w:szCs w:val="24"/>
-        </w:rPr>
-      </w:pPr>
-      <w:r>
-        <w:rPr>
-          <w:rFonts w:asciiTheme="majorBidi" w:hAnsiTheme="majorBidi" w:cstheme="majorBidi"/>
-          <w:bCs/>
-          <w:sz w:val="24"/>
-          <w:szCs w:val="24"/>
-        </w:rPr>
-        <w:t>The results folder for storing outputs is automatically created.</w:t>
-      </w:r>
-    </w:p>
-    <w:p>
-      <w:pPr>
-        <w:tabs>
-          <w:tab w:val="num" w:pos="426"/>
-        </w:tabs>
-        <w:bidi w:val="0"/>
-        <w:rPr>
-          <w:rFonts w:asciiTheme="majorBidi" w:hAnsiTheme="majorBidi" w:cstheme="majorBidi"/>
-          <w:bCs/>
-          <w:sz w:val="24"/>
-          <w:szCs w:val="24"/>
-        </w:rPr>
-      </w:pPr>
-      <w:r>
-        <w:rPr>
-          <w:rFonts w:asciiTheme="majorBidi" w:hAnsiTheme="majorBidi" w:cstheme="majorBidi"/>
-          <w:bCs/>
-          <w:sz w:val="24"/>
-          <w:szCs w:val="24"/>
-        </w:rPr>
-        <w:pict w14:anchorId="7AE0D1FB">
-          <v:rect id="_x0000_i1266" style="width:0;height:1.5pt" o:hralign="center" o:hrstd="t" o:hr="t" fillcolor="#a0a0a0" stroked="f"/>
-        </w:pict>
-      </w:r>
-    </w:p>
-    <w:p>
-      <w:pPr>
-        <w:tabs>
-          <w:tab w:val="num" w:pos="426"/>
-        </w:tabs>
-        <w:bidi w:val="0"/>
-        <w:rPr>
-          <w:rFonts w:asciiTheme="majorBidi" w:hAnsiTheme="majorBidi" w:cstheme="majorBidi"/>
-          <w:b/>
-          <w:bCs/>
-          <w:sz w:val="24"/>
-          <w:szCs w:val="24"/>
-        </w:rPr>
-      </w:pPr>
-      <w:r>
-        <w:rPr>
-          <w:rFonts w:asciiTheme="majorBidi" w:hAnsiTheme="majorBidi" w:cstheme="majorBidi"/>
-          <w:b/>
-          <w:bCs/>
-          <w:sz w:val="24"/>
-          <w:szCs w:val="24"/>
-        </w:rPr>
-        <w:t>2. Data Loading</w:t>
-      </w:r>
-    </w:p>
-    <w:p>
-      <w:pPr>
-        <w:numPr>
-          <w:ilvl w:val="0"/>
-          <w:numId w:val="28"/>
-        </w:numPr>
-        <w:tabs>
-          <w:tab w:val="num" w:pos="426"/>
-        </w:tabs>
-        <w:bidi w:val="0"/>
-        <w:rPr>
-          <w:rFonts w:asciiTheme="majorBidi" w:hAnsiTheme="majorBidi" w:cstheme="majorBidi"/>
-          <w:bCs/>
-          <w:sz w:val="24"/>
-          <w:szCs w:val="24"/>
-        </w:rPr>
-      </w:pPr>
-      <w:r>
-        <w:rPr>
-          <w:rFonts w:asciiTheme="majorBidi" w:hAnsiTheme="majorBidi" w:cstheme="majorBidi"/>
-          <w:bCs/>
-          <w:sz w:val="24"/>
-          <w:szCs w:val="24"/>
-        </w:rPr>
-        <w:t>The selected dataset is loaded using pandas.read_csv.</w:t>
-      </w:r>
-    </w:p>
-    <w:p>
-      <w:pPr>
-        <w:numPr>
-          <w:ilvl w:val="0"/>
-          <w:numId w:val="28"/>
-        </w:numPr>
-        <w:tabs>
-          <w:tab w:val="num" w:pos="426"/>
-        </w:tabs>
-        <w:bidi w:val="0"/>
-        <w:rPr>
-          <w:rFonts w:asciiTheme="majorBidi" w:hAnsiTheme="majorBidi" w:cstheme="majorBidi"/>
-          <w:bCs/>
-          <w:sz w:val="24"/>
-          <w:szCs w:val="24"/>
-        </w:rPr>
-      </w:pPr>
-      <w:r>
-        <w:rPr>
-          <w:rFonts w:asciiTheme="majorBidi" w:hAnsiTheme="majorBidi" w:cstheme="majorBidi"/>
-          <w:bCs/>
-          <w:sz w:val="24"/>
-          <w:szCs w:val="24"/>
-        </w:rPr>
-        <w:t>The dataset typically includes:</w:t>
-      </w:r>
-    </w:p>
-    <w:p>
-      <w:pPr>
-        <w:numPr>
-          <w:ilvl w:val="1"/>
-          <w:numId w:val="28"/>
-        </w:numPr>
-        <w:tabs>
-          <w:tab w:val="num" w:pos="426"/>
-        </w:tabs>
-        <w:bidi w:val="0"/>
-        <w:rPr>
-          <w:rFonts w:asciiTheme="majorBidi" w:hAnsiTheme="majorBidi" w:cstheme="majorBidi"/>
-          <w:bCs/>
-          <w:sz w:val="24"/>
-          <w:szCs w:val="24"/>
-        </w:rPr>
-      </w:pPr>
-      <w:r>
-        <w:rPr>
-          <w:rFonts w:asciiTheme="majorBidi" w:hAnsiTheme="majorBidi" w:cstheme="majorBidi"/>
-          <w:bCs/>
-          <w:sz w:val="24"/>
-          <w:szCs w:val="24"/>
-        </w:rPr>
-        <w:t>command_text (textual commands executed)</w:t>
-      </w:r>
-    </w:p>
-    <w:p>
-      <w:pPr>
-        <w:numPr>
-          <w:ilvl w:val="1"/>
-          <w:numId w:val="28"/>
-        </w:numPr>
-        <w:tabs>
-          <w:tab w:val="num" w:pos="426"/>
-        </w:tabs>
-        <w:bidi w:val="0"/>
-        <w:rPr>
-          <w:rFonts w:asciiTheme="majorBidi" w:hAnsiTheme="majorBidi" w:cstheme="majorBidi"/>
-          <w:bCs/>
-          <w:sz w:val="24"/>
-          <w:szCs w:val="24"/>
-        </w:rPr>
-      </w:pPr>
-      <w:r>
-        <w:rPr>
-          <w:rFonts w:asciiTheme="majorBidi" w:hAnsiTheme="majorBidi" w:cstheme="majorBidi"/>
-          <w:bCs/>
-          <w:sz w:val="24"/>
-          <w:szCs w:val="24"/>
-        </w:rPr>
-        <w:t>timestamp (when each command was executed)</w:t>
-      </w:r>
-    </w:p>
-    <w:p>
-      <w:pPr>
-        <w:numPr>
-          <w:ilvl w:val="1"/>
-          <w:numId w:val="28"/>
-        </w:numPr>
-        <w:tabs>
-          <w:tab w:val="num" w:pos="426"/>
-        </w:tabs>
-        <w:bidi w:val="0"/>
-        <w:rPr>
-          <w:rFonts w:asciiTheme="majorBidi" w:hAnsiTheme="majorBidi" w:cstheme="majorBidi"/>
-          <w:bCs/>
-          <w:sz w:val="24"/>
-          <w:szCs w:val="24"/>
-        </w:rPr>
-      </w:pPr>
-      <w:r>
-        <w:rPr>
-          <w:rFonts w:asciiTheme="majorBidi" w:hAnsiTheme="majorBidi" w:cstheme="majorBidi"/>
-          <w:bCs/>
-          <w:sz w:val="24"/>
-          <w:szCs w:val="24"/>
-        </w:rPr>
-        <w:t>is_anomaly (binary label: 0 = benign, 1 = suspicious)</w:t>
-      </w:r>
-    </w:p>
-    <w:p>
-      <w:pPr>
-        <w:tabs>
-          <w:tab w:val="num" w:pos="426"/>
-        </w:tabs>
-        <w:bidi w:val="0"/>
-        <w:rPr>
-          <w:rFonts w:asciiTheme="majorBidi" w:hAnsiTheme="majorBidi" w:cstheme="majorBidi"/>
-          <w:bCs/>
-          <w:sz w:val="24"/>
-          <w:szCs w:val="24"/>
-        </w:rPr>
-      </w:pPr>
-      <w:r>
-        <w:rPr>
-          <w:rFonts w:asciiTheme="majorBidi" w:hAnsiTheme="majorBidi" w:cstheme="majorBidi"/>
-          <w:bCs/>
-          <w:sz w:val="24"/>
-          <w:szCs w:val="24"/>
-        </w:rPr>
-        <w:pict w14:anchorId="1DE49314">
-          <v:rect id="_x0000_i1267" style="width:0;height:1.5pt" o:hralign="center" o:hrstd="t" o:hr="t" fillcolor="#a0a0a0" stroked="f"/>
-        </w:pict>
-      </w:r>
-    </w:p>
-    <w:p>
-      <w:pPr>
-        <w:tabs>
-          <w:tab w:val="num" w:pos="426"/>
-        </w:tabs>
-        <w:bidi w:val="0"/>
-        <w:rPr>
-          <w:rFonts w:asciiTheme="majorBidi" w:hAnsiTheme="majorBidi" w:cstheme="majorBidi"/>
-          <w:b/>
-          <w:bCs/>
-          <w:sz w:val="24"/>
-          <w:szCs w:val="24"/>
-        </w:rPr>
-      </w:pPr>
-      <w:r>
-        <w:rPr>
-          <w:rFonts w:asciiTheme="majorBidi" w:hAnsiTheme="majorBidi" w:cstheme="majorBidi"/>
-          <w:b/>
-          <w:bCs/>
-          <w:sz w:val="24"/>
-          <w:szCs w:val="24"/>
-        </w:rPr>
-        <w:t>3. Preprocessing</w:t>
-      </w:r>
-    </w:p>
-    <w:p>
-      <w:pPr>
-        <w:numPr>
-          <w:ilvl w:val="0"/>
-          <w:numId w:val="29"/>
-        </w:numPr>
-        <w:tabs>
-          <w:tab w:val="num" w:pos="426"/>
-        </w:tabs>
-        <w:bidi w:val="0"/>
-        <w:rPr>
-          <w:rFonts w:asciiTheme="majorBidi" w:hAnsiTheme="majorBidi" w:cstheme="majorBidi"/>
-          <w:bCs/>
-          <w:sz w:val="24"/>
-          <w:szCs w:val="24"/>
-        </w:rPr>
-      </w:pPr>
-      <w:r>
-        <w:rPr>
-          <w:rFonts w:asciiTheme="majorBidi" w:hAnsiTheme="majorBidi" w:cstheme="majorBidi"/>
-          <w:bCs/>
-          <w:sz w:val="24"/>
-          <w:szCs w:val="24"/>
-        </w:rPr>
-        <w:t>Data is processed through preprocess_for_metaagent():</w:t>
-      </w:r>
-    </w:p>
-    <w:p>
-      <w:pPr>
-        <w:numPr>
-          <w:ilvl w:val="1"/>
-          <w:numId w:val="29"/>
-        </w:numPr>
-        <w:tabs>
-          <w:tab w:val="num" w:pos="426"/>
-        </w:tabs>
-        <w:bidi w:val="0"/>
-        <w:rPr>
-          <w:rFonts w:asciiTheme="majorBidi" w:hAnsiTheme="majorBidi" w:cstheme="majorBidi"/>
-          <w:bCs/>
-          <w:sz w:val="24"/>
-          <w:szCs w:val="24"/>
-        </w:rPr>
-      </w:pPr>
-      <w:r>
-        <w:rPr>
-          <w:rFonts w:asciiTheme="majorBidi" w:hAnsiTheme="majorBidi" w:cstheme="majorBidi"/>
-          <w:b/>
-          <w:bCs/>
-          <w:sz w:val="24"/>
-          <w:szCs w:val="24"/>
-        </w:rPr>
-        <w:t>Text processing</w:t>
-      </w:r>
-      <w:r>
-        <w:rPr>
-          <w:rFonts w:asciiTheme="majorBidi" w:hAnsiTheme="majorBidi" w:cstheme="majorBidi"/>
-          <w:bCs/>
-          <w:sz w:val="24"/>
-          <w:szCs w:val="24"/>
-        </w:rPr>
-        <w:t>: TF-IDF vectorization of command_text.</w:t>
-      </w:r>
-    </w:p>
-    <w:p>
-      <w:pPr>
-        <w:numPr>
-          <w:ilvl w:val="1"/>
-          <w:numId w:val="29"/>
-        </w:numPr>
-        <w:tabs>
-          <w:tab w:val="num" w:pos="426"/>
-        </w:tabs>
-        <w:bidi w:val="0"/>
-        <w:rPr>
-          <w:rFonts w:asciiTheme="majorBidi" w:hAnsiTheme="majorBidi" w:cstheme="majorBidi"/>
-          <w:bCs/>
-          <w:sz w:val="24"/>
-          <w:szCs w:val="24"/>
-        </w:rPr>
-      </w:pPr>
-      <w:r>
-        <w:rPr>
-          <w:rFonts w:asciiTheme="majorBidi" w:hAnsiTheme="majorBidi" w:cstheme="majorBidi"/>
-          <w:b/>
-          <w:bCs/>
-          <w:sz w:val="24"/>
-          <w:szCs w:val="24"/>
-        </w:rPr>
-        <w:t>Timestamp cyclic encoding</w:t>
-      </w:r>
-      <w:r>
-        <w:rPr>
-          <w:rFonts w:asciiTheme="majorBidi" w:hAnsiTheme="majorBidi" w:cstheme="majorBidi"/>
-          <w:bCs/>
-          <w:sz w:val="24"/>
-          <w:szCs w:val="24"/>
-        </w:rPr>
-        <w:t>: hour, minute, day-of-week, month features transformed using sine/cosine.</w:t>
-      </w:r>
-    </w:p>
-    <w:p>
-      <w:pPr>
-        <w:numPr>
-          <w:ilvl w:val="1"/>
-          <w:numId w:val="29"/>
-        </w:numPr>
-        <w:tabs>
-          <w:tab w:val="num" w:pos="426"/>
-        </w:tabs>
-        <w:bidi w:val="0"/>
-        <w:rPr>
-          <w:rFonts w:asciiTheme="majorBidi" w:hAnsiTheme="majorBidi" w:cstheme="majorBidi"/>
-          <w:bCs/>
-          <w:sz w:val="24"/>
-          <w:szCs w:val="24"/>
-        </w:rPr>
-      </w:pPr>
-      <w:r>
-        <w:rPr>
-          <w:rFonts w:asciiTheme="majorBidi" w:hAnsiTheme="majorBidi" w:cstheme="majorBidi"/>
-          <w:b/>
-          <w:bCs/>
-          <w:sz w:val="24"/>
-          <w:szCs w:val="24"/>
-        </w:rPr>
-        <w:t>Numeric scaling</w:t>
-      </w:r>
-      <w:r>
-        <w:rPr>
-          <w:rFonts w:asciiTheme="majorBidi" w:hAnsiTheme="majorBidi" w:cstheme="majorBidi"/>
-          <w:bCs/>
-          <w:sz w:val="24"/>
-          <w:szCs w:val="24"/>
-        </w:rPr>
-        <w:t>: all numeric features standardized with StandardScaler.</w:t>
-      </w:r>
-    </w:p>
-    <w:p>
-      <w:pPr>
-        <w:numPr>
-          <w:ilvl w:val="1"/>
-          <w:numId w:val="29"/>
-        </w:numPr>
-        <w:tabs>
-          <w:tab w:val="num" w:pos="426"/>
-        </w:tabs>
-        <w:bidi w:val="0"/>
-        <w:rPr>
-          <w:rFonts w:asciiTheme="majorBidi" w:hAnsiTheme="majorBidi" w:cstheme="majorBidi"/>
-          <w:bCs/>
-          <w:sz w:val="24"/>
-          <w:szCs w:val="24"/>
-        </w:rPr>
-      </w:pPr>
-      <w:r>
-        <w:rPr>
-          <w:rFonts w:asciiTheme="majorBidi" w:hAnsiTheme="majorBidi" w:cstheme="majorBidi"/>
-          <w:b/>
-          <w:bCs/>
-          <w:sz w:val="24"/>
-          <w:szCs w:val="24"/>
-        </w:rPr>
-        <w:t>Missing values handling</w:t>
-      </w:r>
-      <w:r>
-        <w:rPr>
-          <w:rFonts w:asciiTheme="majorBidi" w:hAnsiTheme="majorBidi" w:cstheme="majorBidi"/>
-          <w:bCs/>
-          <w:sz w:val="24"/>
-          <w:szCs w:val="24"/>
-        </w:rPr>
-        <w:t>: median imputation for numeric features, Unknown for categorical.</w:t>
-      </w:r>
-    </w:p>
-    <w:p>
-      <w:pPr>
-        <w:numPr>
-          <w:ilvl w:val="1"/>
-          <w:numId w:val="29"/>
-        </w:numPr>
-        <w:tabs>
-          <w:tab w:val="num" w:pos="426"/>
-        </w:tabs>
-        <w:bidi w:val="0"/>
-        <w:rPr>
-          <w:rFonts w:asciiTheme="majorBidi" w:hAnsiTheme="majorBidi" w:cstheme="majorBidi"/>
-          <w:bCs/>
-          <w:sz w:val="24"/>
-          <w:szCs w:val="24"/>
-        </w:rPr>
-      </w:pPr>
-      <w:r>
-        <w:rPr>
-          <w:rFonts w:asciiTheme="majorBidi" w:hAnsiTheme="majorBidi" w:cstheme="majorBidi"/>
-          <w:b/>
-          <w:bCs/>
-          <w:sz w:val="24"/>
-          <w:szCs w:val="24"/>
-        </w:rPr>
-        <w:t>Highly correlated feature removal</w:t>
-      </w:r>
-      <w:r>
-        <w:rPr>
-          <w:rFonts w:asciiTheme="majorBidi" w:hAnsiTheme="majorBidi" w:cstheme="majorBidi"/>
-          <w:bCs/>
-          <w:sz w:val="24"/>
-          <w:szCs w:val="24"/>
-        </w:rPr>
-        <w:t>: drop features with correlation above 0.95.</w:t>
-      </w:r>
-    </w:p>
-    <w:p>
-      <w:pPr>
-        <w:numPr>
-          <w:ilvl w:val="0"/>
-          <w:numId w:val="29"/>
-        </w:numPr>
-        <w:tabs>
-          <w:tab w:val="num" w:pos="426"/>
-        </w:tabs>
-        <w:bidi w:val="0"/>
-        <w:rPr>
-          <w:rFonts w:asciiTheme="majorBidi" w:hAnsiTheme="majorBidi" w:cstheme="majorBidi"/>
-          <w:bCs/>
-          <w:sz w:val="24"/>
-          <w:szCs w:val="24"/>
-        </w:rPr>
-      </w:pPr>
-      <w:r>
-        <w:rPr>
-          <w:rFonts w:asciiTheme="majorBidi" w:hAnsiTheme="majorBidi" w:cstheme="majorBidi"/>
-          <w:bCs/>
-          <w:sz w:val="24"/>
-          <w:szCs w:val="24"/>
-        </w:rPr>
-        <w:t>Output: X_dict (feature arrays for each agent) and y (labels).</w:t>
-      </w:r>
-    </w:p>
-    <w:p>
-      <w:pPr>
-        <w:tabs>
-          <w:tab w:val="num" w:pos="426"/>
-        </w:tabs>
-        <w:bidi w:val="0"/>
-        <w:rPr>
-          <w:rFonts w:asciiTheme="majorBidi" w:hAnsiTheme="majorBidi" w:cstheme="majorBidi"/>
-          <w:bCs/>
-          <w:sz w:val="24"/>
-          <w:szCs w:val="24"/>
-        </w:rPr>
-      </w:pPr>
-      <w:r>
-        <w:rPr>
-          <w:rFonts w:asciiTheme="majorBidi" w:hAnsiTheme="majorBidi" w:cstheme="majorBidi"/>
-          <w:bCs/>
-          <w:sz w:val="24"/>
-          <w:szCs w:val="24"/>
-        </w:rPr>
-        <w:pict w14:anchorId="64EB3AB5">
-          <v:rect id="_x0000_i1268" style="width:0;height:1.5pt" o:hralign="center" o:hrstd="t" o:hr="t" fillcolor="#a0a0a0" stroked="f"/>
-        </w:pict>
-      </w:r>
-    </w:p>
-    <w:p>
-      <w:pPr>
-        <w:tabs>
-          <w:tab w:val="num" w:pos="426"/>
-        </w:tabs>
-        <w:bidi w:val="0"/>
-        <w:rPr>
-          <w:rFonts w:asciiTheme="majorBidi" w:hAnsiTheme="majorBidi" w:cstheme="majorBidi"/>
-          <w:b/>
-          <w:bCs/>
-          <w:sz w:val="24"/>
-          <w:szCs w:val="24"/>
-        </w:rPr>
-      </w:pPr>
-      <w:r>
-        <w:rPr>
-          <w:rFonts w:asciiTheme="majorBidi" w:hAnsiTheme="majorBidi" w:cstheme="majorBidi"/>
-          <w:b/>
-          <w:bCs/>
-          <w:sz w:val="24"/>
-          <w:szCs w:val="24"/>
-        </w:rPr>
-        <w:t>4. Train / Validation / Test Split</w:t>
-      </w:r>
-    </w:p>
-    <w:p>
-      <w:pPr>
-        <w:numPr>
-          <w:ilvl w:val="0"/>
-          <w:numId w:val="30"/>
-        </w:numPr>
-        <w:tabs>
-          <w:tab w:val="num" w:pos="426"/>
-        </w:tabs>
-        <w:bidi w:val="0"/>
-        <w:rPr>
-          <w:rFonts w:asciiTheme="majorBidi" w:hAnsiTheme="majorBidi" w:cstheme="majorBidi"/>
-          <w:bCs/>
-          <w:sz w:val="24"/>
-          <w:szCs w:val="24"/>
-        </w:rPr>
-      </w:pPr>
-      <w:r>
-        <w:rPr>
-          <w:rFonts w:asciiTheme="majorBidi" w:hAnsiTheme="majorBidi" w:cstheme="majorBidi"/>
-          <w:bCs/>
-          <w:sz w:val="24"/>
-          <w:szCs w:val="24"/>
-        </w:rPr>
-        <w:t>Each agent receives its own split of data:</w:t>
-      </w:r>
-    </w:p>
-    <w:p>
-      <w:pPr>
-        <w:numPr>
-          <w:ilvl w:val="1"/>
-          <w:numId w:val="30"/>
-        </w:numPr>
-        <w:tabs>
-          <w:tab w:val="num" w:pos="426"/>
-        </w:tabs>
-        <w:bidi w:val="0"/>
-        <w:rPr>
-          <w:rFonts w:asciiTheme="majorBidi" w:hAnsiTheme="majorBidi" w:cstheme="majorBidi"/>
-          <w:bCs/>
-          <w:sz w:val="24"/>
-          <w:szCs w:val="24"/>
-        </w:rPr>
-      </w:pPr>
-      <w:r>
-        <w:rPr>
-          <w:rFonts w:asciiTheme="majorBidi" w:hAnsiTheme="majorBidi" w:cstheme="majorBidi"/>
-          <w:b/>
-          <w:bCs/>
-          <w:sz w:val="24"/>
-          <w:szCs w:val="24"/>
-        </w:rPr>
-        <w:t>Train</w:t>
-      </w:r>
-      <w:r>
-        <w:rPr>
-          <w:rFonts w:asciiTheme="majorBidi" w:hAnsiTheme="majorBidi" w:cstheme="majorBidi"/>
-          <w:bCs/>
-          <w:sz w:val="24"/>
-          <w:szCs w:val="24"/>
-        </w:rPr>
-        <w:t>: for model fitting</w:t>
-      </w:r>
-    </w:p>
-    <w:p>
-      <w:pPr>
-        <w:numPr>
-          <w:ilvl w:val="1"/>
-          <w:numId w:val="30"/>
-        </w:numPr>
-        <w:tabs>
-          <w:tab w:val="num" w:pos="426"/>
-        </w:tabs>
-        <w:bidi w:val="0"/>
-        <w:rPr>
-          <w:rFonts w:asciiTheme="majorBidi" w:hAnsiTheme="majorBidi" w:cstheme="majorBidi"/>
-          <w:bCs/>
-          <w:sz w:val="24"/>
-          <w:szCs w:val="24"/>
-        </w:rPr>
-      </w:pPr>
-      <w:r>
-        <w:rPr>
-          <w:rFonts w:asciiTheme="majorBidi" w:hAnsiTheme="majorBidi" w:cstheme="majorBidi"/>
-          <w:b/>
-          <w:bCs/>
-          <w:sz w:val="24"/>
-          <w:szCs w:val="24"/>
-        </w:rPr>
-        <w:lastRenderedPageBreak/>
-        <w:t>Validation</w:t>
-      </w:r>
-      <w:r>
-        <w:rPr>
-          <w:rFonts w:asciiTheme="majorBidi" w:hAnsiTheme="majorBidi" w:cstheme="majorBidi"/>
-          <w:bCs/>
-          <w:sz w:val="24"/>
-          <w:szCs w:val="24"/>
-        </w:rPr>
-        <w:t>: for threshold tuning and hyperparameter selection</w:t>
-      </w:r>
-    </w:p>
-    <w:p>
-      <w:pPr>
-        <w:numPr>
-          <w:ilvl w:val="1"/>
-          <w:numId w:val="30"/>
-        </w:numPr>
-        <w:tabs>
-          <w:tab w:val="num" w:pos="426"/>
-        </w:tabs>
-        <w:bidi w:val="0"/>
-        <w:rPr>
-          <w:rFonts w:asciiTheme="majorBidi" w:hAnsiTheme="majorBidi" w:cstheme="majorBidi"/>
-          <w:bCs/>
-          <w:sz w:val="24"/>
-          <w:szCs w:val="24"/>
-        </w:rPr>
-      </w:pPr>
-      <w:r>
-        <w:rPr>
-          <w:rFonts w:asciiTheme="majorBidi" w:hAnsiTheme="majorBidi" w:cstheme="majorBidi"/>
-          <w:b/>
-          <w:bCs/>
-          <w:sz w:val="24"/>
-          <w:szCs w:val="24"/>
-        </w:rPr>
-        <w:t>Test</w:t>
-      </w:r>
-      <w:r>
-        <w:rPr>
-          <w:rFonts w:asciiTheme="majorBidi" w:hAnsiTheme="majorBidi" w:cstheme="majorBidi"/>
-          <w:bCs/>
-          <w:sz w:val="24"/>
-          <w:szCs w:val="24"/>
-        </w:rPr>
-        <w:t>: for final evaluation</w:t>
-      </w:r>
-    </w:p>
-    <w:p>
-      <w:pPr>
-        <w:numPr>
-          <w:ilvl w:val="0"/>
-          <w:numId w:val="30"/>
-        </w:numPr>
-        <w:tabs>
-          <w:tab w:val="num" w:pos="426"/>
-        </w:tabs>
-        <w:bidi w:val="0"/>
-        <w:rPr>
-          <w:rFonts w:asciiTheme="majorBidi" w:hAnsiTheme="majorBidi" w:cstheme="majorBidi"/>
-          <w:bCs/>
-          <w:sz w:val="24"/>
-          <w:szCs w:val="24"/>
-        </w:rPr>
-      </w:pPr>
-      <w:r>
-        <w:rPr>
-          <w:rFonts w:asciiTheme="majorBidi" w:hAnsiTheme="majorBidi" w:cstheme="majorBidi"/>
-          <w:bCs/>
-          <w:sz w:val="24"/>
-          <w:szCs w:val="24"/>
-        </w:rPr>
-        <w:t>Special handling for Autoencoder:</w:t>
-      </w:r>
-    </w:p>
-    <w:p>
-      <w:pPr>
-        <w:numPr>
-          <w:ilvl w:val="1"/>
-          <w:numId w:val="30"/>
-        </w:numPr>
-        <w:tabs>
-          <w:tab w:val="num" w:pos="426"/>
-        </w:tabs>
-        <w:bidi w:val="0"/>
-        <w:rPr>
-          <w:rFonts w:asciiTheme="majorBidi" w:hAnsiTheme="majorBidi" w:cstheme="majorBidi"/>
-          <w:bCs/>
-          <w:sz w:val="24"/>
-          <w:szCs w:val="24"/>
-        </w:rPr>
-      </w:pPr>
-      <w:r>
-        <w:rPr>
-          <w:rFonts w:asciiTheme="majorBidi" w:hAnsiTheme="majorBidi" w:cstheme="majorBidi"/>
-          <w:bCs/>
-          <w:sz w:val="24"/>
-          <w:szCs w:val="24"/>
-        </w:rPr>
-        <w:t xml:space="preserve">Training is performed only on </w:t>
-      </w:r>
-      <w:r>
-        <w:rPr>
-          <w:rFonts w:asciiTheme="majorBidi" w:hAnsiTheme="majorBidi" w:cstheme="majorBidi"/>
-          <w:b/>
-          <w:bCs/>
-          <w:sz w:val="24"/>
-          <w:szCs w:val="24"/>
-        </w:rPr>
-        <w:t>benign samples</w:t>
-      </w:r>
-      <w:r>
-        <w:rPr>
-          <w:rFonts w:asciiTheme="majorBidi" w:hAnsiTheme="majorBidi" w:cstheme="majorBidi"/>
-          <w:bCs/>
-          <w:sz w:val="24"/>
-          <w:szCs w:val="24"/>
-        </w:rPr>
-        <w:t xml:space="preserve"> to model normal behavior.</w:t>
-      </w:r>
-    </w:p>
-    <w:p>
-      <w:pPr>
-        <w:tabs>
-          <w:tab w:val="num" w:pos="426"/>
-        </w:tabs>
-        <w:bidi w:val="0"/>
-        <w:rPr>
-          <w:rFonts w:asciiTheme="majorBidi" w:hAnsiTheme="majorBidi" w:cstheme="majorBidi"/>
-          <w:bCs/>
-          <w:sz w:val="24"/>
-          <w:szCs w:val="24"/>
-        </w:rPr>
-      </w:pPr>
-      <w:r>
-        <w:rPr>
-          <w:rFonts w:asciiTheme="majorBidi" w:hAnsiTheme="majorBidi" w:cstheme="majorBidi"/>
-          <w:bCs/>
-          <w:sz w:val="24"/>
-          <w:szCs w:val="24"/>
-        </w:rPr>
-        <w:pict w14:anchorId="2F3826CB">
-          <v:rect id="_x0000_i1269" style="width:0;height:1.5pt" o:hralign="center" o:hrstd="t" o:hr="t" fillcolor="#a0a0a0" stroked="f"/>
-        </w:pict>
-      </w:r>
-    </w:p>
-    <w:p>
-      <w:pPr>
-        <w:tabs>
-          <w:tab w:val="num" w:pos="426"/>
-        </w:tabs>
-        <w:bidi w:val="0"/>
-        <w:rPr>
-          <w:rFonts w:asciiTheme="majorBidi" w:hAnsiTheme="majorBidi" w:cstheme="majorBidi"/>
-          <w:b/>
-          <w:bCs/>
-          <w:sz w:val="24"/>
-          <w:szCs w:val="24"/>
-        </w:rPr>
-      </w:pPr>
-      <w:r>
-        <w:rPr>
-          <w:rFonts w:asciiTheme="majorBidi" w:hAnsiTheme="majorBidi" w:cstheme="majorBidi"/>
-          <w:b/>
-          <w:bCs/>
-          <w:sz w:val="24"/>
-          <w:szCs w:val="24"/>
-        </w:rPr>
-        <w:t>5. Agent Initialization</w:t>
-      </w:r>
-    </w:p>
-    <w:p>
-      <w:pPr>
-        <w:numPr>
-          <w:ilvl w:val="0"/>
-          <w:numId w:val="31"/>
-        </w:numPr>
-        <w:tabs>
-          <w:tab w:val="num" w:pos="426"/>
-        </w:tabs>
-        <w:bidi w:val="0"/>
-        <w:rPr>
-          <w:rFonts w:asciiTheme="majorBidi" w:hAnsiTheme="majorBidi" w:cstheme="majorBidi"/>
-          <w:bCs/>
-          <w:sz w:val="24"/>
-          <w:szCs w:val="24"/>
-        </w:rPr>
-      </w:pPr>
-      <w:r>
-        <w:rPr>
-          <w:rFonts w:asciiTheme="majorBidi" w:hAnsiTheme="majorBidi" w:cstheme="majorBidi"/>
-          <w:bCs/>
-          <w:sz w:val="24"/>
-          <w:szCs w:val="24"/>
-        </w:rPr>
-        <w:t>Individual agents are created:</w:t>
-      </w:r>
-    </w:p>
-    <w:p>
-      <w:pPr>
-        <w:numPr>
-          <w:ilvl w:val="1"/>
-          <w:numId w:val="31"/>
-        </w:numPr>
-        <w:tabs>
-          <w:tab w:val="num" w:pos="426"/>
-        </w:tabs>
-        <w:bidi w:val="0"/>
-        <w:rPr>
-          <w:rFonts w:asciiTheme="majorBidi" w:hAnsiTheme="majorBidi" w:cstheme="majorBidi"/>
-          <w:bCs/>
-          <w:sz w:val="24"/>
-          <w:szCs w:val="24"/>
-        </w:rPr>
-      </w:pPr>
-      <w:r>
-        <w:rPr>
-          <w:rFonts w:asciiTheme="majorBidi" w:hAnsiTheme="majorBidi" w:cstheme="majorBidi"/>
-          <w:b/>
-          <w:bCs/>
-          <w:sz w:val="24"/>
-          <w:szCs w:val="24"/>
-        </w:rPr>
-        <w:t>IsolationForestAgent</w:t>
-      </w:r>
-      <w:r>
-        <w:rPr>
-          <w:rFonts w:asciiTheme="majorBidi" w:hAnsiTheme="majorBidi" w:cstheme="majorBidi"/>
-          <w:bCs/>
-          <w:sz w:val="24"/>
-          <w:szCs w:val="24"/>
-        </w:rPr>
-        <w:t>: parameters tuned using find_best_n_estimators_if().</w:t>
-      </w:r>
-    </w:p>
-    <w:p>
-      <w:pPr>
-        <w:numPr>
-          <w:ilvl w:val="1"/>
-          <w:numId w:val="31"/>
-        </w:numPr>
-        <w:tabs>
-          <w:tab w:val="num" w:pos="426"/>
-        </w:tabs>
-        <w:bidi w:val="0"/>
-        <w:rPr>
-          <w:rFonts w:asciiTheme="majorBidi" w:hAnsiTheme="majorBidi" w:cstheme="majorBidi"/>
-          <w:bCs/>
-          <w:sz w:val="24"/>
-          <w:szCs w:val="24"/>
-        </w:rPr>
-      </w:pPr>
-      <w:r>
-        <w:rPr>
-          <w:rFonts w:asciiTheme="majorBidi" w:hAnsiTheme="majorBidi" w:cstheme="majorBidi"/>
-          <w:b/>
-          <w:bCs/>
-          <w:sz w:val="24"/>
-          <w:szCs w:val="24"/>
-        </w:rPr>
-        <w:t>SVMAgent (One-Class SVM)</w:t>
-      </w:r>
-      <w:r>
-        <w:rPr>
-          <w:rFonts w:asciiTheme="majorBidi" w:hAnsiTheme="majorBidi" w:cstheme="majorBidi"/>
-          <w:bCs/>
-          <w:sz w:val="24"/>
-          <w:szCs w:val="24"/>
-        </w:rPr>
-        <w:t>: nu tuned using find_best_nu().</w:t>
-      </w:r>
-    </w:p>
-    <w:p>
-      <w:pPr>
-        <w:numPr>
-          <w:ilvl w:val="1"/>
-          <w:numId w:val="31"/>
-        </w:numPr>
-        <w:tabs>
-          <w:tab w:val="num" w:pos="426"/>
-        </w:tabs>
-        <w:bidi w:val="0"/>
-        <w:rPr>
-          <w:rFonts w:asciiTheme="majorBidi" w:hAnsiTheme="majorBidi" w:cstheme="majorBidi"/>
-          <w:bCs/>
-          <w:sz w:val="24"/>
-          <w:szCs w:val="24"/>
-        </w:rPr>
-      </w:pPr>
-      <w:r>
-        <w:rPr>
-          <w:rFonts w:asciiTheme="majorBidi" w:hAnsiTheme="majorBidi" w:cstheme="majorBidi"/>
-          <w:b/>
-          <w:bCs/>
-          <w:sz w:val="24"/>
-          <w:szCs w:val="24"/>
-        </w:rPr>
-        <w:t>AutoencoderAgent</w:t>
-      </w:r>
-      <w:r>
-        <w:rPr>
-          <w:rFonts w:asciiTheme="majorBidi" w:hAnsiTheme="majorBidi" w:cstheme="majorBidi"/>
-          <w:bCs/>
-          <w:sz w:val="24"/>
-          <w:szCs w:val="24"/>
-        </w:rPr>
-        <w:t>: input dimension derived from features, latent dimension and epochs configured.</w:t>
-      </w:r>
-    </w:p>
-    <w:p>
-      <w:pPr>
-        <w:numPr>
-          <w:ilvl w:val="0"/>
-          <w:numId w:val="31"/>
-        </w:numPr>
-        <w:tabs>
-          <w:tab w:val="num" w:pos="426"/>
-        </w:tabs>
-        <w:bidi w:val="0"/>
-        <w:rPr>
-          <w:rFonts w:asciiTheme="majorBidi" w:hAnsiTheme="majorBidi" w:cstheme="majorBidi"/>
-          <w:bCs/>
-          <w:sz w:val="24"/>
-          <w:szCs w:val="24"/>
-        </w:rPr>
-      </w:pPr>
-      <w:r>
-        <w:rPr>
-          <w:rFonts w:asciiTheme="majorBidi" w:hAnsiTheme="majorBidi" w:cstheme="majorBidi"/>
-          <w:bCs/>
-          <w:sz w:val="24"/>
-          <w:szCs w:val="24"/>
-        </w:rPr>
-        <w:t>All agents are collected in a list for ensemble evaluation.</w:t>
-      </w:r>
-    </w:p>
-    <w:p>
-      <w:pPr>
-        <w:tabs>
-          <w:tab w:val="num" w:pos="426"/>
-        </w:tabs>
-        <w:bidi w:val="0"/>
-        <w:rPr>
-          <w:rFonts w:asciiTheme="majorBidi" w:hAnsiTheme="majorBidi" w:cstheme="majorBidi"/>
-          <w:bCs/>
-          <w:sz w:val="24"/>
-          <w:szCs w:val="24"/>
-        </w:rPr>
-      </w:pPr>
-      <w:r>
-        <w:rPr>
-          <w:rFonts w:asciiTheme="majorBidi" w:hAnsiTheme="majorBidi" w:cstheme="majorBidi"/>
-          <w:bCs/>
-          <w:sz w:val="24"/>
-          <w:szCs w:val="24"/>
-        </w:rPr>
-        <w:pict w14:anchorId="183508F3">
-          <v:rect id="_x0000_i1270" style="width:0;height:1.5pt" o:hralign="center" o:hrstd="t" o:hr="t" fillcolor="#a0a0a0" stroked="f"/>
-        </w:pict>
-      </w:r>
-    </w:p>
-    <w:p>
-      <w:pPr>
-        <w:tabs>
-          <w:tab w:val="num" w:pos="426"/>
-        </w:tabs>
-        <w:bidi w:val="0"/>
-        <w:rPr>
-          <w:rFonts w:asciiTheme="majorBidi" w:hAnsiTheme="majorBidi" w:cstheme="majorBidi"/>
-          <w:b/>
-          <w:bCs/>
-          <w:sz w:val="24"/>
-          <w:szCs w:val="24"/>
-        </w:rPr>
-      </w:pPr>
-      <w:r>
-        <w:rPr>
-          <w:rFonts w:asciiTheme="majorBidi" w:hAnsiTheme="majorBidi" w:cstheme="majorBidi"/>
-          <w:b/>
-          <w:bCs/>
-          <w:sz w:val="24"/>
-          <w:szCs w:val="24"/>
-        </w:rPr>
-        <w:t>6. MetaAgent Initialization</w:t>
-      </w:r>
-    </w:p>
-    <w:p>
-      <w:pPr>
-        <w:numPr>
-          <w:ilvl w:val="0"/>
-          <w:numId w:val="32"/>
-        </w:numPr>
-        <w:tabs>
-          <w:tab w:val="num" w:pos="426"/>
-        </w:tabs>
-        <w:bidi w:val="0"/>
-        <w:rPr>
-          <w:rFonts w:asciiTheme="majorBidi" w:hAnsiTheme="majorBidi" w:cstheme="majorBidi"/>
-          <w:bCs/>
-          <w:sz w:val="24"/>
-          <w:szCs w:val="24"/>
-        </w:rPr>
-      </w:pPr>
-      <w:r>
-        <w:rPr>
-          <w:rFonts w:asciiTheme="majorBidi" w:hAnsiTheme="majorBidi" w:cstheme="majorBidi"/>
-          <w:bCs/>
-          <w:sz w:val="24"/>
-          <w:szCs w:val="24"/>
-        </w:rPr>
-        <w:t>A MetaAgent aggregates the three individual agents.</w:t>
-      </w:r>
-    </w:p>
-    <w:p>
-      <w:pPr>
-        <w:numPr>
-          <w:ilvl w:val="0"/>
-          <w:numId w:val="32"/>
-        </w:numPr>
-        <w:tabs>
-          <w:tab w:val="num" w:pos="426"/>
-        </w:tabs>
-        <w:bidi w:val="0"/>
-        <w:rPr>
-          <w:rFonts w:asciiTheme="majorBidi" w:hAnsiTheme="majorBidi" w:cstheme="majorBidi"/>
-          <w:bCs/>
-          <w:sz w:val="24"/>
-          <w:szCs w:val="24"/>
-        </w:rPr>
-      </w:pPr>
-      <w:r>
-        <w:rPr>
-          <w:rFonts w:asciiTheme="majorBidi" w:hAnsiTheme="majorBidi" w:cstheme="majorBidi"/>
-          <w:bCs/>
-          <w:sz w:val="24"/>
-          <w:szCs w:val="24"/>
-        </w:rPr>
-        <w:t xml:space="preserve">Supports </w:t>
-      </w:r>
-      <w:r>
-        <w:rPr>
-          <w:rFonts w:asciiTheme="majorBidi" w:hAnsiTheme="majorBidi" w:cstheme="majorBidi"/>
-          <w:b/>
-          <w:bCs/>
-          <w:sz w:val="24"/>
-          <w:szCs w:val="24"/>
-        </w:rPr>
-        <w:t>soft voting</w:t>
-      </w:r>
-      <w:r>
-        <w:rPr>
-          <w:rFonts w:asciiTheme="majorBidi" w:hAnsiTheme="majorBidi" w:cstheme="majorBidi"/>
-          <w:bCs/>
-          <w:sz w:val="24"/>
-          <w:szCs w:val="24"/>
-        </w:rPr>
-        <w:t xml:space="preserve"> (weighted sum of anomaly scores) or </w:t>
-      </w:r>
-      <w:r>
-        <w:rPr>
-          <w:rFonts w:asciiTheme="majorBidi" w:hAnsiTheme="majorBidi" w:cstheme="majorBidi"/>
-          <w:b/>
-          <w:bCs/>
-          <w:sz w:val="24"/>
-          <w:szCs w:val="24"/>
-        </w:rPr>
-        <w:t>hard voting</w:t>
-      </w:r>
-      <w:r>
-        <w:rPr>
-          <w:rFonts w:asciiTheme="majorBidi" w:hAnsiTheme="majorBidi" w:cstheme="majorBidi"/>
-          <w:bCs/>
-          <w:sz w:val="24"/>
-          <w:szCs w:val="24"/>
-        </w:rPr>
-        <w:t xml:space="preserve"> (majority vote based on thresholds).</w:t>
-      </w:r>
-    </w:p>
-    <w:p>
-      <w:pPr>
-        <w:numPr>
-          <w:ilvl w:val="0"/>
-          <w:numId w:val="32"/>
-        </w:numPr>
-        <w:tabs>
-          <w:tab w:val="num" w:pos="426"/>
-        </w:tabs>
-        <w:bidi w:val="0"/>
-        <w:rPr>
-          <w:rFonts w:asciiTheme="majorBidi" w:hAnsiTheme="majorBidi" w:cstheme="majorBidi"/>
-          <w:bCs/>
-          <w:sz w:val="24"/>
-          <w:szCs w:val="24"/>
-        </w:rPr>
-      </w:pPr>
-      <w:r>
-        <w:rPr>
-          <w:rFonts w:asciiTheme="majorBidi" w:hAnsiTheme="majorBidi" w:cstheme="majorBidi"/>
-          <w:bCs/>
-          <w:sz w:val="24"/>
-          <w:szCs w:val="24"/>
-        </w:rPr>
-        <w:t>Initial weights are set (default equal or customized).</w:t>
-      </w:r>
-    </w:p>
-    <w:p>
-      <w:pPr>
-        <w:tabs>
-          <w:tab w:val="num" w:pos="426"/>
-        </w:tabs>
-        <w:bidi w:val="0"/>
-        <w:rPr>
-          <w:rFonts w:asciiTheme="majorBidi" w:hAnsiTheme="majorBidi" w:cstheme="majorBidi"/>
-          <w:bCs/>
-          <w:sz w:val="24"/>
-          <w:szCs w:val="24"/>
-        </w:rPr>
-      </w:pPr>
-      <w:r>
-        <w:rPr>
-          <w:rFonts w:asciiTheme="majorBidi" w:hAnsiTheme="majorBidi" w:cstheme="majorBidi"/>
-          <w:bCs/>
-          <w:sz w:val="24"/>
-          <w:szCs w:val="24"/>
-        </w:rPr>
-        <w:pict w14:anchorId="45A50587">
-          <v:rect id="_x0000_i1271" style="width:0;height:1.5pt" o:hralign="center" o:hrstd="t" o:hr="t" fillcolor="#a0a0a0" stroked="f"/>
-        </w:pict>
-      </w:r>
-    </w:p>
-    <w:p>
-      <w:pPr>
-        <w:tabs>
-          <w:tab w:val="num" w:pos="426"/>
-        </w:tabs>
-        <w:bidi w:val="0"/>
-        <w:rPr>
-          <w:rFonts w:asciiTheme="majorBidi" w:hAnsiTheme="majorBidi" w:cstheme="majorBidi"/>
-          <w:b/>
-          <w:bCs/>
-          <w:sz w:val="24"/>
-          <w:szCs w:val="24"/>
-        </w:rPr>
-      </w:pPr>
-      <w:r>
-        <w:rPr>
-          <w:rFonts w:asciiTheme="majorBidi" w:hAnsiTheme="majorBidi" w:cstheme="majorBidi"/>
-          <w:b/>
-          <w:bCs/>
-          <w:sz w:val="24"/>
-          <w:szCs w:val="24"/>
-        </w:rPr>
-        <w:t>7. Training / Fitting</w:t>
-      </w:r>
-    </w:p>
-    <w:p>
-      <w:pPr>
-        <w:numPr>
-          <w:ilvl w:val="0"/>
-          <w:numId w:val="33"/>
-        </w:numPr>
-        <w:tabs>
-          <w:tab w:val="num" w:pos="426"/>
-        </w:tabs>
-        <w:bidi w:val="0"/>
-        <w:rPr>
-          <w:rFonts w:asciiTheme="majorBidi" w:hAnsiTheme="majorBidi" w:cstheme="majorBidi"/>
-          <w:bCs/>
-          <w:sz w:val="24"/>
-          <w:szCs w:val="24"/>
-        </w:rPr>
-      </w:pPr>
-      <w:r>
-        <w:rPr>
-          <w:rFonts w:asciiTheme="majorBidi" w:hAnsiTheme="majorBidi" w:cstheme="majorBidi"/>
-          <w:bCs/>
-          <w:sz w:val="24"/>
-          <w:szCs w:val="24"/>
-        </w:rPr>
-        <w:t>Each agent is trained on its corresponding training data.</w:t>
-      </w:r>
-    </w:p>
-    <w:p>
-      <w:pPr>
-        <w:numPr>
-          <w:ilvl w:val="0"/>
-          <w:numId w:val="33"/>
-        </w:numPr>
-        <w:tabs>
-          <w:tab w:val="num" w:pos="426"/>
-        </w:tabs>
-        <w:bidi w:val="0"/>
-        <w:rPr>
-          <w:rFonts w:asciiTheme="majorBidi" w:hAnsiTheme="majorBidi" w:cstheme="majorBidi"/>
-          <w:bCs/>
-          <w:sz w:val="24"/>
-          <w:szCs w:val="24"/>
-        </w:rPr>
-      </w:pPr>
-      <w:r>
-        <w:rPr>
-          <w:rFonts w:asciiTheme="majorBidi" w:hAnsiTheme="majorBidi" w:cstheme="majorBidi"/>
-          <w:bCs/>
-          <w:sz w:val="24"/>
-          <w:szCs w:val="24"/>
-        </w:rPr>
-        <w:t>Validation sets are provided for agents that require it (e.g., Autoencoder uses validation loss for early stopping).</w:t>
-      </w:r>
-    </w:p>
-    <w:p>
-      <w:pPr>
-        <w:tabs>
-          <w:tab w:val="num" w:pos="426"/>
-        </w:tabs>
-        <w:bidi w:val="0"/>
-        <w:rPr>
-          <w:rFonts w:asciiTheme="majorBidi" w:hAnsiTheme="majorBidi" w:cstheme="majorBidi"/>
-          <w:bCs/>
-          <w:sz w:val="24"/>
-          <w:szCs w:val="24"/>
-        </w:rPr>
-      </w:pPr>
-      <w:r>
-        <w:rPr>
-          <w:rFonts w:asciiTheme="majorBidi" w:hAnsiTheme="majorBidi" w:cstheme="majorBidi"/>
-          <w:bCs/>
-          <w:sz w:val="24"/>
-          <w:szCs w:val="24"/>
-        </w:rPr>
-        <w:pict w14:anchorId="66D1EF2C">
-          <v:rect id="_x0000_i1272" style="width:0;height:1.5pt" o:hralign="center" o:hrstd="t" o:hr="t" fillcolor="#a0a0a0" stroked="f"/>
-        </w:pict>
-      </w:r>
-    </w:p>
-    <w:p>
-      <w:pPr>
-        <w:tabs>
-          <w:tab w:val="num" w:pos="426"/>
-        </w:tabs>
-        <w:bidi w:val="0"/>
-        <w:rPr>
-          <w:rFonts w:asciiTheme="majorBidi" w:hAnsiTheme="majorBidi" w:cstheme="majorBidi"/>
-          <w:b/>
-          <w:bCs/>
-          <w:sz w:val="24"/>
-          <w:szCs w:val="24"/>
-        </w:rPr>
-      </w:pPr>
-      <w:r>
-        <w:rPr>
-          <w:rFonts w:asciiTheme="majorBidi" w:hAnsiTheme="majorBidi" w:cstheme="majorBidi"/>
-          <w:b/>
-          <w:bCs/>
-          <w:sz w:val="24"/>
-          <w:szCs w:val="24"/>
-        </w:rPr>
-        <w:t>8. Individual Agent Evaluation</w:t>
-      </w:r>
-    </w:p>
-    <w:p>
-      <w:pPr>
-        <w:numPr>
-          <w:ilvl w:val="0"/>
-          <w:numId w:val="34"/>
-        </w:numPr>
-        <w:tabs>
-          <w:tab w:val="num" w:pos="426"/>
-        </w:tabs>
-        <w:bidi w:val="0"/>
-        <w:rPr>
-          <w:rFonts w:asciiTheme="majorBidi" w:hAnsiTheme="majorBidi" w:cstheme="majorBidi"/>
-          <w:bCs/>
-          <w:sz w:val="24"/>
-          <w:szCs w:val="24"/>
-        </w:rPr>
-      </w:pPr>
-      <w:r>
-        <w:rPr>
-          <w:rFonts w:asciiTheme="majorBidi" w:hAnsiTheme="majorBidi" w:cstheme="majorBidi"/>
-          <w:bCs/>
-          <w:sz w:val="24"/>
-          <w:szCs w:val="24"/>
-        </w:rPr>
-        <w:t xml:space="preserve">Each agent is evaluated on the </w:t>
-      </w:r>
-      <w:r>
-        <w:rPr>
-          <w:rFonts w:asciiTheme="majorBidi" w:hAnsiTheme="majorBidi" w:cstheme="majorBidi"/>
-          <w:b/>
-          <w:bCs/>
-          <w:sz w:val="24"/>
-          <w:szCs w:val="24"/>
-        </w:rPr>
-        <w:t>validation set</w:t>
-      </w:r>
-      <w:r>
-        <w:rPr>
-          <w:rFonts w:asciiTheme="majorBidi" w:hAnsiTheme="majorBidi" w:cstheme="majorBidi"/>
-          <w:bCs/>
-          <w:sz w:val="24"/>
-          <w:szCs w:val="24"/>
-        </w:rPr>
-        <w:t>:</w:t>
-      </w:r>
-    </w:p>
-    <w:p>
-      <w:pPr>
-        <w:numPr>
-          <w:ilvl w:val="1"/>
-          <w:numId w:val="34"/>
-        </w:numPr>
-        <w:tabs>
-          <w:tab w:val="num" w:pos="426"/>
-        </w:tabs>
-        <w:bidi w:val="0"/>
-        <w:rPr>
-          <w:rFonts w:asciiTheme="majorBidi" w:hAnsiTheme="majorBidi" w:cstheme="majorBidi"/>
-          <w:bCs/>
-          <w:sz w:val="24"/>
-          <w:szCs w:val="24"/>
-        </w:rPr>
-      </w:pPr>
-      <w:r>
-        <w:rPr>
-          <w:rFonts w:asciiTheme="majorBidi" w:hAnsiTheme="majorBidi" w:cstheme="majorBidi"/>
-          <w:bCs/>
-          <w:sz w:val="24"/>
-          <w:szCs w:val="24"/>
-        </w:rPr>
-        <w:t xml:space="preserve">Find the </w:t>
-      </w:r>
-      <w:r>
-        <w:rPr>
-          <w:rFonts w:asciiTheme="majorBidi" w:hAnsiTheme="majorBidi" w:cstheme="majorBidi"/>
-          <w:b/>
-          <w:bCs/>
-          <w:sz w:val="24"/>
-          <w:szCs w:val="24"/>
-        </w:rPr>
-        <w:t>best threshold</w:t>
-      </w:r>
-      <w:r>
-        <w:rPr>
-          <w:rFonts w:asciiTheme="majorBidi" w:hAnsiTheme="majorBidi" w:cstheme="majorBidi"/>
-          <w:bCs/>
-          <w:sz w:val="24"/>
-          <w:szCs w:val="24"/>
-        </w:rPr>
-        <w:t xml:space="preserve"> that maximizes F1-score.</w:t>
-      </w:r>
-    </w:p>
-    <w:p>
-      <w:pPr>
-        <w:numPr>
-          <w:ilvl w:val="1"/>
-          <w:numId w:val="34"/>
-        </w:numPr>
-        <w:tabs>
-          <w:tab w:val="num" w:pos="426"/>
-        </w:tabs>
-        <w:bidi w:val="0"/>
-        <w:rPr>
-          <w:rFonts w:asciiTheme="majorBidi" w:hAnsiTheme="majorBidi" w:cstheme="majorBidi"/>
-          <w:bCs/>
-          <w:sz w:val="24"/>
-          <w:szCs w:val="24"/>
-        </w:rPr>
-      </w:pPr>
-      <w:r>
-        <w:rPr>
-          <w:rFonts w:asciiTheme="majorBidi" w:hAnsiTheme="majorBidi" w:cstheme="majorBidi"/>
-          <w:bCs/>
-          <w:sz w:val="24"/>
-          <w:szCs w:val="24"/>
-        </w:rPr>
-        <w:t xml:space="preserve">Evaluate </w:t>
-      </w:r>
-      <w:r>
-        <w:rPr>
-          <w:rFonts w:asciiTheme="majorBidi" w:hAnsiTheme="majorBidi" w:cstheme="majorBidi"/>
-          <w:b/>
-          <w:bCs/>
-          <w:sz w:val="24"/>
-          <w:szCs w:val="24"/>
-        </w:rPr>
-        <w:t>Precision, Recall, F1</w:t>
-      </w:r>
-      <w:r>
-        <w:rPr>
-          <w:rFonts w:asciiTheme="majorBidi" w:hAnsiTheme="majorBidi" w:cstheme="majorBidi"/>
-          <w:bCs/>
-          <w:sz w:val="24"/>
-          <w:szCs w:val="24"/>
-        </w:rPr>
-        <w:t xml:space="preserve">, and </w:t>
-      </w:r>
-      <w:r>
-        <w:rPr>
-          <w:rFonts w:asciiTheme="majorBidi" w:hAnsiTheme="majorBidi" w:cstheme="majorBidi"/>
-          <w:b/>
-          <w:bCs/>
-          <w:sz w:val="24"/>
-          <w:szCs w:val="24"/>
-        </w:rPr>
-        <w:t>Confusion Matrix</w:t>
-      </w:r>
-      <w:r>
-        <w:rPr>
-          <w:rFonts w:asciiTheme="majorBidi" w:hAnsiTheme="majorBidi" w:cstheme="majorBidi"/>
-          <w:bCs/>
-          <w:sz w:val="24"/>
-          <w:szCs w:val="24"/>
-        </w:rPr>
-        <w:t>.</w:t>
-      </w:r>
-    </w:p>
-    <w:p>
-      <w:pPr>
-        <w:numPr>
-          <w:ilvl w:val="1"/>
-          <w:numId w:val="34"/>
-        </w:numPr>
-        <w:tabs>
-          <w:tab w:val="num" w:pos="426"/>
-        </w:tabs>
-        <w:bidi w:val="0"/>
-        <w:rPr>
-          <w:rFonts w:asciiTheme="majorBidi" w:hAnsiTheme="majorBidi" w:cstheme="majorBidi"/>
-          <w:bCs/>
-          <w:sz w:val="24"/>
-          <w:szCs w:val="24"/>
-        </w:rPr>
-      </w:pPr>
-      <w:r>
-        <w:rPr>
-          <w:rFonts w:asciiTheme="majorBidi" w:hAnsiTheme="majorBidi" w:cstheme="majorBidi"/>
-          <w:bCs/>
-          <w:sz w:val="24"/>
-          <w:szCs w:val="24"/>
-        </w:rPr>
-        <w:t>Generate graphs for visualization.</w:t>
-      </w:r>
-    </w:p>
-    <w:p>
-      <w:pPr>
-        <w:numPr>
-          <w:ilvl w:val="0"/>
-          <w:numId w:val="34"/>
-        </w:numPr>
-        <w:tabs>
-          <w:tab w:val="num" w:pos="426"/>
-        </w:tabs>
-        <w:bidi w:val="0"/>
-        <w:rPr>
-          <w:rFonts w:asciiTheme="majorBidi" w:hAnsiTheme="majorBidi" w:cstheme="majorBidi"/>
-          <w:bCs/>
-          <w:sz w:val="24"/>
-          <w:szCs w:val="24"/>
-        </w:rPr>
-      </w:pPr>
-      <w:r>
-        <w:rPr>
-          <w:rFonts w:asciiTheme="majorBidi" w:hAnsiTheme="majorBidi" w:cstheme="majorBidi"/>
-          <w:bCs/>
-          <w:sz w:val="24"/>
-          <w:szCs w:val="24"/>
-        </w:rPr>
-        <w:t>The metrics and graphs are stored for reporting.</w:t>
-      </w:r>
-    </w:p>
-    <w:p>
-      <w:pPr>
-        <w:bidi w:val="0"/>
-        <w:rPr>
-          <w:rFonts w:asciiTheme="majorBidi" w:hAnsiTheme="majorBidi" w:cstheme="majorBidi"/>
-          <w:bCs/>
-          <w:sz w:val="24"/>
-          <w:szCs w:val="24"/>
-        </w:rPr>
-      </w:pPr>
-    </w:p>
-    <w:p>
-      <w:pPr>
-        <w:bidi w:val="0"/>
-        <w:rPr>
-          <w:rFonts w:asciiTheme="majorBidi" w:hAnsiTheme="majorBidi" w:cstheme="majorBidi"/>
-          <w:bCs/>
-          <w:sz w:val="24"/>
-          <w:szCs w:val="24"/>
-        </w:rPr>
-      </w:pPr>
-    </w:p>
-    <w:p>
-      <w:pPr>
-        <w:tabs>
-          <w:tab w:val="num" w:pos="426"/>
-        </w:tabs>
-        <w:bidi w:val="0"/>
-        <w:rPr>
-          <w:rFonts w:asciiTheme="majorBidi" w:hAnsiTheme="majorBidi" w:cstheme="majorBidi"/>
-          <w:bCs/>
-          <w:sz w:val="24"/>
-          <w:szCs w:val="24"/>
-        </w:rPr>
-      </w:pPr>
-      <w:r>
-        <w:rPr>
-          <w:rFonts w:asciiTheme="majorBidi" w:hAnsiTheme="majorBidi" w:cstheme="majorBidi"/>
-          <w:bCs/>
-          <w:sz w:val="24"/>
-          <w:szCs w:val="24"/>
-        </w:rPr>
-        <w:lastRenderedPageBreak/>
-        <w:pict w14:anchorId="1ED150BD">
-          <v:rect id="_x0000_i1273" style="width:0;height:1.5pt" o:hralign="center" o:hrstd="t" o:hr="t" fillcolor="#a0a0a0" stroked="f"/>
-        </w:pict>
-      </w:r>
-    </w:p>
-    <w:p>
-      <w:pPr>
-        <w:tabs>
-          <w:tab w:val="num" w:pos="426"/>
-        </w:tabs>
-        <w:bidi w:val="0"/>
-        <w:rPr>
-          <w:rFonts w:asciiTheme="majorBidi" w:hAnsiTheme="majorBidi" w:cstheme="majorBidi"/>
-          <w:b/>
-          <w:bCs/>
-          <w:sz w:val="24"/>
-          <w:szCs w:val="24"/>
-        </w:rPr>
-      </w:pPr>
-      <w:r>
-        <w:rPr>
-          <w:rFonts w:asciiTheme="majorBidi" w:hAnsiTheme="majorBidi" w:cstheme="majorBidi"/>
-          <w:b/>
-          <w:bCs/>
-          <w:sz w:val="24"/>
-          <w:szCs w:val="24"/>
-        </w:rPr>
-        <w:t>9. MetaAgent Ensemble Evaluation</w:t>
-      </w:r>
-    </w:p>
-    <w:p>
-      <w:pPr>
-        <w:numPr>
-          <w:ilvl w:val="0"/>
-          <w:numId w:val="35"/>
-        </w:numPr>
-        <w:tabs>
-          <w:tab w:val="num" w:pos="426"/>
-        </w:tabs>
-        <w:bidi w:val="0"/>
-        <w:rPr>
-          <w:rFonts w:asciiTheme="majorBidi" w:hAnsiTheme="majorBidi" w:cstheme="majorBidi"/>
-          <w:bCs/>
-          <w:sz w:val="24"/>
-          <w:szCs w:val="24"/>
-        </w:rPr>
-      </w:pPr>
-      <w:r>
-        <w:rPr>
-          <w:rFonts w:asciiTheme="majorBidi" w:hAnsiTheme="majorBidi" w:cstheme="majorBidi"/>
-          <w:bCs/>
-          <w:sz w:val="24"/>
-          <w:szCs w:val="24"/>
-        </w:rPr>
-        <w:t xml:space="preserve">The system finds the </w:t>
-      </w:r>
-      <w:r>
-        <w:rPr>
-          <w:rFonts w:asciiTheme="majorBidi" w:hAnsiTheme="majorBidi" w:cstheme="majorBidi"/>
-          <w:b/>
-          <w:bCs/>
-          <w:sz w:val="24"/>
-          <w:szCs w:val="24"/>
-        </w:rPr>
-        <w:t>best ensemble weights</w:t>
-      </w:r>
-      <w:r>
-        <w:rPr>
-          <w:rFonts w:asciiTheme="majorBidi" w:hAnsiTheme="majorBidi" w:cstheme="majorBidi"/>
-          <w:bCs/>
-          <w:sz w:val="24"/>
-          <w:szCs w:val="24"/>
-        </w:rPr>
-        <w:t xml:space="preserve"> and </w:t>
-      </w:r>
-      <w:r>
-        <w:rPr>
-          <w:rFonts w:asciiTheme="majorBidi" w:hAnsiTheme="majorBidi" w:cstheme="majorBidi"/>
-          <w:b/>
-          <w:bCs/>
-          <w:sz w:val="24"/>
-          <w:szCs w:val="24"/>
-        </w:rPr>
-        <w:t>threshold</w:t>
-      </w:r>
-      <w:r>
-        <w:rPr>
-          <w:rFonts w:asciiTheme="majorBidi" w:hAnsiTheme="majorBidi" w:cstheme="majorBidi"/>
-          <w:bCs/>
-          <w:sz w:val="24"/>
-          <w:szCs w:val="24"/>
-        </w:rPr>
-        <w:t xml:space="preserve"> on the validation set.</w:t>
-      </w:r>
-    </w:p>
-    <w:p>
-      <w:pPr>
-        <w:numPr>
-          <w:ilvl w:val="0"/>
-          <w:numId w:val="35"/>
-        </w:numPr>
-        <w:tabs>
-          <w:tab w:val="num" w:pos="426"/>
-        </w:tabs>
-        <w:bidi w:val="0"/>
-        <w:rPr>
-          <w:rFonts w:asciiTheme="majorBidi" w:hAnsiTheme="majorBidi" w:cstheme="majorBidi"/>
-          <w:bCs/>
-          <w:sz w:val="24"/>
-          <w:szCs w:val="24"/>
-        </w:rPr>
-      </w:pPr>
-      <w:r>
-        <w:rPr>
-          <w:rFonts w:asciiTheme="majorBidi" w:hAnsiTheme="majorBidi" w:cstheme="majorBidi"/>
-          <w:bCs/>
-          <w:sz w:val="24"/>
-          <w:szCs w:val="24"/>
-        </w:rPr>
-        <w:t>Evaluation o</w:t>
-      </w:r>
-      <w:r>
-        <w:rPr>
-          <w:rFonts w:asciiTheme="majorBidi" w:hAnsiTheme="majorBidi" w:cstheme="majorBidi"/>
-          <w:bCs/>
-          <w:sz w:val="24"/>
-          <w:szCs w:val="24"/>
-        </w:rPr>
-        <w:t>f</w:t>
-      </w:r>
-      <w:r>
-        <w:rPr>
-          <w:rFonts w:asciiTheme="majorBidi" w:hAnsiTheme="majorBidi" w:cstheme="majorBidi"/>
-          <w:bCs/>
-          <w:sz w:val="24"/>
-          <w:szCs w:val="24"/>
-        </w:rPr>
-        <w:t xml:space="preserve"> </w:t>
-      </w:r>
-      <w:r>
-        <w:rPr>
-          <w:rFonts w:asciiTheme="majorBidi" w:hAnsiTheme="majorBidi" w:cstheme="majorBidi"/>
-          <w:b/>
-          <w:bCs/>
-          <w:sz w:val="24"/>
-          <w:szCs w:val="24"/>
-        </w:rPr>
-        <w:t>test set</w:t>
-      </w:r>
-      <w:r>
-        <w:rPr>
-          <w:rFonts w:asciiTheme="majorBidi" w:hAnsiTheme="majorBidi" w:cstheme="majorBidi"/>
-          <w:bCs/>
-          <w:sz w:val="24"/>
-          <w:szCs w:val="24"/>
-        </w:rPr>
-        <w:t xml:space="preserve"> includes:</w:t>
-      </w:r>
-    </w:p>
-    <w:p>
-      <w:pPr>
-        <w:numPr>
-          <w:ilvl w:val="1"/>
-          <w:numId w:val="35"/>
-        </w:numPr>
-        <w:tabs>
-          <w:tab w:val="num" w:pos="426"/>
-        </w:tabs>
-        <w:bidi w:val="0"/>
-        <w:rPr>
-          <w:rFonts w:asciiTheme="majorBidi" w:hAnsiTheme="majorBidi" w:cstheme="majorBidi"/>
-          <w:bCs/>
-          <w:sz w:val="24"/>
-          <w:szCs w:val="24"/>
-        </w:rPr>
-      </w:pPr>
-      <w:r>
-        <w:rPr>
-          <w:rFonts w:asciiTheme="majorBidi" w:hAnsiTheme="majorBidi" w:cstheme="majorBidi"/>
-          <w:bCs/>
-          <w:sz w:val="24"/>
-          <w:szCs w:val="24"/>
-        </w:rPr>
-        <w:t>Weighted aggregation of scores from all agents</w:t>
-      </w:r>
-    </w:p>
-    <w:p>
-      <w:pPr>
-        <w:numPr>
-          <w:ilvl w:val="1"/>
-          <w:numId w:val="35"/>
-        </w:numPr>
-        <w:tabs>
-          <w:tab w:val="num" w:pos="426"/>
-        </w:tabs>
-        <w:bidi w:val="0"/>
-        <w:rPr>
-          <w:rFonts w:asciiTheme="majorBidi" w:hAnsiTheme="majorBidi" w:cstheme="majorBidi"/>
-          <w:bCs/>
-          <w:sz w:val="24"/>
-          <w:szCs w:val="24"/>
-        </w:rPr>
-      </w:pPr>
-      <w:r>
-        <w:rPr>
-          <w:rFonts w:asciiTheme="majorBidi" w:hAnsiTheme="majorBidi" w:cstheme="majorBidi"/>
-          <w:bCs/>
-          <w:sz w:val="24"/>
-          <w:szCs w:val="24"/>
-        </w:rPr>
-        <w:t>Threshold-based anomaly prediction</w:t>
-      </w:r>
-    </w:p>
-    <w:p>
-      <w:pPr>
-        <w:numPr>
-          <w:ilvl w:val="1"/>
-          <w:numId w:val="35"/>
-        </w:numPr>
-        <w:tabs>
-          <w:tab w:val="num" w:pos="426"/>
-        </w:tabs>
-        <w:bidi w:val="0"/>
-        <w:rPr>
-          <w:rFonts w:asciiTheme="majorBidi" w:hAnsiTheme="majorBidi" w:cstheme="majorBidi"/>
-          <w:bCs/>
-          <w:sz w:val="24"/>
-          <w:szCs w:val="24"/>
-        </w:rPr>
-      </w:pPr>
-      <w:r>
-        <w:rPr>
-          <w:rFonts w:asciiTheme="majorBidi" w:hAnsiTheme="majorBidi" w:cstheme="majorBidi"/>
-          <w:bCs/>
-          <w:sz w:val="24"/>
-          <w:szCs w:val="24"/>
-        </w:rPr>
-        <w:t xml:space="preserve">Computation of </w:t>
-      </w:r>
-      <w:r>
-        <w:rPr>
-          <w:rFonts w:asciiTheme="majorBidi" w:hAnsiTheme="majorBidi" w:cstheme="majorBidi"/>
-          <w:b/>
-          <w:bCs/>
-          <w:sz w:val="24"/>
-          <w:szCs w:val="24"/>
-        </w:rPr>
-        <w:t>ensemble metrics</w:t>
-      </w:r>
-      <w:r>
-        <w:rPr>
-          <w:rFonts w:asciiTheme="majorBidi" w:hAnsiTheme="majorBidi" w:cstheme="majorBidi"/>
-          <w:bCs/>
-          <w:sz w:val="24"/>
-          <w:szCs w:val="24"/>
-        </w:rPr>
-        <w:t xml:space="preserve"> (Precision, Recall, F1)</w:t>
-      </w:r>
-    </w:p>
-    <w:p>
-      <w:pPr>
-        <w:numPr>
-          <w:ilvl w:val="1"/>
-          <w:numId w:val="35"/>
-        </w:numPr>
-        <w:tabs>
-          <w:tab w:val="num" w:pos="426"/>
-        </w:tabs>
-        <w:bidi w:val="0"/>
-        <w:rPr>
-          <w:rFonts w:asciiTheme="majorBidi" w:hAnsiTheme="majorBidi" w:cstheme="majorBidi"/>
-          <w:bCs/>
-          <w:sz w:val="24"/>
-          <w:szCs w:val="24"/>
-        </w:rPr>
-      </w:pPr>
-      <w:r>
-        <w:rPr>
-          <w:rFonts w:asciiTheme="majorBidi" w:hAnsiTheme="majorBidi" w:cstheme="majorBidi"/>
-          <w:bCs/>
-          <w:sz w:val="24"/>
-          <w:szCs w:val="24"/>
-        </w:rPr>
-        <w:t>Generation of confusion matrix graph</w:t>
-      </w:r>
-    </w:p>
-    <w:p>
-      <w:pPr>
-        <w:numPr>
-          <w:ilvl w:val="0"/>
-          <w:numId w:val="35"/>
-        </w:numPr>
-        <w:tabs>
-          <w:tab w:val="num" w:pos="426"/>
-        </w:tabs>
-        <w:bidi w:val="0"/>
-        <w:rPr>
-          <w:rFonts w:asciiTheme="majorBidi" w:hAnsiTheme="majorBidi" w:cstheme="majorBidi"/>
-          <w:bCs/>
-          <w:sz w:val="24"/>
-          <w:szCs w:val="24"/>
-        </w:rPr>
-      </w:pPr>
-      <w:r>
-        <w:rPr>
-          <w:rFonts w:asciiTheme="majorBidi" w:hAnsiTheme="majorBidi" w:cstheme="majorBidi"/>
-          <w:bCs/>
-          <w:sz w:val="24"/>
-          <w:szCs w:val="24"/>
-        </w:rPr>
-        <w:t>Ensures robust combination of agents for final predictions.</w:t>
-      </w:r>
-    </w:p>
-    <w:p>
-      <w:pPr>
-        <w:tabs>
-          <w:tab w:val="num" w:pos="426"/>
-        </w:tabs>
-        <w:bidi w:val="0"/>
-        <w:rPr>
-          <w:rFonts w:asciiTheme="majorBidi" w:hAnsiTheme="majorBidi" w:cstheme="majorBidi"/>
-          <w:bCs/>
-          <w:sz w:val="24"/>
-          <w:szCs w:val="24"/>
-        </w:rPr>
-      </w:pPr>
-      <w:r>
-        <w:rPr>
-          <w:rFonts w:asciiTheme="majorBidi" w:hAnsiTheme="majorBidi" w:cstheme="majorBidi"/>
-          <w:bCs/>
-          <w:sz w:val="24"/>
-          <w:szCs w:val="24"/>
-        </w:rPr>
-        <w:pict w14:anchorId="5F132FC3">
-          <v:rect id="_x0000_i1274" style="width:0;height:1.5pt" o:hralign="center" o:hrstd="t" o:hr="t" fillcolor="#a0a0a0" stroked="f"/>
-        </w:pict>
-      </w:r>
-    </w:p>
-    <w:p>
-      <w:pPr>
-        <w:tabs>
-          <w:tab w:val="num" w:pos="426"/>
-        </w:tabs>
-        <w:bidi w:val="0"/>
-        <w:rPr>
-          <w:rFonts w:asciiTheme="majorBidi" w:hAnsiTheme="majorBidi" w:cstheme="majorBidi"/>
-          <w:b/>
-          <w:bCs/>
-          <w:sz w:val="24"/>
-          <w:szCs w:val="24"/>
-        </w:rPr>
-      </w:pPr>
-      <w:r>
-        <w:rPr>
-          <w:rFonts w:asciiTheme="majorBidi" w:hAnsiTheme="majorBidi" w:cstheme="majorBidi"/>
-          <w:b/>
-          <w:bCs/>
-          <w:sz w:val="24"/>
-          <w:szCs w:val="24"/>
-        </w:rPr>
-        <w:t>10. Result Saving</w:t>
-      </w:r>
-    </w:p>
-    <w:p>
-      <w:pPr>
-        <w:numPr>
-          <w:ilvl w:val="0"/>
-          <w:numId w:val="36"/>
-        </w:numPr>
-        <w:tabs>
-          <w:tab w:val="num" w:pos="426"/>
-        </w:tabs>
-        <w:bidi w:val="0"/>
-        <w:rPr>
-          <w:rFonts w:asciiTheme="majorBidi" w:hAnsiTheme="majorBidi" w:cstheme="majorBidi"/>
-          <w:bCs/>
-          <w:sz w:val="24"/>
-          <w:szCs w:val="24"/>
-        </w:rPr>
-      </w:pPr>
-      <w:r>
-        <w:rPr>
-          <w:rFonts w:asciiTheme="majorBidi" w:hAnsiTheme="majorBidi" w:cstheme="majorBidi"/>
-          <w:bCs/>
-          <w:sz w:val="24"/>
-          <w:szCs w:val="24"/>
-        </w:rPr>
-        <w:t>Final anomaly scores and predictions are saved to a CSV file.</w:t>
-      </w:r>
-    </w:p>
-    <w:p>
-      <w:pPr>
-        <w:numPr>
-          <w:ilvl w:val="0"/>
-          <w:numId w:val="36"/>
-        </w:numPr>
-        <w:tabs>
-          <w:tab w:val="num" w:pos="426"/>
-        </w:tabs>
-        <w:bidi w:val="0"/>
-        <w:rPr>
-          <w:rFonts w:asciiTheme="majorBidi" w:hAnsiTheme="majorBidi" w:cstheme="majorBidi"/>
-          <w:bCs/>
-          <w:sz w:val="24"/>
-          <w:szCs w:val="24"/>
-        </w:rPr>
-      </w:pPr>
-      <w:r>
-        <w:rPr>
-          <w:rFonts w:asciiTheme="majorBidi" w:hAnsiTheme="majorBidi" w:cstheme="majorBidi"/>
-          <w:bCs/>
-          <w:sz w:val="24"/>
-          <w:szCs w:val="24"/>
-        </w:rPr>
-        <w:t xml:space="preserve">A </w:t>
-      </w:r>
-      <w:r>
-        <w:rPr>
-          <w:rFonts w:asciiTheme="majorBidi" w:hAnsiTheme="majorBidi" w:cstheme="majorBidi"/>
-          <w:b/>
-          <w:bCs/>
-          <w:sz w:val="24"/>
-          <w:szCs w:val="24"/>
-        </w:rPr>
-        <w:t>PDF report</w:t>
-      </w:r>
-      <w:r>
-        <w:rPr>
-          <w:rFonts w:asciiTheme="majorBidi" w:hAnsiTheme="majorBidi" w:cstheme="majorBidi"/>
-          <w:bCs/>
-          <w:sz w:val="24"/>
-          <w:szCs w:val="24"/>
-        </w:rPr>
-        <w:t xml:space="preserve"> is generated, containing:</w:t>
-      </w:r>
-    </w:p>
-    <w:p>
-      <w:pPr>
-        <w:numPr>
-          <w:ilvl w:val="1"/>
-          <w:numId w:val="36"/>
-        </w:numPr>
-        <w:tabs>
-          <w:tab w:val="num" w:pos="426"/>
-        </w:tabs>
-        <w:bidi w:val="0"/>
-        <w:rPr>
-          <w:rFonts w:asciiTheme="majorBidi" w:hAnsiTheme="majorBidi" w:cstheme="majorBidi"/>
-          <w:bCs/>
-          <w:sz w:val="24"/>
-          <w:szCs w:val="24"/>
-        </w:rPr>
-      </w:pPr>
-      <w:r>
-        <w:rPr>
-          <w:rFonts w:asciiTheme="majorBidi" w:hAnsiTheme="majorBidi" w:cstheme="majorBidi"/>
-          <w:bCs/>
-          <w:sz w:val="24"/>
-          <w:szCs w:val="24"/>
-        </w:rPr>
-        <w:t>Individual agent performance</w:t>
-      </w:r>
-    </w:p>
-    <w:p>
-      <w:pPr>
-        <w:numPr>
-          <w:ilvl w:val="1"/>
-          <w:numId w:val="36"/>
-        </w:numPr>
-        <w:tabs>
-          <w:tab w:val="num" w:pos="426"/>
-        </w:tabs>
-        <w:bidi w:val="0"/>
-        <w:rPr>
-          <w:rFonts w:asciiTheme="majorBidi" w:hAnsiTheme="majorBidi" w:cstheme="majorBidi"/>
-          <w:bCs/>
-          <w:sz w:val="24"/>
-          <w:szCs w:val="24"/>
-        </w:rPr>
-      </w:pPr>
-      <w:r>
-        <w:rPr>
-          <w:rFonts w:asciiTheme="majorBidi" w:hAnsiTheme="majorBidi" w:cstheme="majorBidi"/>
-          <w:bCs/>
-          <w:sz w:val="24"/>
-          <w:szCs w:val="24"/>
-        </w:rPr>
-        <w:t>Ensemble metrics</w:t>
-      </w:r>
-    </w:p>
-    <w:p>
-      <w:pPr>
-        <w:numPr>
-          <w:ilvl w:val="1"/>
-          <w:numId w:val="36"/>
-        </w:numPr>
-        <w:tabs>
-          <w:tab w:val="num" w:pos="426"/>
-        </w:tabs>
-        <w:bidi w:val="0"/>
-        <w:rPr>
-          <w:rFonts w:asciiTheme="majorBidi" w:hAnsiTheme="majorBidi" w:cstheme="majorBidi"/>
-          <w:bCs/>
-          <w:sz w:val="24"/>
-          <w:szCs w:val="24"/>
-        </w:rPr>
-      </w:pPr>
-      <w:r>
-        <w:rPr>
-          <w:rFonts w:asciiTheme="majorBidi" w:hAnsiTheme="majorBidi" w:cstheme="majorBidi"/>
-          <w:bCs/>
-          <w:sz w:val="24"/>
-          <w:szCs w:val="24"/>
-        </w:rPr>
-        <w:t>Confusion matrix visualizations</w:t>
-      </w:r>
-    </w:p>
-    <w:p>
-      <w:pPr>
-        <w:numPr>
-          <w:ilvl w:val="0"/>
-          <w:numId w:val="36"/>
-        </w:numPr>
-        <w:tabs>
-          <w:tab w:val="num" w:pos="426"/>
-        </w:tabs>
-        <w:bidi w:val="0"/>
-        <w:rPr>
-          <w:rFonts w:asciiTheme="majorBidi" w:hAnsiTheme="majorBidi" w:cstheme="majorBidi"/>
-          <w:bCs/>
-          <w:sz w:val="24"/>
-          <w:szCs w:val="24"/>
-        </w:rPr>
-      </w:pPr>
-      <w:r>
-        <w:rPr>
-          <w:rFonts w:asciiTheme="majorBidi" w:hAnsiTheme="majorBidi" w:cstheme="majorBidi"/>
-          <w:bCs/>
-          <w:sz w:val="24"/>
-          <w:szCs w:val="24"/>
-        </w:rPr>
-        <w:t>Temporary graph PNG files are deleted after report generation.</w:t>
-      </w:r>
-    </w:p>
-    <w:p>
-      <w:pPr>
-        <w:numPr>
-          <w:ilvl w:val="0"/>
-          <w:numId w:val="36"/>
-        </w:numPr>
-        <w:tabs>
-          <w:tab w:val="num" w:pos="426"/>
-        </w:tabs>
-        <w:bidi w:val="0"/>
-        <w:rPr>
-          <w:rFonts w:asciiTheme="majorBidi" w:hAnsiTheme="majorBidi" w:cstheme="majorBidi"/>
-          <w:bCs/>
-          <w:sz w:val="24"/>
-          <w:szCs w:val="24"/>
-        </w:rPr>
-      </w:pPr>
-      <w:r>
-        <w:rPr>
-          <w:rFonts w:asciiTheme="majorBidi" w:hAnsiTheme="majorBidi" w:cstheme="majorBidi"/>
-          <w:bCs/>
-          <w:sz w:val="24"/>
-          <w:szCs w:val="24"/>
-        </w:rPr>
-        <w:t>Metrics are also exported as a CSV summary.</w:t>
-      </w:r>
-    </w:p>
-    <w:p>
-      <w:pPr>
-        <w:tabs>
-          <w:tab w:val="num" w:pos="426"/>
-        </w:tabs>
-        <w:bidi w:val="0"/>
-        <w:rPr>
-          <w:rFonts w:asciiTheme="majorBidi" w:hAnsiTheme="majorBidi" w:cstheme="majorBidi"/>
-          <w:bCs/>
-          <w:sz w:val="24"/>
-          <w:szCs w:val="24"/>
-        </w:rPr>
-      </w:pPr>
-      <w:r>
-        <w:rPr>
-          <w:rFonts w:asciiTheme="majorBidi" w:hAnsiTheme="majorBidi" w:cstheme="majorBidi"/>
-          <w:bCs/>
-          <w:sz w:val="24"/>
-          <w:szCs w:val="24"/>
-        </w:rPr>
-        <w:pict w14:anchorId="7E1C2227">
-          <v:rect id="_x0000_i1275" style="width:0;height:1.5pt" o:hralign="center" o:hrstd="t" o:hr="t" fillcolor="#a0a0a0" stroked="f"/>
-        </w:pict>
-      </w:r>
-    </w:p>
-    <w:p>
-      <w:pPr>
-        <w:tabs>
-          <w:tab w:val="num" w:pos="426"/>
-        </w:tabs>
-        <w:bidi w:val="0"/>
-        <w:rPr>
-          <w:rFonts w:asciiTheme="majorBidi" w:hAnsiTheme="majorBidi" w:cstheme="majorBidi"/>
-          <w:b/>
-          <w:bCs/>
-          <w:sz w:val="24"/>
-          <w:szCs w:val="24"/>
-        </w:rPr>
-      </w:pPr>
-      <w:r>
-        <w:rPr>
-          <w:rFonts w:asciiTheme="majorBidi" w:hAnsiTheme="majorBidi" w:cstheme="majorBidi"/>
-          <w:b/>
-          <w:bCs/>
-          <w:sz w:val="24"/>
-          <w:szCs w:val="24"/>
-        </w:rPr>
-        <w:t>11. Enterprise Comparison</w:t>
-      </w:r>
-    </w:p>
-    <w:p>
-      <w:pPr>
-        <w:numPr>
-          <w:ilvl w:val="0"/>
-          <w:numId w:val="37"/>
-        </w:numPr>
-        <w:tabs>
-          <w:tab w:val="num" w:pos="426"/>
-        </w:tabs>
-        <w:bidi w:val="0"/>
-        <w:rPr>
-          <w:rFonts w:asciiTheme="majorBidi" w:hAnsiTheme="majorBidi" w:cstheme="majorBidi"/>
-          <w:bCs/>
-          <w:sz w:val="24"/>
-          <w:szCs w:val="24"/>
-        </w:rPr>
-      </w:pPr>
-      <w:r>
-        <w:rPr>
-          <w:rFonts w:asciiTheme="majorBidi" w:hAnsiTheme="majorBidi" w:cstheme="majorBidi"/>
-          <w:bCs/>
-          <w:sz w:val="24"/>
-          <w:szCs w:val="24"/>
-        </w:rPr>
-        <w:t>If multiple enterprise datasets are analyzed, the workflow can compare performance across datasets using the compare_enterprises() utility.</w:t>
-      </w:r>
-    </w:p>
-    <w:p>
-      <w:pPr>
-        <w:tabs>
-          <w:tab w:val="num" w:pos="426"/>
-        </w:tabs>
-        <w:bidi w:val="0"/>
-        <w:rPr>
-          <w:rFonts w:asciiTheme="majorBidi" w:hAnsiTheme="majorBidi" w:cstheme="majorBidi"/>
-          <w:bCs/>
-          <w:sz w:val="24"/>
-          <w:szCs w:val="24"/>
-        </w:rPr>
-      </w:pPr>
-      <w:r>
-        <w:rPr>
-          <w:rFonts w:asciiTheme="majorBidi" w:hAnsiTheme="majorBidi" w:cstheme="majorBidi"/>
-          <w:bCs/>
-          <w:sz w:val="24"/>
-          <w:szCs w:val="24"/>
-        </w:rPr>
-        <w:pict w14:anchorId="18573BF7">
-          <v:rect id="_x0000_i1276" style="width:0;height:1.5pt" o:hralign="center" o:hrstd="t" o:hr="t" fillcolor="#a0a0a0" stroked="f"/>
-        </w:pict>
-      </w:r>
-    </w:p>
-    <w:p>
-      <w:pPr>
-        <w:tabs>
-          <w:tab w:val="num" w:pos="426"/>
-        </w:tabs>
-        <w:bidi w:val="0"/>
-        <w:rPr>
-          <w:rFonts w:asciiTheme="majorBidi" w:hAnsiTheme="majorBidi" w:cstheme="majorBidi"/>
-          <w:b/>
-          <w:bCs/>
-          <w:sz w:val="24"/>
-          <w:szCs w:val="24"/>
-        </w:rPr>
-      </w:pPr>
-      <w:r>
-        <w:rPr>
-          <w:rFonts w:asciiTheme="majorBidi" w:hAnsiTheme="majorBidi" w:cstheme="majorBidi"/>
-          <w:b/>
-          <w:bCs/>
-          <w:sz w:val="24"/>
-          <w:szCs w:val="24"/>
-        </w:rPr>
-        <w:t>Key Notes</w:t>
-      </w:r>
-    </w:p>
-    <w:p>
-      <w:pPr>
-        <w:numPr>
-          <w:ilvl w:val="0"/>
-          <w:numId w:val="38"/>
-        </w:numPr>
-        <w:tabs>
-          <w:tab w:val="num" w:pos="426"/>
-        </w:tabs>
-        <w:bidi w:val="0"/>
-        <w:rPr>
-          <w:rFonts w:asciiTheme="majorBidi" w:hAnsiTheme="majorBidi" w:cstheme="majorBidi"/>
-          <w:bCs/>
-          <w:sz w:val="24"/>
-          <w:szCs w:val="24"/>
-        </w:rPr>
-      </w:pPr>
-      <w:r>
-        <w:rPr>
-          <w:rFonts w:asciiTheme="majorBidi" w:hAnsiTheme="majorBidi" w:cstheme="majorBidi"/>
-          <w:bCs/>
-          <w:sz w:val="24"/>
-          <w:szCs w:val="24"/>
-        </w:rPr>
-        <w:t xml:space="preserve">The workflow ensures </w:t>
-      </w:r>
-      <w:r>
-        <w:rPr>
-          <w:rFonts w:asciiTheme="majorBidi" w:hAnsiTheme="majorBidi" w:cstheme="majorBidi"/>
-          <w:b/>
-          <w:bCs/>
-          <w:sz w:val="24"/>
-          <w:szCs w:val="24"/>
-        </w:rPr>
-        <w:t>reproducibility</w:t>
-      </w:r>
-      <w:r>
-        <w:rPr>
-          <w:rFonts w:asciiTheme="majorBidi" w:hAnsiTheme="majorBidi" w:cstheme="majorBidi"/>
-          <w:bCs/>
-          <w:sz w:val="24"/>
-          <w:szCs w:val="24"/>
-        </w:rPr>
-        <w:t xml:space="preserve"> (fixed random seeds, deterministic Autoencoder).</w:t>
-      </w:r>
-    </w:p>
-    <w:p>
-      <w:pPr>
-        <w:numPr>
-          <w:ilvl w:val="0"/>
-          <w:numId w:val="38"/>
-        </w:numPr>
-        <w:tabs>
-          <w:tab w:val="num" w:pos="426"/>
-        </w:tabs>
-        <w:bidi w:val="0"/>
-        <w:rPr>
-          <w:rFonts w:asciiTheme="majorBidi" w:hAnsiTheme="majorBidi" w:cstheme="majorBidi"/>
-          <w:bCs/>
-          <w:sz w:val="24"/>
-          <w:szCs w:val="24"/>
-        </w:rPr>
-      </w:pPr>
-      <w:r>
-        <w:rPr>
-          <w:rFonts w:asciiTheme="majorBidi" w:hAnsiTheme="majorBidi" w:cstheme="majorBidi"/>
-          <w:bCs/>
-          <w:sz w:val="24"/>
-          <w:szCs w:val="24"/>
-        </w:rPr>
-        <w:t>Hyperparameter tuning is integrated with validation-based optimization.</w:t>
-      </w:r>
-    </w:p>
-    <w:p>
-      <w:pPr>
-        <w:numPr>
-          <w:ilvl w:val="0"/>
-          <w:numId w:val="38"/>
-        </w:numPr>
-        <w:tabs>
-          <w:tab w:val="num" w:pos="426"/>
-        </w:tabs>
-        <w:bidi w:val="0"/>
-        <w:rPr>
-          <w:rFonts w:asciiTheme="majorBidi" w:hAnsiTheme="majorBidi" w:cstheme="majorBidi"/>
-          <w:bCs/>
-          <w:sz w:val="24"/>
-          <w:szCs w:val="24"/>
-        </w:rPr>
-      </w:pPr>
-      <w:r>
-        <w:rPr>
-          <w:rFonts w:asciiTheme="majorBidi" w:hAnsiTheme="majorBidi" w:cstheme="majorBidi"/>
-          <w:bCs/>
-          <w:sz w:val="24"/>
-          <w:szCs w:val="24"/>
-        </w:rPr>
-        <w:t xml:space="preserve">Both </w:t>
-      </w:r>
-      <w:r>
-        <w:rPr>
-          <w:rFonts w:asciiTheme="majorBidi" w:hAnsiTheme="majorBidi" w:cstheme="majorBidi"/>
-          <w:b/>
-          <w:bCs/>
-          <w:sz w:val="24"/>
-          <w:szCs w:val="24"/>
-        </w:rPr>
-        <w:t>single-agent evaluation</w:t>
-      </w:r>
-      <w:r>
-        <w:rPr>
-          <w:rFonts w:asciiTheme="majorBidi" w:hAnsiTheme="majorBidi" w:cstheme="majorBidi"/>
-          <w:bCs/>
-          <w:sz w:val="24"/>
-          <w:szCs w:val="24"/>
-        </w:rPr>
-        <w:t xml:space="preserve"> and </w:t>
-      </w:r>
-      <w:r>
-        <w:rPr>
-          <w:rFonts w:asciiTheme="majorBidi" w:hAnsiTheme="majorBidi" w:cstheme="majorBidi"/>
-          <w:b/>
-          <w:bCs/>
-          <w:sz w:val="24"/>
-          <w:szCs w:val="24"/>
-        </w:rPr>
-        <w:t>ensemble evaluation</w:t>
-      </w:r>
-      <w:r>
-        <w:rPr>
-          <w:rFonts w:asciiTheme="majorBidi" w:hAnsiTheme="majorBidi" w:cstheme="majorBidi"/>
-          <w:bCs/>
-          <w:sz w:val="24"/>
-          <w:szCs w:val="24"/>
-        </w:rPr>
-        <w:t xml:space="preserve"> are included for a complete analysis.</w:t>
-      </w:r>
-    </w:p>
-    <w:p>
-      <w:pPr>
-        <w:numPr>
-          <w:ilvl w:val="0"/>
-          <w:numId w:val="38"/>
-        </w:numPr>
-        <w:tabs>
-          <w:tab w:val="num" w:pos="426"/>
-        </w:tabs>
-        <w:bidi w:val="0"/>
-        <w:rPr>
-          <w:rFonts w:asciiTheme="majorBidi" w:hAnsiTheme="majorBidi" w:cstheme="majorBidi"/>
-          <w:bCs/>
-          <w:sz w:val="24"/>
-          <w:szCs w:val="24"/>
-        </w:rPr>
-      </w:pPr>
-      <w:r>
-        <w:rPr>
-          <w:rFonts w:asciiTheme="majorBidi" w:hAnsiTheme="majorBidi" w:cstheme="majorBidi"/>
-          <w:bCs/>
-          <w:sz w:val="24"/>
-          <w:szCs w:val="24"/>
-        </w:rPr>
-        <w:t xml:space="preserve">Supports </w:t>
-      </w:r>
-      <w:r>
-        <w:rPr>
-          <w:rFonts w:asciiTheme="majorBidi" w:hAnsiTheme="majorBidi" w:cstheme="majorBidi"/>
-          <w:b/>
-          <w:bCs/>
-          <w:sz w:val="24"/>
-          <w:szCs w:val="24"/>
-        </w:rPr>
-        <w:t>scalable and modular architecture</w:t>
-      </w:r>
-      <w:r>
-        <w:rPr>
-          <w:rFonts w:asciiTheme="majorBidi" w:hAnsiTheme="majorBidi" w:cstheme="majorBidi"/>
-          <w:bCs/>
-          <w:sz w:val="24"/>
-          <w:szCs w:val="24"/>
-        </w:rPr>
-        <w:t>: new agents can be added easily.</w:t>
-      </w:r>
-    </w:p>
-    <w:p>
-      <w:pPr>
-        <w:bidi w:val="0"/>
-        <w:rPr>
-          <w:rFonts w:asciiTheme="majorBidi" w:hAnsiTheme="majorBidi" w:cstheme="majorBidi"/>
-          <w:bCs/>
-          <w:sz w:val="24"/>
-          <w:szCs w:val="24"/>
-        </w:rPr>
-      </w:pPr>
-      <w:r>
-        <w:rPr>
-          <w:rFonts w:asciiTheme="majorBidi" w:hAnsiTheme="majorBidi" w:cstheme="majorBidi"/>
-          <w:bCs/>
-          <w:sz w:val="24"/>
-          <w:szCs w:val="24"/>
-        </w:rPr>
-        <w:br w:type="page"/>
-      </w:r>
-    </w:p>
-    <w:p>
-      <w:pPr>
-        <w:pStyle w:val="ListParagraph"/>
-        <w:numPr>
-          <w:ilvl w:val="0"/>
-          <w:numId w:val="10"/>
-        </w:numPr>
-        <w:tabs>
-          <w:tab w:val="clear" w:pos="720"/>
-          <w:tab w:val="num" w:pos="426"/>
-        </w:tabs>
-        <w:bidi w:val="0"/>
-        <w:ind w:left="0" w:firstLine="0"/>
-        <w:rPr>
-          <w:rFonts w:asciiTheme="majorBidi" w:hAnsiTheme="majorBidi" w:cstheme="majorBidi"/>
-          <w:b/>
-          <w:bCs/>
-          <w:sz w:val="36"/>
-          <w:szCs w:val="36"/>
-        </w:rPr>
-      </w:pPr>
-      <w:r>
-        <w:rPr>
-          <w:rFonts w:asciiTheme="majorBidi" w:hAnsiTheme="majorBidi" w:cstheme="majorBidi"/>
-          <w:b/>
-          <w:bCs/>
-          <w:sz w:val="36"/>
-          <w:szCs w:val="36"/>
-        </w:rPr>
         <w:lastRenderedPageBreak/>
         <w:t>Reporting System</w:t>
       </w:r>
@@ -9001,7 +9325,7 @@
           <w:szCs w:val="24"/>
         </w:rPr>
         <w:pict w14:anchorId="0EAB91BB">
-          <v:rect id="_x0000_i1331" style="width:0;height:1.5pt" o:hralign="center" o:hrstd="t" o:hr="t" fillcolor="#a0a0a0" stroked="f"/>
+          <v:rect id="_x0000_i1039" style="width:0;height:1.5pt" o:hralign="center" o:hrstd="t" o:hr="t" fillcolor="#a0a0a0" stroked="f"/>
         </w:pict>
       </w:r>
     </w:p>
@@ -9421,7 +9745,7 @@
           <w:szCs w:val="24"/>
         </w:rPr>
         <w:pict w14:anchorId="67026D00">
-          <v:rect id="_x0000_i1332" style="width:0;height:1.5pt" o:hralign="center" o:hrstd="t" o:hr="t" fillcolor="#a0a0a0" stroked="f"/>
+          <v:rect id="_x0000_i1040" style="width:0;height:1.5pt" o:hralign="center" o:hrstd="t" o:hr="t" fillcolor="#a0a0a0" stroked="f"/>
         </w:pict>
       </w:r>
     </w:p>
@@ -9864,7 +10188,7 @@
           <w:szCs w:val="24"/>
         </w:rPr>
         <w:pict w14:anchorId="631C906F">
-          <v:rect id="_x0000_i1333" style="width:0;height:1.5pt" o:hralign="center" o:hrstd="t" o:hr="t" fillcolor="#a0a0a0" stroked="f"/>
+          <v:rect id="_x0000_i1041" style="width:0;height:1.5pt" o:hralign="center" o:hrstd="t" o:hr="t" fillcolor="#a0a0a0" stroked="f"/>
         </w:pict>
       </w:r>
     </w:p>
@@ -10095,7 +10419,7 @@
           <w:szCs w:val="24"/>
         </w:rPr>
         <w:pict w14:anchorId="59DDE0B1">
-          <v:rect id="_x0000_i1334" style="width:0;height:1.5pt" o:hralign="center" o:hrstd="t" o:hr="t" fillcolor="#a0a0a0" stroked="f"/>
+          <v:rect id="_x0000_i1042" style="width:0;height:1.5pt" o:hralign="center" o:hrstd="t" o:hr="t" fillcolor="#a0a0a0" stroked="f"/>
         </w:pict>
       </w:r>
     </w:p>
@@ -10480,7 +10804,7 @@
           <w:szCs w:val="24"/>
         </w:rPr>
         <w:pict w14:anchorId="3001D57F">
-          <v:rect id="_x0000_i1335" style="width:0;height:1.5pt" o:hralign="center" o:hrstd="t" o:hr="t" fillcolor="#a0a0a0" stroked="f"/>
+          <v:rect id="_x0000_i1043" style="width:0;height:1.5pt" o:hralign="center" o:hrstd="t" o:hr="t" fillcolor="#a0a0a0" stroked="f"/>
         </w:pict>
       </w:r>
     </w:p>
@@ -10712,7 +11036,7 @@
           <w14:ligatures w14:val="none"/>
         </w:rPr>
         <w:pict w14:anchorId="61C68D17">
-          <v:rect id="_x0000_i1351" style="width:0;height:1.5pt" o:hralign="center" o:hrstd="t" o:hr="t" fillcolor="#a0a0a0" stroked="f"/>
+          <v:rect id="_x0000_i1044" style="width:0;height:1.5pt" o:hralign="center" o:hrstd="t" o:hr="t" fillcolor="#a0a0a0" stroked="f"/>
         </w:pict>
       </w:r>
     </w:p>
@@ -10853,6 +11177,7 @@
           <w14:ligatures w14:val="none"/>
         </w:rPr>
       </w:pPr>
+      <w:proofErr w:type="spellStart"/>
       <w:r>
         <w:rPr>
           <w:rFonts w:ascii="Times New Roman" w:eastAsia="Times New Roman" w:hAnsi="Times New Roman" w:cs="Times New Roman"/>
@@ -10862,8 +11187,9 @@
           <w:szCs w:val="24"/>
           <w14:ligatures w14:val="none"/>
         </w:rPr>
-        <w:t>IsolationForestAgent</w:t>
-      </w:r>
+        <w:t>IsolationForest</w:t>
+      </w:r>
+      <w:proofErr w:type="spellEnd"/>
     </w:p>
     <w:p>
       <w:pPr>
@@ -10914,7 +11240,6 @@
         </w:rPr>
         <w:t xml:space="preserve">Balanced </w:t>
       </w:r>
-      <w:proofErr w:type="gramStart"/>
       <w:r>
         <w:rPr>
           <w:rFonts w:ascii="Times New Roman" w:eastAsia="Times New Roman" w:hAnsi="Times New Roman" w:cs="Times New Roman"/>
@@ -10922,9 +11247,8 @@
           <w:szCs w:val="24"/>
           <w14:ligatures w14:val="none"/>
         </w:rPr>
-        <w:t>detection;</w:t>
-      </w:r>
-      <w:proofErr w:type="gramEnd"/>
+        <w:t>detection:</w:t>
+      </w:r>
       <w:r>
         <w:rPr>
           <w:rFonts w:ascii="Times New Roman" w:eastAsia="Times New Roman" w:hAnsi="Times New Roman" w:cs="Times New Roman"/>
@@ -11036,7 +11360,7 @@
           <w:szCs w:val="24"/>
           <w14:ligatures w14:val="none"/>
         </w:rPr>
-        <w:t>AutoencoderAgent</w:t>
+        <w:t>Autoencoder</w:t>
       </w:r>
     </w:p>
     <w:p>
@@ -11113,7 +11437,7 @@
           <w:szCs w:val="24"/>
           <w14:ligatures w14:val="none"/>
         </w:rPr>
-        <w:t>Ensemble (MetaAgent)</w:t>
+        <w:t>Ensemble</w:t>
       </w:r>
     </w:p>
     <w:p>
@@ -11210,7 +11534,7 @@
           <w14:ligatures w14:val="none"/>
         </w:rPr>
         <w:pict w14:anchorId="08958624">
-          <v:rect id="_x0000_i1376" style="width:0;height:1.5pt" o:hralign="center" o:hrstd="t" o:hr="t" fillcolor="#a0a0a0" stroked="f"/>
+          <v:rect id="_x0000_i1045" style="width:0;height:1.5pt" o:hralign="center" o:hrstd="t" o:hr="t" fillcolor="#a0a0a0" stroked="f"/>
         </w:pict>
       </w:r>
     </w:p>
@@ -11254,6 +11578,7 @@
           <w14:ligatures w14:val="none"/>
         </w:rPr>
       </w:pPr>
+      <w:proofErr w:type="spellStart"/>
       <w:r>
         <w:rPr>
           <w:rFonts w:ascii="Times New Roman" w:eastAsia="Times New Roman" w:hAnsi="Times New Roman" w:cs="Times New Roman"/>
@@ -11263,8 +11588,9 @@
           <w:szCs w:val="24"/>
           <w14:ligatures w14:val="none"/>
         </w:rPr>
-        <w:t>IsolationForestAgent</w:t>
-      </w:r>
+        <w:t>IsolationForest</w:t>
+      </w:r>
+      <w:proofErr w:type="spellEnd"/>
     </w:p>
     <w:p>
       <w:pPr>
@@ -11417,7 +11743,7 @@
           <w:szCs w:val="24"/>
           <w14:ligatures w14:val="none"/>
         </w:rPr>
-        <w:t>AutoencoderAgent</w:t>
+        <w:t>Autoencoder</w:t>
       </w:r>
     </w:p>
     <w:p>
@@ -11494,7 +11820,7 @@
           <w:szCs w:val="24"/>
           <w14:ligatures w14:val="none"/>
         </w:rPr>
-        <w:t>Ensemble (MetaAgent)</w:t>
+        <w:t>Ensemble</w:t>
       </w:r>
     </w:p>
     <w:p>
@@ -11591,7 +11917,7 @@
           <w14:ligatures w14:val="none"/>
         </w:rPr>
         <w:pict w14:anchorId="6B47D6BC">
-          <v:rect id="_x0000_i1377" style="width:0;height:1.5pt" o:hralign="center" o:hrstd="t" o:hr="t" fillcolor="#a0a0a0" stroked="f"/>
+          <v:rect id="_x0000_i1046" style="width:0;height:1.5pt" o:hralign="center" o:hrstd="t" o:hr="t" fillcolor="#a0a0a0" stroked="f"/>
         </w:pict>
       </w:r>
     </w:p>
@@ -11635,6 +11961,7 @@
           <w14:ligatures w14:val="none"/>
         </w:rPr>
       </w:pPr>
+      <w:proofErr w:type="spellStart"/>
       <w:r>
         <w:rPr>
           <w:rFonts w:ascii="Times New Roman" w:eastAsia="Times New Roman" w:hAnsi="Times New Roman" w:cs="Times New Roman"/>
@@ -11644,8 +11971,9 @@
           <w:szCs w:val="24"/>
           <w14:ligatures w14:val="none"/>
         </w:rPr>
-        <w:t>IsolationForestAgent</w:t>
-      </w:r>
+        <w:t>IsolationForest</w:t>
+      </w:r>
+      <w:proofErr w:type="spellEnd"/>
     </w:p>
     <w:p>
       <w:pPr>
@@ -11799,7 +12127,7 @@
           <w:szCs w:val="24"/>
           <w14:ligatures w14:val="none"/>
         </w:rPr>
-        <w:t>AutoencoderAgent</w:t>
+        <w:t>Autoencoder</w:t>
       </w:r>
     </w:p>
     <w:p>
@@ -11876,7 +12204,7 @@
           <w:szCs w:val="24"/>
           <w14:ligatures w14:val="none"/>
         </w:rPr>
-        <w:t>Ensemble (MetaAgent)</w:t>
+        <w:t>Ensemble</w:t>
       </w:r>
     </w:p>
     <w:p>
@@ -11973,7 +12301,7 @@
           <w14:ligatures w14:val="none"/>
         </w:rPr>
         <w:pict w14:anchorId="3E05EB53">
-          <v:rect id="_x0000_i1378" style="width:0;height:1.5pt" o:hralign="center" o:hrstd="t" o:hr="t" fillcolor="#a0a0a0" stroked="f"/>
+          <v:rect id="_x0000_i1047" style="width:0;height:1.5pt" o:hralign="center" o:hrstd="t" o:hr="t" fillcolor="#a0a0a0" stroked="f"/>
         </w:pict>
       </w:r>
     </w:p>
@@ -12143,7 +12471,27 @@
           <w:szCs w:val="24"/>
           <w14:ligatures w14:val="none"/>
         </w:rPr>
-        <w:t xml:space="preserve"> reliably improves overall F1 by weighting the best-performing agent(s), demonstrating that a </w:t>
+        <w:t xml:space="preserve"> reliably improves overall F1 by </w:t>
+      </w:r>
+      <w:proofErr w:type="gramStart"/>
+      <w:r>
+        <w:rPr>
+          <w:rFonts w:ascii="Times New Roman" w:eastAsia="Times New Roman" w:hAnsi="Times New Roman" w:cs="Times New Roman"/>
+          <w:sz w:val="24"/>
+          <w:szCs w:val="24"/>
+          <w14:ligatures w14:val="none"/>
+        </w:rPr>
+        <w:t>weighting</w:t>
+      </w:r>
+      <w:proofErr w:type="gramEnd"/>
+      <w:r>
+        <w:rPr>
+          <w:rFonts w:ascii="Times New Roman" w:eastAsia="Times New Roman" w:hAnsi="Times New Roman" w:cs="Times New Roman"/>
+          <w:sz w:val="24"/>
+          <w:szCs w:val="24"/>
+          <w14:ligatures w14:val="none"/>
+        </w:rPr>
+        <w:t xml:space="preserve"> the best-performing agent(s), demonstrating that a </w:t>
       </w:r>
       <w:r>
         <w:rPr>
@@ -12230,7 +12578,7 @@
           <w14:ligatures w14:val="none"/>
         </w:rPr>
         <w:pict w14:anchorId="0421A0E7">
-          <v:rect id="_x0000_i1379" style="width:0;height:1.5pt" o:hralign="center" o:hrstd="t" o:hr="t" fillcolor="#a0a0a0" stroked="f"/>
+          <v:rect id="_x0000_i1048" style="width:0;height:1.5pt" o:hralign="center" o:hrstd="t" o:hr="t" fillcolor="#a0a0a0" stroked="f"/>
         </w:pict>
       </w:r>
     </w:p>
@@ -12445,7 +12793,7 @@
         <w:bidi w:val="0"/>
         <w:spacing w:before="100" w:beforeAutospacing="1" w:after="100" w:afterAutospacing="1" w:line="240" w:lineRule="auto"/>
         <w:rPr>
-          <w:rFonts w:ascii="Times New Roman" w:eastAsia="Times New Roman" w:hAnsi="Times New Roman" w:cs="Times New Roman" w:hint="cs"/>
+          <w:rFonts w:ascii="Times New Roman" w:eastAsia="Times New Roman" w:hAnsi="Times New Roman" w:cs="Times New Roman"/>
           <w:sz w:val="24"/>
           <w:szCs w:val="24"/>
           <w:rtl/>
@@ -12736,7 +13084,7 @@
   <w:abstractNum w:abstractNumId="2" w15:restartNumberingAfterBreak="0">
     <w:nsid w:val="06D24398"/>
     <w:multiLevelType w:val="multilevel"/>
-    <w:tmpl w:val="A6F450EC"/>
+    <w:tmpl w:val="A0823658"/>
     <w:lvl w:ilvl="0">
       <w:start w:val="1"/>
       <w:numFmt w:val="decimal"/>
@@ -12748,6 +13096,10 @@
         </w:tabs>
         <w:ind w:left="720" w:hanging="360"/>
       </w:pPr>
+      <w:rPr>
+        <w:b w:val="0"/>
+        <w:bCs/>
+      </w:rPr>
     </w:lvl>
     <w:lvl w:ilvl="1">
       <w:start w:val="1"/>
@@ -13413,7 +13765,7 @@
   <w:abstractNum w:abstractNumId="7" w15:restartNumberingAfterBreak="0">
     <w:nsid w:val="163764EC"/>
     <w:multiLevelType w:val="multilevel"/>
-    <w:tmpl w:val="0DE4354E"/>
+    <w:tmpl w:val="1FD80394"/>
     <w:lvl w:ilvl="0">
       <w:start w:val="1"/>
       <w:numFmt w:val="decimal"/>
@@ -13425,6 +13777,10 @@
         </w:tabs>
         <w:ind w:left="720" w:hanging="360"/>
       </w:pPr>
+      <w:rPr>
+        <w:b/>
+        <w:bCs w:val="0"/>
+      </w:rPr>
     </w:lvl>
     <w:lvl w:ilvl="1">
       <w:start w:val="1"/>
@@ -13679,7 +14035,7 @@
   <w:abstractNum w:abstractNumId="9" w15:restartNumberingAfterBreak="0">
     <w:nsid w:val="19A21FC8"/>
     <w:multiLevelType w:val="multilevel"/>
-    <w:tmpl w:val="FE908334"/>
+    <w:tmpl w:val="6C8CA9F0"/>
     <w:lvl w:ilvl="0">
       <w:start w:val="1"/>
       <w:numFmt w:val="decimal"/>
@@ -13691,6 +14047,10 @@
         </w:tabs>
         <w:ind w:left="720" w:hanging="360"/>
       </w:pPr>
+      <w:rPr>
+        <w:b/>
+        <w:bCs w:val="0"/>
+      </w:rPr>
     </w:lvl>
     <w:lvl w:ilvl="1">
       <w:start w:val="1"/>
@@ -14092,6 +14452,127 @@
     </w:lvl>
   </w:abstractNum>
   <w:abstractNum w:abstractNumId="12" w15:restartNumberingAfterBreak="0">
+    <w:nsid w:val="230B14E2"/>
+    <w:multiLevelType w:val="multilevel"/>
+    <w:tmpl w:val="605AE648"/>
+    <w:lvl w:ilvl="0">
+      <w:start w:val="1"/>
+      <w:numFmt w:val="decimal"/>
+      <w:lvlText w:val="%1."/>
+      <w:lvlJc w:val="left"/>
+      <w:pPr>
+        <w:tabs>
+          <w:tab w:val="num" w:pos="720"/>
+        </w:tabs>
+        <w:ind w:left="720" w:hanging="360"/>
+      </w:pPr>
+      <w:rPr>
+        <w:b/>
+        <w:bCs/>
+      </w:rPr>
+    </w:lvl>
+    <w:lvl w:ilvl="1">
+      <w:start w:val="1"/>
+      <w:numFmt w:val="bullet"/>
+      <w:lvlText w:val="o"/>
+      <w:lvlJc w:val="left"/>
+      <w:pPr>
+        <w:tabs>
+          <w:tab w:val="num" w:pos="1440"/>
+        </w:tabs>
+        <w:ind w:left="1440" w:hanging="360"/>
+      </w:pPr>
+      <w:rPr>
+        <w:rFonts w:ascii="Courier New" w:hAnsi="Courier New" w:cs="Times New Roman" w:hint="default"/>
+        <w:sz w:val="20"/>
+      </w:rPr>
+    </w:lvl>
+    <w:lvl w:ilvl="2">
+      <w:start w:val="1"/>
+      <w:numFmt w:val="decimal"/>
+      <w:lvlText w:val="%3."/>
+      <w:lvlJc w:val="left"/>
+      <w:pPr>
+        <w:tabs>
+          <w:tab w:val="num" w:pos="2160"/>
+        </w:tabs>
+        <w:ind w:left="2160" w:hanging="360"/>
+      </w:pPr>
+    </w:lvl>
+    <w:lvl w:ilvl="3">
+      <w:start w:val="1"/>
+      <w:numFmt w:val="decimal"/>
+      <w:lvlText w:val="%4."/>
+      <w:lvlJc w:val="left"/>
+      <w:pPr>
+        <w:tabs>
+          <w:tab w:val="num" w:pos="2880"/>
+        </w:tabs>
+        <w:ind w:left="2880" w:hanging="360"/>
+      </w:pPr>
+    </w:lvl>
+    <w:lvl w:ilvl="4">
+      <w:start w:val="1"/>
+      <w:numFmt w:val="decimal"/>
+      <w:lvlText w:val="%5."/>
+      <w:lvlJc w:val="left"/>
+      <w:pPr>
+        <w:tabs>
+          <w:tab w:val="num" w:pos="3600"/>
+        </w:tabs>
+        <w:ind w:left="3600" w:hanging="360"/>
+      </w:pPr>
+    </w:lvl>
+    <w:lvl w:ilvl="5">
+      <w:start w:val="1"/>
+      <w:numFmt w:val="decimal"/>
+      <w:lvlText w:val="%6."/>
+      <w:lvlJc w:val="left"/>
+      <w:pPr>
+        <w:tabs>
+          <w:tab w:val="num" w:pos="4320"/>
+        </w:tabs>
+        <w:ind w:left="4320" w:hanging="360"/>
+      </w:pPr>
+    </w:lvl>
+    <w:lvl w:ilvl="6">
+      <w:start w:val="1"/>
+      <w:numFmt w:val="decimal"/>
+      <w:lvlText w:val="%7."/>
+      <w:lvlJc w:val="left"/>
+      <w:pPr>
+        <w:tabs>
+          <w:tab w:val="num" w:pos="5040"/>
+        </w:tabs>
+        <w:ind w:left="5040" w:hanging="360"/>
+      </w:pPr>
+    </w:lvl>
+    <w:lvl w:ilvl="7">
+      <w:start w:val="1"/>
+      <w:numFmt w:val="decimal"/>
+      <w:lvlText w:val="%8."/>
+      <w:lvlJc w:val="left"/>
+      <w:pPr>
+        <w:tabs>
+          <w:tab w:val="num" w:pos="5760"/>
+        </w:tabs>
+        <w:ind w:left="5760" w:hanging="360"/>
+      </w:pPr>
+    </w:lvl>
+    <w:lvl w:ilvl="8">
+      <w:start w:val="1"/>
+      <w:numFmt w:val="decimal"/>
+      <w:lvlText w:val="%9."/>
+      <w:lvlJc w:val="left"/>
+      <w:pPr>
+        <w:tabs>
+          <w:tab w:val="num" w:pos="6480"/>
+        </w:tabs>
+        <w:ind w:left="6480" w:hanging="360"/>
+      </w:pPr>
+    </w:lvl>
+  </w:abstractNum>
+  <w:abstractNum w:abstractNumId="13" w15:restartNumberingAfterBreak="0">
     <w:nsid w:val="23E96747"/>
     <w:multiLevelType w:val="multilevel"/>
     <w:tmpl w:val="AD38DEC0"/>
@@ -14240,10 +14721,10 @@
       </w:rPr>
     </w:lvl>
   </w:abstractNum>
-  <w:abstractNum w:abstractNumId="13" w15:restartNumberingAfterBreak="0">
+  <w:abstractNum w:abstractNumId="14" w15:restartNumberingAfterBreak="0">
     <w:nsid w:val="25D10DED"/>
     <w:multiLevelType w:val="multilevel"/>
-    <w:tmpl w:val="CDA00804"/>
+    <w:tmpl w:val="73924D64"/>
     <w:lvl w:ilvl="0">
       <w:start w:val="1"/>
       <w:numFmt w:val="decimal"/>
@@ -14255,6 +14736,10 @@
         </w:tabs>
         <w:ind w:left="720" w:hanging="360"/>
       </w:pPr>
+      <w:rPr>
+        <w:b/>
+        <w:bCs/>
+      </w:rPr>
     </w:lvl>
     <w:lvl w:ilvl="1">
       <w:start w:val="1"/>
@@ -14357,7 +14842,7 @@
       </w:pPr>
     </w:lvl>
   </w:abstractNum>
-  <w:abstractNum w:abstractNumId="14" w15:restartNumberingAfterBreak="0">
+  <w:abstractNum w:abstractNumId="15" w15:restartNumberingAfterBreak="0">
     <w:nsid w:val="26194CD8"/>
     <w:multiLevelType w:val="multilevel"/>
     <w:tmpl w:val="59C8AC98"/>
@@ -14506,7 +14991,7 @@
       </w:rPr>
     </w:lvl>
   </w:abstractNum>
-  <w:abstractNum w:abstractNumId="15" w15:restartNumberingAfterBreak="0">
+  <w:abstractNum w:abstractNumId="16" w15:restartNumberingAfterBreak="0">
     <w:nsid w:val="26566329"/>
     <w:multiLevelType w:val="multilevel"/>
     <w:tmpl w:val="AC34E548"/>
@@ -14655,7 +15140,7 @@
       </w:rPr>
     </w:lvl>
   </w:abstractNum>
-  <w:abstractNum w:abstractNumId="16" w15:restartNumberingAfterBreak="0">
+  <w:abstractNum w:abstractNumId="17" w15:restartNumberingAfterBreak="0">
     <w:nsid w:val="289D4626"/>
     <w:multiLevelType w:val="multilevel"/>
     <w:tmpl w:val="BA1AFC18"/>
@@ -14804,7 +15289,7 @@
       </w:rPr>
     </w:lvl>
   </w:abstractNum>
-  <w:abstractNum w:abstractNumId="17" w15:restartNumberingAfterBreak="0">
+  <w:abstractNum w:abstractNumId="18" w15:restartNumberingAfterBreak="0">
     <w:nsid w:val="2A220E13"/>
     <w:multiLevelType w:val="multilevel"/>
     <w:tmpl w:val="681C79B4"/>
@@ -14953,7 +15438,156 @@
       </w:rPr>
     </w:lvl>
   </w:abstractNum>
-  <w:abstractNum w:abstractNumId="18" w15:restartNumberingAfterBreak="0">
+  <w:abstractNum w:abstractNumId="19" w15:restartNumberingAfterBreak="0">
+    <w:nsid w:val="2E507872"/>
+    <w:multiLevelType w:val="multilevel"/>
+    <w:tmpl w:val="EBE2F60A"/>
+    <w:lvl w:ilvl="0">
+      <w:start w:val="1"/>
+      <w:numFmt w:val="bullet"/>
+      <w:lvlText w:val=""/>
+      <w:lvlJc w:val="left"/>
+      <w:pPr>
+        <w:tabs>
+          <w:tab w:val="num" w:pos="720"/>
+        </w:tabs>
+        <w:ind w:left="720" w:hanging="360"/>
+      </w:pPr>
+      <w:rPr>
+        <w:rFonts w:ascii="Symbol" w:hAnsi="Symbol" w:hint="default"/>
+        <w:sz w:val="20"/>
+      </w:rPr>
+    </w:lvl>
+    <w:lvl w:ilvl="1">
+      <w:start w:val="1"/>
+      <w:numFmt w:val="bullet"/>
+      <w:lvlText w:val="o"/>
+      <w:lvlJc w:val="left"/>
+      <w:pPr>
+        <w:tabs>
+          <w:tab w:val="num" w:pos="1440"/>
+        </w:tabs>
+        <w:ind w:left="1440" w:hanging="360"/>
+      </w:pPr>
+      <w:rPr>
+        <w:rFonts w:ascii="Courier New" w:hAnsi="Courier New" w:cs="Times New Roman" w:hint="default"/>
+        <w:sz w:val="20"/>
+      </w:rPr>
+    </w:lvl>
+    <w:lvl w:ilvl="2">
+      <w:start w:val="1"/>
+      <w:numFmt w:val="bullet"/>
+      <w:lvlText w:val=""/>
+      <w:lvlJc w:val="left"/>
+      <w:pPr>
+        <w:tabs>
+          <w:tab w:val="num" w:pos="2160"/>
+        </w:tabs>
+        <w:ind w:left="2160" w:hanging="360"/>
+      </w:pPr>
+      <w:rPr>
+        <w:rFonts w:ascii="Wingdings" w:hAnsi="Wingdings" w:hint="default"/>
+        <w:sz w:val="20"/>
+      </w:rPr>
+    </w:lvl>
+    <w:lvl w:ilvl="3">
+      <w:start w:val="1"/>
+      <w:numFmt w:val="bullet"/>
+      <w:lvlText w:val=""/>
+      <w:lvlJc w:val="left"/>
+      <w:pPr>
+        <w:tabs>
+          <w:tab w:val="num" w:pos="2880"/>
+        </w:tabs>
+        <w:ind w:left="2880" w:hanging="360"/>
+      </w:pPr>
+      <w:rPr>
+        <w:rFonts w:ascii="Wingdings" w:hAnsi="Wingdings" w:hint="default"/>
+        <w:sz w:val="20"/>
+      </w:rPr>
+    </w:lvl>
+    <w:lvl w:ilvl="4">
+      <w:start w:val="1"/>
+      <w:numFmt w:val="bullet"/>
+      <w:lvlText w:val=""/>
+      <w:lvlJc w:val="left"/>
+      <w:pPr>
+        <w:tabs>
+          <w:tab w:val="num" w:pos="3600"/>
+        </w:tabs>
+        <w:ind w:left="3600" w:hanging="360"/>
+      </w:pPr>
+      <w:rPr>
+        <w:rFonts w:ascii="Wingdings" w:hAnsi="Wingdings" w:hint="default"/>
+        <w:sz w:val="20"/>
+      </w:rPr>
+    </w:lvl>
+    <w:lvl w:ilvl="5">
+      <w:start w:val="1"/>
+      <w:numFmt w:val="bullet"/>
+      <w:lvlText w:val=""/>
+      <w:lvlJc w:val="left"/>
+      <w:pPr>
+        <w:tabs>
+          <w:tab w:val="num" w:pos="4320"/>
+        </w:tabs>
+        <w:ind w:left="4320" w:hanging="360"/>
+      </w:pPr>
+      <w:rPr>
+        <w:rFonts w:ascii="Wingdings" w:hAnsi="Wingdings" w:hint="default"/>
+        <w:sz w:val="20"/>
+      </w:rPr>
+    </w:lvl>
+    <w:lvl w:ilvl="6">
+      <w:start w:val="1"/>
+      <w:numFmt w:val="bullet"/>
+      <w:lvlText w:val=""/>
+      <w:lvlJc w:val="left"/>
+      <w:pPr>
+        <w:tabs>
+          <w:tab w:val="num" w:pos="5040"/>
+        </w:tabs>
+        <w:ind w:left="5040" w:hanging="360"/>
+      </w:pPr>
+      <w:rPr>
+        <w:rFonts w:ascii="Wingdings" w:hAnsi="Wingdings" w:hint="default"/>
+        <w:sz w:val="20"/>
+      </w:rPr>
+    </w:lvl>
+    <w:lvl w:ilvl="7">
+      <w:start w:val="1"/>
+      <w:numFmt w:val="bullet"/>
+      <w:lvlText w:val=""/>
+      <w:lvlJc w:val="left"/>
+      <w:pPr>
+        <w:tabs>
+          <w:tab w:val="num" w:pos="5760"/>
+        </w:tabs>
+        <w:ind w:left="5760" w:hanging="360"/>
+      </w:pPr>
+      <w:rPr>
+        <w:rFonts w:ascii="Wingdings" w:hAnsi="Wingdings" w:hint="default"/>
+        <w:sz w:val="20"/>
+      </w:rPr>
+    </w:lvl>
+    <w:lvl w:ilvl="8">
+      <w:start w:val="1"/>
+      <w:numFmt w:val="bullet"/>
+      <w:lvlText w:val=""/>
+      <w:lvlJc w:val="left"/>
+      <w:pPr>
+        <w:tabs>
+          <w:tab w:val="num" w:pos="6480"/>
+        </w:tabs>
+        <w:ind w:left="6480" w:hanging="360"/>
+      </w:pPr>
+      <w:rPr>
+        <w:rFonts w:ascii="Wingdings" w:hAnsi="Wingdings" w:hint="default"/>
+        <w:sz w:val="20"/>
+      </w:rPr>
+    </w:lvl>
+  </w:abstractNum>
+  <w:abstractNum w:abstractNumId="20" w15:restartNumberingAfterBreak="0">
     <w:nsid w:val="2FA620E6"/>
     <w:multiLevelType w:val="multilevel"/>
     <w:tmpl w:val="96444198"/>
@@ -15102,7 +15736,7 @@
       </w:rPr>
     </w:lvl>
   </w:abstractNum>
-  <w:abstractNum w:abstractNumId="19" w15:restartNumberingAfterBreak="0">
+  <w:abstractNum w:abstractNumId="21" w15:restartNumberingAfterBreak="0">
     <w:nsid w:val="327619B6"/>
     <w:multiLevelType w:val="hybridMultilevel"/>
     <w:tmpl w:val="67E64618"/>
@@ -15191,7 +15825,7 @@
       </w:pPr>
     </w:lvl>
   </w:abstractNum>
-  <w:abstractNum w:abstractNumId="20" w15:restartNumberingAfterBreak="0">
+  <w:abstractNum w:abstractNumId="22" w15:restartNumberingAfterBreak="0">
     <w:nsid w:val="33E7736D"/>
     <w:multiLevelType w:val="multilevel"/>
     <w:tmpl w:val="D76255DC"/>
@@ -15340,7 +15974,7 @@
       </w:rPr>
     </w:lvl>
   </w:abstractNum>
-  <w:abstractNum w:abstractNumId="21" w15:restartNumberingAfterBreak="0">
+  <w:abstractNum w:abstractNumId="23" w15:restartNumberingAfterBreak="0">
     <w:nsid w:val="34D16AD1"/>
     <w:multiLevelType w:val="multilevel"/>
     <w:tmpl w:val="66C8A276"/>
@@ -15489,10 +16123,10 @@
       </w:rPr>
     </w:lvl>
   </w:abstractNum>
-  <w:abstractNum w:abstractNumId="22" w15:restartNumberingAfterBreak="0">
+  <w:abstractNum w:abstractNumId="24" w15:restartNumberingAfterBreak="0">
     <w:nsid w:val="3749204D"/>
     <w:multiLevelType w:val="multilevel"/>
-    <w:tmpl w:val="DE306AA8"/>
+    <w:tmpl w:val="6AA0E460"/>
     <w:lvl w:ilvl="0">
       <w:start w:val="1"/>
       <w:numFmt w:val="decimal"/>
@@ -15504,6 +16138,10 @@
         </w:tabs>
         <w:ind w:left="720" w:hanging="360"/>
       </w:pPr>
+      <w:rPr>
+        <w:b/>
+        <w:bCs w:val="0"/>
+      </w:rPr>
     </w:lvl>
     <w:lvl w:ilvl="1">
       <w:start w:val="1"/>
@@ -15610,7 +16248,7 @@
       </w:pPr>
     </w:lvl>
   </w:abstractNum>
-  <w:abstractNum w:abstractNumId="23" w15:restartNumberingAfterBreak="0">
+  <w:abstractNum w:abstractNumId="25" w15:restartNumberingAfterBreak="0">
     <w:nsid w:val="3AF630B2"/>
     <w:multiLevelType w:val="multilevel"/>
     <w:tmpl w:val="A476D08E"/>
@@ -15759,7 +16397,7 @@
       </w:rPr>
     </w:lvl>
   </w:abstractNum>
-  <w:abstractNum w:abstractNumId="24" w15:restartNumberingAfterBreak="0">
+  <w:abstractNum w:abstractNumId="26" w15:restartNumberingAfterBreak="0">
     <w:nsid w:val="41CD044D"/>
     <w:multiLevelType w:val="multilevel"/>
     <w:tmpl w:val="35FEE242"/>
@@ -15908,7 +16546,7 @@
       </w:rPr>
     </w:lvl>
   </w:abstractNum>
-  <w:abstractNum w:abstractNumId="25" w15:restartNumberingAfterBreak="0">
+  <w:abstractNum w:abstractNumId="27" w15:restartNumberingAfterBreak="0">
     <w:nsid w:val="429A5645"/>
     <w:multiLevelType w:val="multilevel"/>
     <w:tmpl w:val="A2DEC43A"/>
@@ -16021,7 +16659,7 @@
       </w:pPr>
     </w:lvl>
   </w:abstractNum>
-  <w:abstractNum w:abstractNumId="26" w15:restartNumberingAfterBreak="0">
+  <w:abstractNum w:abstractNumId="28" w15:restartNumberingAfterBreak="0">
     <w:nsid w:val="483B51C1"/>
     <w:multiLevelType w:val="multilevel"/>
     <w:tmpl w:val="25F46736"/>
@@ -16170,10 +16808,10 @@
       </w:rPr>
     </w:lvl>
   </w:abstractNum>
-  <w:abstractNum w:abstractNumId="27" w15:restartNumberingAfterBreak="0">
+  <w:abstractNum w:abstractNumId="29" w15:restartNumberingAfterBreak="0">
     <w:nsid w:val="4E6549EA"/>
     <w:multiLevelType w:val="multilevel"/>
-    <w:tmpl w:val="D27C6A12"/>
+    <w:tmpl w:val="5EF0A710"/>
     <w:lvl w:ilvl="0">
       <w:start w:val="1"/>
       <w:numFmt w:val="decimal"/>
@@ -16185,6 +16823,10 @@
         </w:tabs>
         <w:ind w:left="720" w:hanging="360"/>
       </w:pPr>
+      <w:rPr>
+        <w:b/>
+        <w:bCs w:val="0"/>
+      </w:rPr>
     </w:lvl>
     <w:lvl w:ilvl="1">
       <w:start w:val="1"/>
@@ -16291,7 +16933,7 @@
       </w:pPr>
     </w:lvl>
   </w:abstractNum>
-  <w:abstractNum w:abstractNumId="28" w15:restartNumberingAfterBreak="0">
+  <w:abstractNum w:abstractNumId="30" w15:restartNumberingAfterBreak="0">
     <w:nsid w:val="50D00380"/>
     <w:multiLevelType w:val="multilevel"/>
     <w:tmpl w:val="DAC200B6"/>
@@ -16440,7 +17082,7 @@
       </w:rPr>
     </w:lvl>
   </w:abstractNum>
-  <w:abstractNum w:abstractNumId="29" w15:restartNumberingAfterBreak="0">
+  <w:abstractNum w:abstractNumId="31" w15:restartNumberingAfterBreak="0">
     <w:nsid w:val="535E77C9"/>
     <w:multiLevelType w:val="multilevel"/>
     <w:tmpl w:val="4FC815CA"/>
@@ -16589,7 +17231,7 @@
       </w:rPr>
     </w:lvl>
   </w:abstractNum>
-  <w:abstractNum w:abstractNumId="30" w15:restartNumberingAfterBreak="0">
+  <w:abstractNum w:abstractNumId="32" w15:restartNumberingAfterBreak="0">
     <w:nsid w:val="537A2490"/>
     <w:multiLevelType w:val="multilevel"/>
     <w:tmpl w:val="E4702F52"/>
@@ -16738,10 +17380,10 @@
       </w:rPr>
     </w:lvl>
   </w:abstractNum>
-  <w:abstractNum w:abstractNumId="31" w15:restartNumberingAfterBreak="0">
+  <w:abstractNum w:abstractNumId="33" w15:restartNumberingAfterBreak="0">
     <w:nsid w:val="53AC2CEC"/>
     <w:multiLevelType w:val="multilevel"/>
-    <w:tmpl w:val="204EA210"/>
+    <w:tmpl w:val="7602C5C8"/>
     <w:lvl w:ilvl="0">
       <w:start w:val="1"/>
       <w:numFmt w:val="decimal"/>
@@ -16753,6 +17395,10 @@
         </w:tabs>
         <w:ind w:left="720" w:hanging="360"/>
       </w:pPr>
+      <w:rPr>
+        <w:b/>
+        <w:bCs w:val="0"/>
+      </w:rPr>
     </w:lvl>
     <w:lvl w:ilvl="1">
       <w:start w:val="1"/>
@@ -16859,7 +17505,7 @@
       </w:pPr>
     </w:lvl>
   </w:abstractNum>
-  <w:abstractNum w:abstractNumId="32" w15:restartNumberingAfterBreak="0">
+  <w:abstractNum w:abstractNumId="34" w15:restartNumberingAfterBreak="0">
     <w:nsid w:val="59DA46E6"/>
     <w:multiLevelType w:val="multilevel"/>
     <w:tmpl w:val="38603DA2"/>
@@ -17008,7 +17654,7 @@
       </w:rPr>
     </w:lvl>
   </w:abstractNum>
-  <w:abstractNum w:abstractNumId="33" w15:restartNumberingAfterBreak="0">
+  <w:abstractNum w:abstractNumId="35" w15:restartNumberingAfterBreak="0">
     <w:nsid w:val="5C59110D"/>
     <w:multiLevelType w:val="multilevel"/>
     <w:tmpl w:val="A5C622A6"/>
@@ -17153,7 +17799,7 @@
       </w:rPr>
     </w:lvl>
   </w:abstractNum>
-  <w:abstractNum w:abstractNumId="34" w15:restartNumberingAfterBreak="0">
+  <w:abstractNum w:abstractNumId="36" w15:restartNumberingAfterBreak="0">
     <w:nsid w:val="5C591B61"/>
     <w:multiLevelType w:val="multilevel"/>
     <w:tmpl w:val="3B3A8148"/>
@@ -17302,7 +17948,7 @@
       </w:rPr>
     </w:lvl>
   </w:abstractNum>
-  <w:abstractNum w:abstractNumId="35" w15:restartNumberingAfterBreak="0">
+  <w:abstractNum w:abstractNumId="37" w15:restartNumberingAfterBreak="0">
     <w:nsid w:val="5CFF6252"/>
     <w:multiLevelType w:val="multilevel"/>
     <w:tmpl w:val="4FA846D2"/>
@@ -17451,7 +18097,7 @@
       </w:rPr>
     </w:lvl>
   </w:abstractNum>
-  <w:abstractNum w:abstractNumId="36" w15:restartNumberingAfterBreak="0">
+  <w:abstractNum w:abstractNumId="38" w15:restartNumberingAfterBreak="0">
     <w:nsid w:val="60125A37"/>
     <w:multiLevelType w:val="multilevel"/>
     <w:tmpl w:val="87F680AC"/>
@@ -17600,7 +18246,7 @@
       </w:rPr>
     </w:lvl>
   </w:abstractNum>
-  <w:abstractNum w:abstractNumId="37" w15:restartNumberingAfterBreak="0">
+  <w:abstractNum w:abstractNumId="39" w15:restartNumberingAfterBreak="0">
     <w:nsid w:val="625D5E69"/>
     <w:multiLevelType w:val="multilevel"/>
     <w:tmpl w:val="5BE00480"/>
@@ -17749,7 +18395,7 @@
       </w:rPr>
     </w:lvl>
   </w:abstractNum>
-  <w:abstractNum w:abstractNumId="38" w15:restartNumberingAfterBreak="0">
+  <w:abstractNum w:abstractNumId="40" w15:restartNumberingAfterBreak="0">
     <w:nsid w:val="64FB40BB"/>
     <w:multiLevelType w:val="multilevel"/>
     <w:tmpl w:val="EAB6CE66"/>
@@ -17898,7 +18544,7 @@
       </w:rPr>
     </w:lvl>
   </w:abstractNum>
-  <w:abstractNum w:abstractNumId="39" w15:restartNumberingAfterBreak="0">
+  <w:abstractNum w:abstractNumId="41" w15:restartNumberingAfterBreak="0">
     <w:nsid w:val="66F62C51"/>
     <w:multiLevelType w:val="multilevel"/>
     <w:tmpl w:val="D5E43136"/>
@@ -18047,7 +18693,7 @@
       </w:rPr>
     </w:lvl>
   </w:abstractNum>
-  <w:abstractNum w:abstractNumId="40" w15:restartNumberingAfterBreak="0">
+  <w:abstractNum w:abstractNumId="42" w15:restartNumberingAfterBreak="0">
     <w:nsid w:val="689857C1"/>
     <w:multiLevelType w:val="multilevel"/>
     <w:tmpl w:val="EBD4AF2E"/>
@@ -18168,7 +18814,7 @@
       </w:rPr>
     </w:lvl>
   </w:abstractNum>
-  <w:abstractNum w:abstractNumId="41" w15:restartNumberingAfterBreak="0">
+  <w:abstractNum w:abstractNumId="43" w15:restartNumberingAfterBreak="0">
     <w:nsid w:val="69733213"/>
     <w:multiLevelType w:val="multilevel"/>
     <w:tmpl w:val="6C5A452E"/>
@@ -18317,7 +18963,7 @@
       </w:rPr>
     </w:lvl>
   </w:abstractNum>
-  <w:abstractNum w:abstractNumId="42" w15:restartNumberingAfterBreak="0">
+  <w:abstractNum w:abstractNumId="44" w15:restartNumberingAfterBreak="0">
     <w:nsid w:val="70F0768E"/>
     <w:multiLevelType w:val="multilevel"/>
     <w:tmpl w:val="0A54A070"/>
@@ -18466,7 +19112,7 @@
       </w:rPr>
     </w:lvl>
   </w:abstractNum>
-  <w:abstractNum w:abstractNumId="43" w15:restartNumberingAfterBreak="0">
+  <w:abstractNum w:abstractNumId="45" w15:restartNumberingAfterBreak="0">
     <w:nsid w:val="73096B18"/>
     <w:multiLevelType w:val="multilevel"/>
     <w:tmpl w:val="68A4EC44"/>
@@ -18615,7 +19261,7 @@
       </w:rPr>
     </w:lvl>
   </w:abstractNum>
-  <w:abstractNum w:abstractNumId="44" w15:restartNumberingAfterBreak="0">
+  <w:abstractNum w:abstractNumId="46" w15:restartNumberingAfterBreak="0">
     <w:nsid w:val="733D49D7"/>
     <w:multiLevelType w:val="multilevel"/>
     <w:tmpl w:val="FA7AA00A"/>
@@ -18728,7 +19374,7 @@
       </w:pPr>
     </w:lvl>
   </w:abstractNum>
-  <w:abstractNum w:abstractNumId="45" w15:restartNumberingAfterBreak="0">
+  <w:abstractNum w:abstractNumId="47" w15:restartNumberingAfterBreak="0">
     <w:nsid w:val="7BDE3D51"/>
     <w:multiLevelType w:val="multilevel"/>
     <w:tmpl w:val="10364D0E"/>
@@ -18873,7 +19519,7 @@
       </w:rPr>
     </w:lvl>
   </w:abstractNum>
-  <w:abstractNum w:abstractNumId="46" w15:restartNumberingAfterBreak="0">
+  <w:abstractNum w:abstractNumId="48" w15:restartNumberingAfterBreak="0">
     <w:nsid w:val="7BE73342"/>
     <w:multiLevelType w:val="multilevel"/>
     <w:tmpl w:val="4F584A32"/>
@@ -19022,7 +19668,7 @@
       </w:rPr>
     </w:lvl>
   </w:abstractNum>
-  <w:abstractNum w:abstractNumId="47" w15:restartNumberingAfterBreak="0">
+  <w:abstractNum w:abstractNumId="49" w15:restartNumberingAfterBreak="0">
     <w:nsid w:val="7CE07D86"/>
     <w:multiLevelType w:val="multilevel"/>
     <w:tmpl w:val="ACAEFBC8"/>
@@ -19171,7 +19817,7 @@
       </w:rPr>
     </w:lvl>
   </w:abstractNum>
-  <w:abstractNum w:abstractNumId="48" w15:restartNumberingAfterBreak="0">
+  <w:abstractNum w:abstractNumId="50" w15:restartNumberingAfterBreak="0">
     <w:nsid w:val="7CFF1201"/>
     <w:multiLevelType w:val="multilevel"/>
     <w:tmpl w:val="DF3A354A"/>
@@ -19320,7 +19966,7 @@
       </w:rPr>
     </w:lvl>
   </w:abstractNum>
-  <w:abstractNum w:abstractNumId="49" w15:restartNumberingAfterBreak="0">
+  <w:abstractNum w:abstractNumId="51" w15:restartNumberingAfterBreak="0">
     <w:nsid w:val="7E804427"/>
     <w:multiLevelType w:val="multilevel"/>
     <w:tmpl w:val="79F64C10"/>
@@ -19470,19 +20116,19 @@
     </w:lvl>
   </w:abstractNum>
   <w:num w:numId="1" w16cid:durableId="1697273364">
-    <w:abstractNumId w:val="18"/>
+    <w:abstractNumId w:val="20"/>
   </w:num>
   <w:num w:numId="2" w16cid:durableId="1482162839">
     <w:abstractNumId w:val="6"/>
   </w:num>
   <w:num w:numId="3" w16cid:durableId="962225179">
-    <w:abstractNumId w:val="19"/>
+    <w:abstractNumId w:val="21"/>
   </w:num>
   <w:num w:numId="4" w16cid:durableId="1437865123">
-    <w:abstractNumId w:val="40"/>
+    <w:abstractNumId w:val="42"/>
   </w:num>
   <w:num w:numId="5" w16cid:durableId="1600260619">
-    <w:abstractNumId w:val="13"/>
+    <w:abstractNumId w:val="14"/>
   </w:num>
   <w:num w:numId="6" w16cid:durableId="509567939">
     <w:abstractNumId w:val="7"/>
@@ -19491,16 +20137,16 @@
     <w:abstractNumId w:val="9"/>
   </w:num>
   <w:num w:numId="8" w16cid:durableId="1901747009">
-    <w:abstractNumId w:val="31"/>
+    <w:abstractNumId w:val="33"/>
   </w:num>
   <w:num w:numId="9" w16cid:durableId="610281798">
-    <w:abstractNumId w:val="22"/>
+    <w:abstractNumId w:val="24"/>
   </w:num>
   <w:num w:numId="10" w16cid:durableId="1513493749">
-    <w:abstractNumId w:val="27"/>
+    <w:abstractNumId w:val="29"/>
   </w:num>
   <w:num w:numId="11" w16cid:durableId="1364012727">
-    <w:abstractNumId w:val="24"/>
+    <w:abstractNumId w:val="26"/>
   </w:num>
   <w:num w:numId="12" w16cid:durableId="1651983572">
     <w:abstractNumId w:val="2"/>
@@ -19509,91 +20155,91 @@
     <w:abstractNumId w:val="0"/>
   </w:num>
   <w:num w:numId="14" w16cid:durableId="616333251">
-    <w:abstractNumId w:val="20"/>
+    <w:abstractNumId w:val="22"/>
   </w:num>
   <w:num w:numId="15" w16cid:durableId="1046249076">
     <w:abstractNumId w:val="1"/>
   </w:num>
   <w:num w:numId="16" w16cid:durableId="1745105488">
-    <w:abstractNumId w:val="47"/>
+    <w:abstractNumId w:val="49"/>
   </w:num>
   <w:num w:numId="17" w16cid:durableId="1668629189">
-    <w:abstractNumId w:val="33"/>
+    <w:abstractNumId w:val="35"/>
   </w:num>
   <w:num w:numId="18" w16cid:durableId="1452557200">
-    <w:abstractNumId w:val="30"/>
+    <w:abstractNumId w:val="32"/>
   </w:num>
   <w:num w:numId="19" w16cid:durableId="1042703765">
-    <w:abstractNumId w:val="15"/>
+    <w:abstractNumId w:val="16"/>
   </w:num>
   <w:num w:numId="20" w16cid:durableId="575238480">
-    <w:abstractNumId w:val="35"/>
+    <w:abstractNumId w:val="37"/>
   </w:num>
   <w:num w:numId="21" w16cid:durableId="57755086">
-    <w:abstractNumId w:val="26"/>
+    <w:abstractNumId w:val="28"/>
   </w:num>
   <w:num w:numId="22" w16cid:durableId="733436206">
-    <w:abstractNumId w:val="23"/>
+    <w:abstractNumId w:val="25"/>
   </w:num>
   <w:num w:numId="23" w16cid:durableId="1258249755">
-    <w:abstractNumId w:val="43"/>
+    <w:abstractNumId w:val="45"/>
   </w:num>
   <w:num w:numId="24" w16cid:durableId="1753771037">
-    <w:abstractNumId w:val="48"/>
+    <w:abstractNumId w:val="50"/>
   </w:num>
   <w:num w:numId="25" w16cid:durableId="636839482">
-    <w:abstractNumId w:val="29"/>
+    <w:abstractNumId w:val="31"/>
   </w:num>
   <w:num w:numId="26" w16cid:durableId="832992813">
     <w:abstractNumId w:val="8"/>
   </w:num>
   <w:num w:numId="27" w16cid:durableId="837383858">
-    <w:abstractNumId w:val="49"/>
+    <w:abstractNumId w:val="51"/>
   </w:num>
   <w:num w:numId="28" w16cid:durableId="1595046713">
-    <w:abstractNumId w:val="38"/>
+    <w:abstractNumId w:val="40"/>
   </w:num>
   <w:num w:numId="29" w16cid:durableId="804469453">
-    <w:abstractNumId w:val="45"/>
+    <w:abstractNumId w:val="47"/>
   </w:num>
   <w:num w:numId="30" w16cid:durableId="192697709">
     <w:abstractNumId w:val="11"/>
   </w:num>
   <w:num w:numId="31" w16cid:durableId="809513994">
-    <w:abstractNumId w:val="42"/>
+    <w:abstractNumId w:val="44"/>
   </w:num>
   <w:num w:numId="32" w16cid:durableId="1796555622">
-    <w:abstractNumId w:val="16"/>
+    <w:abstractNumId w:val="17"/>
   </w:num>
   <w:num w:numId="33" w16cid:durableId="180819512">
-    <w:abstractNumId w:val="34"/>
+    <w:abstractNumId w:val="36"/>
   </w:num>
   <w:num w:numId="34" w16cid:durableId="945966410">
     <w:abstractNumId w:val="10"/>
   </w:num>
   <w:num w:numId="35" w16cid:durableId="1640182207">
-    <w:abstractNumId w:val="32"/>
+    <w:abstractNumId w:val="34"/>
   </w:num>
   <w:num w:numId="36" w16cid:durableId="42099193">
-    <w:abstractNumId w:val="12"/>
+    <w:abstractNumId w:val="13"/>
   </w:num>
   <w:num w:numId="37" w16cid:durableId="2047292505">
-    <w:abstractNumId w:val="37"/>
+    <w:abstractNumId w:val="39"/>
   </w:num>
   <w:num w:numId="38" w16cid:durableId="1568610915">
     <w:abstractNumId w:val="3"/>
   </w:num>
   <w:num w:numId="39" w16cid:durableId="906840172">
-    <w:abstractNumId w:val="17"/>
+    <w:abstractNumId w:val="18"/>
   </w:num>
   <w:num w:numId="40" w16cid:durableId="1702515368">
-    <w:abstractNumId w:val="14"/>
+    <w:abstractNumId w:val="15"/>
   </w:num>
   <w:num w:numId="41" w16cid:durableId="1477599405">
-    <w:abstractNumId w:val="28"/>
+    <w:abstractNumId w:val="30"/>
   </w:num>
   <w:num w:numId="42" w16cid:durableId="1827551589">
-    <w:abstractNumId w:val="28"/>
+    <w:abstractNumId w:val="30"/>
     <w:lvlOverride w:ilvl="1">
       <w:lvl w:ilvl="1">
         <w:numFmt w:val="decimal"/>
@@ -19603,13 +20249,13 @@
     </w:lvlOverride>
   </w:num>
   <w:num w:numId="43" w16cid:durableId="1910529366">
-    <w:abstractNumId w:val="46"/>
+    <w:abstractNumId w:val="48"/>
   </w:num>
   <w:num w:numId="44" w16cid:durableId="680815392">
-    <w:abstractNumId w:val="39"/>
+    <w:abstractNumId w:val="41"/>
   </w:num>
   <w:num w:numId="45" w16cid:durableId="235435854">
-    <w:abstractNumId w:val="39"/>
+    <w:abstractNumId w:val="41"/>
     <w:lvlOverride w:ilvl="1">
       <w:lvl w:ilvl="1">
         <w:numFmt w:val="decimal"/>
@@ -19619,25 +20265,65 @@
     </w:lvlOverride>
   </w:num>
   <w:num w:numId="46" w16cid:durableId="94861574">
-    <w:abstractNumId w:val="44"/>
+    <w:abstractNumId w:val="46"/>
   </w:num>
   <w:num w:numId="47" w16cid:durableId="769131710">
-    <w:abstractNumId w:val="25"/>
+    <w:abstractNumId w:val="27"/>
   </w:num>
   <w:num w:numId="48" w16cid:durableId="149292614">
     <w:abstractNumId w:val="5"/>
   </w:num>
   <w:num w:numId="49" w16cid:durableId="1523205389">
-    <w:abstractNumId w:val="36"/>
+    <w:abstractNumId w:val="38"/>
   </w:num>
   <w:num w:numId="50" w16cid:durableId="173960485">
-    <w:abstractNumId w:val="21"/>
+    <w:abstractNumId w:val="23"/>
   </w:num>
   <w:num w:numId="51" w16cid:durableId="945191940">
-    <w:abstractNumId w:val="41"/>
+    <w:abstractNumId w:val="43"/>
   </w:num>
   <w:num w:numId="52" w16cid:durableId="1701322791">
     <w:abstractNumId w:val="4"/>
+  </w:num>
+  <w:num w:numId="53" w16cid:durableId="888222377">
+    <w:abstractNumId w:val="12"/>
+    <w:lvlOverride w:ilvl="0">
+      <w:startOverride w:val="1"/>
+    </w:lvlOverride>
+    <w:lvlOverride w:ilvl="1"/>
+    <w:lvlOverride w:ilvl="2">
+      <w:startOverride w:val="1"/>
+    </w:lvlOverride>
+    <w:lvlOverride w:ilvl="3">
+      <w:startOverride w:val="1"/>
+    </w:lvlOverride>
+    <w:lvlOverride w:ilvl="4">
+      <w:startOverride w:val="1"/>
+    </w:lvlOverride>
+    <w:lvlOverride w:ilvl="5">
+      <w:startOverride w:val="1"/>
+    </w:lvlOverride>
+    <w:lvlOverride w:ilvl="6">
+      <w:startOverride w:val="1"/>
+    </w:lvlOverride>
+    <w:lvlOverride w:ilvl="7">
+      <w:startOverride w:val="1"/>
+    </w:lvlOverride>
+    <w:lvlOverride w:ilvl="8">
+      <w:startOverride w:val="1"/>
+    </w:lvlOverride>
+  </w:num>
+  <w:num w:numId="54" w16cid:durableId="506022432">
+    <w:abstractNumId w:val="19"/>
+    <w:lvlOverride w:ilvl="0"/>
+    <w:lvlOverride w:ilvl="1"/>
+    <w:lvlOverride w:ilvl="2"/>
+    <w:lvlOverride w:ilvl="3"/>
+    <w:lvlOverride w:ilvl="4"/>
+    <w:lvlOverride w:ilvl="5"/>
+    <w:lvlOverride w:ilvl="6"/>
+    <w:lvlOverride w:ilvl="7"/>
+    <w:lvlOverride w:ilvl="8"/>
   </w:num>
 </w:numbering>
 </file>
